--- a/SubPages/Security_Risk/docs/Unit11_Reflection.docx
+++ b/SubPages/Security_Risk/docs/Unit11_Reflection.docx
@@ -2855,7 +2855,7 @@
         <w:rPr>
           <w:i/>
         </w:rPr>
-        <w:t>Critical reflection in nursing and the helping professions: a user’s guide</w:t>
+        <w:t>Critical reflection for nursing and the helping professions: a user’s guide</w:t>
       </w:r>
       <w:r>
         <w:rPr/>

--- a/SubPages/Security_Risk/docs/Unit11_Reflection.docx
+++ b/SubPages/Security_Risk/docs/Unit11_Reflection.docx
@@ -5,19 +5,27 @@
     <w:p>
       <w:pPr>
         <w:pStyle w:val="Title"/>
+        <w:spacing w:line="480" w:lineRule="auto"/>
       </w:pPr>
       <w:r>
         <w:t>Unit 11 Reflection: Future Trends in Security and Risk Management</w:t>
       </w:r>
     </w:p>
     <w:p>
+      <w:pPr>
+        <w:spacing w:line="480" w:lineRule="auto"/>
+      </w:pPr>
       <w:r>
         <w:t>Ian Stevens  |  Security and Risk Management, October 2025</w:t>
       </w:r>
     </w:p>
     <w:p>
+      <w:pPr>
+        <w:spacing w:line="480" w:lineRule="auto"/>
+      </w:pPr>
       <w:r>
         <w:rPr>
+          <w:rFonts w:ascii="Arial" w:hAnsi="Arial" w:cs="Arial" w:eastAsia="Arial"/>
           <w:i/>
         </w:rPr>
         <w:t>Structured using the What? So what? Now what? model (Rolfe, Freshwater and Jasper, 2001).</w:t>
@@ -26,92 +34,145 @@
     <w:p>
       <w:pPr>
         <w:pStyle w:val="Heading1"/>
+        <w:spacing w:line="480" w:lineRule="auto"/>
       </w:pPr>
       <w:r>
         <w:t>What?</w:t>
       </w:r>
     </w:p>
     <w:p>
+      <w:pPr>
+        <w:spacing w:line="480" w:lineRule="auto"/>
+      </w:pPr>
       <w:r>
-        <w:rPr/>
+        <w:rPr>
+          <w:rFonts w:ascii="Arial" w:hAnsi="Arial" w:cs="Arial" w:eastAsia="Arial"/>
+        </w:rPr>
         <w:t>Unit 11 looked forward. The lecturecast set out emerging trends in the field, the solutions most likely to meet particular objectives and the factors driving the field’s development. The required reading was Pineiro-Chousa et al.’s (2017) options model of reputational risk, Fahimnia et al.’s (2019) review of behavioural operations and supply chain management, Ridley’s (2018) article on machine learning for autonomous cyber defence and Marks’s (2019) guide to choosing a risk management framework. I also read the recommended chapters on reporting and communicating risk (Sutton, 2021, chs 8 and 9; Lyon, 2022) and on risk assessment in environmental management systems (Popov, Popov and Lyon, 2022). I evaluated six trends (Artefact 1), rebuilt Ridley’s experiment (Artefact 2) and priced Pineiro-Chousa et al.’s option positions (Artefact 3). The unit ended with the submission of my executive summary for Pampered Pets, which received 55% (Artefact 4).</w:t>
       </w:r>
     </w:p>
     <w:p>
       <w:pPr>
         <w:pStyle w:val="Heading1"/>
+        <w:spacing w:line="480" w:lineRule="auto"/>
       </w:pPr>
       <w:r>
         <w:t>So what?</w:t>
       </w:r>
     </w:p>
     <w:p>
+      <w:pPr>
+        <w:spacing w:line="480" w:lineRule="auto"/>
+      </w:pPr>
       <w:r>
-        <w:rPr/>
+        <w:rPr>
+          <w:rFonts w:ascii="Arial" w:hAnsi="Arial" w:cs="Arial" w:eastAsia="Arial"/>
+        </w:rPr>
         <w:t>The first thing I noticed was the age of the ‘emerging’ trends. All four journal readings date from 2017 to 2019, and two have already been overtaken. Ridley’s vision of an agent that learns to defend a network by trial and error has moved, in practice, towards systems that find and fix flaws in code: in DARPA’s AI Cyber Challenge the finalists’ systems found 54 of 63 planted vulnerabilities and patched 43, at an average cost of about $152 per task (DARPA, 2025). Marks compares COBIT 5 with an information assurance standard that the NCSC no longer supports (Mackay, 2021), leaves out FAIR, the best-known quantitative framework (The Open Group, 2018), and then finds that none of the frameworks he compared uses quantitative factors. He quotes ‘ISO/IEC 27005:2001’, an edition that never existed (the first was published in 2008), through an endnote that leads to the NCSC, and credits the HMG standard to NIST. Even the reading list adds the issue’s two guest editors as co-authors of Ridley’s article. What this unit added is that a trend is a claim about the future, and a claim made in 2018 has to be read against what has happened since.</w:t>
       </w:r>
     </w:p>
     <w:p>
+      <w:pPr>
+        <w:spacing w:line="480" w:lineRule="auto"/>
+      </w:pPr>
       <w:r>
-        <w:rPr/>
+        <w:rPr>
+          <w:rFonts w:ascii="Arial" w:hAnsi="Arial" w:cs="Arial" w:eastAsia="Arial"/>
+        </w:rPr>
         <w:t>Ridley’s article reports one experiment, an agent defending an 18-node network that kept about 16 nodes safe on average, and concludes that reinforcement learning ‘can be used’ to build an autonomous defender. It never compares the agent with a simple rule. When I rebuilt the experiment, two of three trained agents matched his result at about 16.8 safe nodes, which suggests the rebuild is close to the original. The third, trained with the same settings and a different random seed, looked the same during training but managed only 12.7 in testing. A rule that a human analyst could write in one line, patch the compromised node with the most safe neighbours, kept 17.1 nodes safe, and a rule that isolates hubs and patches leaves kept 17.7, at a lower cost than the agents and with no training at all. The agents also never chose to isolate, because the reward charged 10 for isolating and only 5 for patching. That leaves them no answer to a faster attacker: in my tests, patching alone collapsed once the spreading probability passed about 0.2, while the rules that isolate held. Ridley reports the number of safe nodes while the agent was trained on safe nodes minus action costs, and the two measures rank the policies differently. That was the most useful finding of the unit for me: an autonomous defender optimises what it is paid for, so the reward is a risk decision in its own right and needs an owner. I am wary of overstating this, because my rebuild rests on assumptions about details the article leaves out.</w:t>
       </w:r>
     </w:p>
     <w:p>
+      <w:pPr>
+        <w:spacing w:line="480" w:lineRule="auto"/>
+      </w:pPr>
       <w:r>
-        <w:rPr/>
+        <w:rPr>
+          <w:rFonts w:ascii="Arial" w:hAnsi="Arial" w:cs="Arial" w:eastAsia="Arial"/>
+        </w:rPr>
         <w:t>Fahimnia et al. (2019) supply the question that Ridley does not ask. They find that ‘decision making in practice continues to be heavily influenced by human judgment, even with regard to highly automated and supposedly objective systems’, and frame the key question as when human judgement ‘should be encouraged or discouraged’. The review stops in June 2018, says nothing about security, rests its view of the future on a survey of ten authors that it calls ‘likely biased’, and gives both 439 and 448 as the number of articles screened. But it explained something from Unit 7. The input that drove the probability of a major quality failure in my executive summary was the quality control detection rate, a measure of how well staff spot faulty batches, with a rank correlation of −0.88. Fahimnia et al. list quality and reliability management among the areas behavioural research has ‘so far’ not explored. The most important number in my quantitative model was a human behaviour, and I had assumed it rather than measured it.</w:t>
       </w:r>
     </w:p>
     <w:p>
+      <w:pPr>
+        <w:spacing w:line="480" w:lineRule="auto"/>
+      </w:pPr>
       <w:r>
-        <w:rPr/>
+        <w:rPr>
+          <w:rFonts w:ascii="Arial" w:hAnsi="Arial" w:cs="Arial" w:eastAsia="Arial"/>
+        </w:rPr>
         <w:t>Pineiro-Chousa et al. (2017) bring options theory into reputational risk, treating environmental management as a premium paid for a call on reputational opportunities and a put against reputational threats. The paper never prices an option, so I priced its positions with the Black and Scholes (1973) model, using illustrative inputs. Two of the three claims in its Table 1 for voluntary disclosure held: the position becomes cheaper and its maximum loss falls. The third, a higher maximum reward, failed at every volatility I tried, because the premium saved is always less than the distance the strikes move apart. At a fair price every position has an expected result of zero, so the gain the paper describes must come from the market valuing a company’s reputation differently once it can tell good practice from bad. That is an argument about information, and the option framing adds a vocabulary without prices. What I kept is the asymmetry: preparation is a premium paid before the event, and its value rises with the volatility of reputation. Pampered Pets’ high-profile customers make its reputation volatile, so the cheap premium is a quality and incident record that can be shown within days. The paper’s scenario of mature mandatory reporting is also receding: the EU’s Omnibus I limits sustainability reporting to companies with more than 1,000 employees and €450 million turnover and drops the planned move to reasonable assurance (Mac Cormac et al., 2025). The mandatory disclosure that does apply to Pampered Pets is a personal data breach, which must be reported to the ICO ‘not later than 72 hours after becoming aware of it’ (ICO, no date).</w:t>
       </w:r>
     </w:p>
     <w:p>
+      <w:pPr>
+        <w:spacing w:line="480" w:lineRule="auto"/>
+      </w:pPr>
       <w:r>
-        <w:rPr/>
+        <w:rPr>
+          <w:rFonts w:ascii="Arial" w:hAnsi="Arial" w:cs="Arial" w:eastAsia="Arial"/>
+        </w:rPr>
         <w:t>Marks’s (2019) checklist was more useful applied to my own team’s choice. Asked of the ISO 31000 and ISO/IEC 27005 pairing that Group 2 adopted, ‘Is risk evaluated on a quantitative approach?’ gets a no (Group 2, 2025), and the questions on expertise and licensing get a yes for a four-person business. His advice to use ‘the simplest framework that meets their requirements’ supports my Unit 5 conclusion: Cyber Essentials and the GDPR basics first, and a formal framework once the ERP and international supply chain justify it.</w:t>
       </w:r>
     </w:p>
     <w:p>
+      <w:pPr>
+        <w:spacing w:line="480" w:lineRule="auto"/>
+      </w:pPr>
       <w:r>
-        <w:rPr/>
+        <w:rPr>
+          <w:rFonts w:ascii="Arial" w:hAnsi="Arial" w:cs="Arial" w:eastAsia="Arial"/>
+        </w:rPr>
         <w:t>The recommended chapters on reporting changed how I read my tutor’s feedback on the executive summary. It scored 10 out of 30 for criticality (‘There is no evident criticality’), 8 out of 20 for sources (‘Very few works are cited’) and lost a mark for ‘over-reliance on images and tables’. Reading this was uncomfortable, mostly because the group report had received almost the same comments seven weeks before I submitted: limitations and gaps ‘should have been acknowledged’, and ‘very recent sources are expected’. I had that feedback and did not apply it to my own work, probably because I treated the summary as a modelling exercise and the feedback as being about the group’s writing. Sutton (2021) says a business case needs the proposed solution, why it would reduce the risk, and a financial breakdown over three to five years. My summary recommended an active-active, multi-region architecture with no cost at all; Unit 10 put it at about £45,000 a year, against about £3,400 for a design that met the requirements better. Lyon (2022) argues for heat maps and bow-ties because decision makers need to see the whole risk pathway, which seems to contradict the tutor. I think the difference is what the visuals carry. My eight tables held 308 of the summary’s 1,079 words, and they carried results without the reasoning or doubts behind them, which is what the criticality criterion looks for. Lyon’s own striped bow-tie shows a second risk: it multiplies severity, likelihood and a control factor and reports the percentage of risk reduced, arithmetic on ordinal scores that Cox (2008) warned against in Unit 2. Popov, Popov and Lyon (2022) present a 79% fall in the standard deviation of environmental significance scores as evidence of success, but one aspect scored at −180 accounts for about 60% of the original variance.</w:t>
       </w:r>
     </w:p>
     <w:p>
+      <w:pPr>
+        <w:spacing w:line="480" w:lineRule="auto"/>
+      </w:pPr>
       <w:r>
-        <w:rPr/>
+        <w:rPr>
+          <w:rFonts w:ascii="Arial" w:hAnsi="Arial" w:cs="Arial" w:eastAsia="Arial"/>
+        </w:rPr>
         <w:t>My answer to the unit’s question, set out in Artefact 1, is that AI and automation will be the most influential trend for research, provided its claims are tested against simple baselines and studied together with the question of when people should step in. For a business like Pampered Pets, dependence on a few cloud and software suppliers will matter sooner, and AI will arrive through their products.</w:t>
       </w:r>
     </w:p>
     <w:p>
       <w:pPr>
         <w:pStyle w:val="Heading1"/>
+        <w:spacing w:line="480" w:lineRule="auto"/>
       </w:pPr>
       <w:r>
         <w:t>Now what?</w:t>
       </w:r>
     </w:p>
     <w:p>
+      <w:pPr>
+        <w:spacing w:line="480" w:lineRule="auto"/>
+      </w:pPr>
       <w:r>
-        <w:rPr/>
+        <w:rPr>
+          <w:rFonts w:ascii="Arial" w:hAnsi="Arial" w:cs="Arial" w:eastAsia="Arial"/>
+        </w:rPr>
         <w:t>Five changes follow. First, before I accept that a new technique works, I will ask what simple rule it was compared with, and if there was none I will build one, as in Artefact 2. Second, when a model depends on people, I will treat their behaviour as an input to be measured; for Pampered Pets the seeded-defect test of quality control proposed in Unit 7 is now the most valuable single piece of data. Third, any system that acts on its own, from an automated response rule to a supplier’s AI tool, will have its objective or thresholds written down and owned by a named person. Fourth, every recommendation I write for a decision maker will state in the text its cost over three to five years, its limits and what it does not cover, with tables kept for figures the reader needs to check; Artefact 4 is written this way. Fifth, my end-of-module e-portfolio will use the positions in Artefact 4 in place of the executive summary’s recommendations. At work, I will ask suppliers of AI-based security tools what baseline their detection and response rates were measured against, and who sets the point at which the tool acts without a person.</w:t>
       </w:r>
     </w:p>
     <w:p>
       <w:pPr>
         <w:pStyle w:val="Heading1"/>
+        <w:spacing w:line="480" w:lineRule="auto"/>
       </w:pPr>
       <w:r>
         <w:t>Artefact 1: Evaluating Emerging Trends in Security and Risk Management</w:t>
       </w:r>
     </w:p>
     <w:p>
+      <w:pPr>
+        <w:spacing w:line="480" w:lineRule="auto"/>
+      </w:pPr>
       <w:r>
         <w:rPr>
+          <w:rFonts w:ascii="Arial" w:hAnsi="Arial" w:cs="Arial" w:eastAsia="Arial"/>
           <w:i/>
         </w:rPr>
         <w:t>Prepared for the Unit 11 objectives: describe the main emerging trends, explain their potential impact on research, and recommend which will be most influential. Artefacts 2 and 3 test two of the readings in detail.</w:t>
@@ -120,40 +181,50 @@
     <w:p>
       <w:pPr>
         <w:pStyle w:val="Heading2"/>
+        <w:spacing w:line="480" w:lineRule="auto"/>
       </w:pPr>
       <w:r>
         <w:t>1. Six trends</w:t>
       </w:r>
     </w:p>
     <w:p>
+      <w:pPr>
+        <w:spacing w:line="480" w:lineRule="auto"/>
+      </w:pPr>
       <w:r>
-        <w:rPr/>
+        <w:rPr>
+          <w:rFonts w:ascii="Arial" w:hAnsi="Arial" w:cs="Arial" w:eastAsia="Arial"/>
+        </w:rPr>
         <w:t>The required readings point to three newer trends: AI and automation, behavioural decision making, and economic theory applied to non-financial risk. Marks (2019) and the recommended chapters add two longer-running ones, framework convergence and risk communication, and Units 9 and 10 added a sixth: concentration on a small number of technology suppliers.</w:t>
       </w:r>
     </w:p>
     <w:tbl>
       <w:tblPr>
         <w:tblStyle w:val="TableGrid"/>
-        <w:tblW w:type="auto" w:w="0"/>
+        <w:tblW w:type="dxa" w:w="9026"/>
         <w:tblLook w:firstColumn="1" w:firstRow="1" w:lastColumn="0" w:lastRow="0" w:noHBand="0" w:noVBand="1" w:val="04A0"/>
       </w:tblPr>
       <w:tblGrid>
-        <w:gridCol w:w="1728"/>
-        <w:gridCol w:w="1728"/>
-        <w:gridCol w:w="1728"/>
-        <w:gridCol w:w="1728"/>
-        <w:gridCol w:w="1728"/>
+        <w:gridCol w:w="1805"/>
+        <w:gridCol w:w="1805"/>
+        <w:gridCol w:w="1805"/>
+        <w:gridCol w:w="1805"/>
+        <w:gridCol w:w="1805"/>
       </w:tblGrid>
       <w:tr>
         <w:tc>
           <w:tcPr>
-            <w:tcW w:type="dxa" w:w="1728"/>
+            <w:tcW w:type="dxa" w:w="1805"/>
           </w:tcPr>
           <w:p>
+            <w:pPr>
+              <w:spacing w:line="240" w:lineRule="auto"/>
+            </w:pPr>
             <w:r>
               <w:rPr>
+                <w:rFonts w:ascii="Arial" w:hAnsi="Arial" w:cs="Arial" w:eastAsia="Arial"/>
                 <w:b/>
-                <w:sz w:val="18"/>
+                <w:sz w:val="24"/>
               </w:rPr>
               <w:t>Trend</w:t>
             </w:r>
@@ -161,13 +232,17 @@
         </w:tc>
         <w:tc>
           <w:tcPr>
-            <w:tcW w:type="dxa" w:w="1728"/>
+            <w:tcW w:type="dxa" w:w="1805"/>
           </w:tcPr>
           <w:p>
+            <w:pPr>
+              <w:spacing w:line="240" w:lineRule="auto"/>
+            </w:pPr>
             <w:r>
               <w:rPr>
+                <w:rFonts w:ascii="Arial" w:hAnsi="Arial" w:cs="Arial" w:eastAsia="Arial"/>
                 <w:b/>
-                <w:sz w:val="18"/>
+                <w:sz w:val="24"/>
               </w:rPr>
               <w:t>Evidence</w:t>
             </w:r>
@@ -175,13 +250,17 @@
         </w:tc>
         <w:tc>
           <w:tcPr>
-            <w:tcW w:type="dxa" w:w="1728"/>
+            <w:tcW w:type="dxa" w:w="1805"/>
           </w:tcPr>
           <w:p>
+            <w:pPr>
+              <w:spacing w:line="240" w:lineRule="auto"/>
+            </w:pPr>
             <w:r>
               <w:rPr>
+                <w:rFonts w:ascii="Arial" w:hAnsi="Arial" w:cs="Arial" w:eastAsia="Arial"/>
                 <w:b/>
-                <w:sz w:val="18"/>
+                <w:sz w:val="24"/>
               </w:rPr>
               <w:t>For</w:t>
             </w:r>
@@ -189,13 +268,17 @@
         </w:tc>
         <w:tc>
           <w:tcPr>
-            <w:tcW w:type="dxa" w:w="1728"/>
+            <w:tcW w:type="dxa" w:w="1805"/>
           </w:tcPr>
           <w:p>
+            <w:pPr>
+              <w:spacing w:line="240" w:lineRule="auto"/>
+            </w:pPr>
             <w:r>
               <w:rPr>
+                <w:rFonts w:ascii="Arial" w:hAnsi="Arial" w:cs="Arial" w:eastAsia="Arial"/>
                 <w:b/>
-                <w:sz w:val="18"/>
+                <w:sz w:val="24"/>
               </w:rPr>
               <w:t>Against</w:t>
             </w:r>
@@ -203,13 +286,17 @@
         </w:tc>
         <w:tc>
           <w:tcPr>
-            <w:tcW w:type="dxa" w:w="1728"/>
+            <w:tcW w:type="dxa" w:w="1805"/>
           </w:tcPr>
           <w:p>
+            <w:pPr>
+              <w:spacing w:line="240" w:lineRule="auto"/>
+            </w:pPr>
             <w:r>
               <w:rPr>
+                <w:rFonts w:ascii="Arial" w:hAnsi="Arial" w:cs="Arial" w:eastAsia="Arial"/>
                 <w:b/>
-                <w:sz w:val="18"/>
+                <w:sz w:val="24"/>
               </w:rPr>
               <w:t>Likely influence</w:t>
             </w:r>
@@ -219,12 +306,16 @@
       <w:tr>
         <w:tc>
           <w:tcPr>
-            <w:tcW w:type="dxa" w:w="1728"/>
+            <w:tcW w:type="dxa" w:w="1805"/>
           </w:tcPr>
           <w:p>
+            <w:pPr>
+              <w:spacing w:line="240" w:lineRule="auto"/>
+            </w:pPr>
             <w:r>
               <w:rPr>
-                <w:sz w:val="18"/>
+                <w:rFonts w:ascii="Arial" w:hAnsi="Arial" w:cs="Arial" w:eastAsia="Arial"/>
+                <w:sz w:val="24"/>
               </w:rPr>
               <w:t>AI and automation in defence and attack</w:t>
             </w:r>
@@ -232,12 +323,16 @@
         </w:tc>
         <w:tc>
           <w:tcPr>
-            <w:tcW w:type="dxa" w:w="1728"/>
+            <w:tcW w:type="dxa" w:w="1805"/>
           </w:tcPr>
           <w:p>
+            <w:pPr>
+              <w:spacing w:line="240" w:lineRule="auto"/>
+            </w:pPr>
             <w:r>
               <w:rPr>
-                <w:sz w:val="18"/>
+                <w:rFonts w:ascii="Arial" w:hAnsi="Arial" w:cs="Arial" w:eastAsia="Arial"/>
+                <w:sz w:val="24"/>
               </w:rPr>
               <w:t>Ridley (2018); DARPA (2025); NCSC (2025)</w:t>
             </w:r>
@@ -245,12 +340,16 @@
         </w:tc>
         <w:tc>
           <w:tcPr>
-            <w:tcW w:type="dxa" w:w="1728"/>
+            <w:tcW w:type="dxa" w:w="1805"/>
           </w:tcPr>
           <w:p>
+            <w:pPr>
+              <w:spacing w:line="240" w:lineRule="auto"/>
+            </w:pPr>
             <w:r>
               <w:rPr>
-                <w:sz w:val="18"/>
+                <w:rFonts w:ascii="Arial" w:hAnsi="Arial" w:cs="Arial" w:eastAsia="Arial"/>
+                <w:sz w:val="24"/>
               </w:rPr>
               <w:t>Works at machine speed and scale; the NCSC expects the time from disclosure to exploitation, already ‘days’, to shrink further</w:t>
             </w:r>
@@ -258,12 +357,16 @@
         </w:tc>
         <w:tc>
           <w:tcPr>
-            <w:tcW w:type="dxa" w:w="1728"/>
+            <w:tcW w:type="dxa" w:w="1805"/>
           </w:tcPr>
           <w:p>
+            <w:pPr>
+              <w:spacing w:line="240" w:lineRule="auto"/>
+            </w:pPr>
             <w:r>
               <w:rPr>
-                <w:sz w:val="18"/>
+                <w:rFonts w:ascii="Arial" w:hAnsi="Arial" w:cs="Arial" w:eastAsia="Arial"/>
+                <w:sz w:val="24"/>
               </w:rPr>
               <w:t>Training can be unstable, someone has to set the objective, and the experiment tested here was never compared with a simple rule (Artefact 2); attackers gain the same tools</w:t>
             </w:r>
@@ -271,12 +374,16 @@
         </w:tc>
         <w:tc>
           <w:tcPr>
-            <w:tcW w:type="dxa" w:w="1728"/>
+            <w:tcW w:type="dxa" w:w="1805"/>
           </w:tcPr>
           <w:p>
+            <w:pPr>
+              <w:spacing w:line="240" w:lineRule="auto"/>
+            </w:pPr>
             <w:r>
               <w:rPr>
-                <w:sz w:val="18"/>
+                <w:rFonts w:ascii="Arial" w:hAnsi="Arial" w:cs="Arial" w:eastAsia="Arial"/>
+                <w:sz w:val="24"/>
               </w:rPr>
               <w:t>High on research; reaches small firms through suppliers’ products</w:t>
             </w:r>
@@ -286,12 +393,16 @@
       <w:tr>
         <w:tc>
           <w:tcPr>
-            <w:tcW w:type="dxa" w:w="1728"/>
+            <w:tcW w:type="dxa" w:w="1805"/>
           </w:tcPr>
           <w:p>
+            <w:pPr>
+              <w:spacing w:line="240" w:lineRule="auto"/>
+            </w:pPr>
             <w:r>
               <w:rPr>
-                <w:sz w:val="18"/>
+                <w:rFonts w:ascii="Arial" w:hAnsi="Arial" w:cs="Arial" w:eastAsia="Arial"/>
+                <w:sz w:val="24"/>
               </w:rPr>
               <w:t>Behavioural decision making and human–machine teaming</w:t>
             </w:r>
@@ -299,12 +410,16 @@
         </w:tc>
         <w:tc>
           <w:tcPr>
-            <w:tcW w:type="dxa" w:w="1728"/>
+            <w:tcW w:type="dxa" w:w="1805"/>
           </w:tcPr>
           <w:p>
+            <w:pPr>
+              <w:spacing w:line="240" w:lineRule="auto"/>
+            </w:pPr>
             <w:r>
               <w:rPr>
-                <w:sz w:val="18"/>
+                <w:rFonts w:ascii="Arial" w:hAnsi="Arial" w:cs="Arial" w:eastAsia="Arial"/>
+                <w:sz w:val="24"/>
               </w:rPr>
               <w:t>Fahimnia et al. (2019)</w:t>
             </w:r>
@@ -312,12 +427,16 @@
         </w:tc>
         <w:tc>
           <w:tcPr>
-            <w:tcW w:type="dxa" w:w="1728"/>
+            <w:tcW w:type="dxa" w:w="1805"/>
           </w:tcPr>
           <w:p>
+            <w:pPr>
+              <w:spacing w:line="240" w:lineRule="auto"/>
+            </w:pPr>
             <w:r>
               <w:rPr>
-                <w:sz w:val="18"/>
+                <w:rFonts w:ascii="Arial" w:hAnsi="Arial" w:cs="Arial" w:eastAsia="Arial"/>
+                <w:sz w:val="24"/>
               </w:rPr>
               <w:t>Explains why models and systems underperform in use; a growing habit of replication</w:t>
             </w:r>
@@ -325,12 +444,16 @@
         </w:tc>
         <w:tc>
           <w:tcPr>
-            <w:tcW w:type="dxa" w:w="1728"/>
+            <w:tcW w:type="dxa" w:w="1805"/>
           </w:tcPr>
           <w:p>
+            <w:pPr>
+              <w:spacing w:line="240" w:lineRule="auto"/>
+            </w:pPr>
             <w:r>
               <w:rPr>
-                <w:sz w:val="18"/>
+                <w:rFonts w:ascii="Arial" w:hAnsi="Arial" w:cs="Arial" w:eastAsia="Arial"/>
+                <w:sz w:val="24"/>
               </w:rPr>
               <w:t>Evidence mostly from laboratory experiments and surveys; the review ends in 2018 and does not cover security</w:t>
             </w:r>
@@ -338,12 +461,16 @@
         </w:tc>
         <w:tc>
           <w:tcPr>
-            <w:tcW w:type="dxa" w:w="1728"/>
+            <w:tcW w:type="dxa" w:w="1805"/>
           </w:tcPr>
           <w:p>
+            <w:pPr>
+              <w:spacing w:line="240" w:lineRule="auto"/>
+            </w:pPr>
             <w:r>
               <w:rPr>
-                <w:sz w:val="18"/>
+                <w:rFonts w:ascii="Arial" w:hAnsi="Arial" w:cs="Arial" w:eastAsia="Arial"/>
+                <w:sz w:val="24"/>
               </w:rPr>
               <w:t>High, as the condition for the first trend</w:t>
             </w:r>
@@ -353,12 +480,16 @@
       <w:tr>
         <w:tc>
           <w:tcPr>
-            <w:tcW w:type="dxa" w:w="1728"/>
+            <w:tcW w:type="dxa" w:w="1805"/>
           </w:tcPr>
           <w:p>
+            <w:pPr>
+              <w:spacing w:line="240" w:lineRule="auto"/>
+            </w:pPr>
             <w:r>
               <w:rPr>
-                <w:sz w:val="18"/>
+                <w:rFonts w:ascii="Arial" w:hAnsi="Arial" w:cs="Arial" w:eastAsia="Arial"/>
+                <w:sz w:val="24"/>
               </w:rPr>
               <w:t>Economic and financial theory for non-financial risk</w:t>
             </w:r>
@@ -366,12 +497,16 @@
         </w:tc>
         <w:tc>
           <w:tcPr>
-            <w:tcW w:type="dxa" w:w="1728"/>
+            <w:tcW w:type="dxa" w:w="1805"/>
           </w:tcPr>
           <w:p>
+            <w:pPr>
+              <w:spacing w:line="240" w:lineRule="auto"/>
+            </w:pPr>
             <w:r>
               <w:rPr>
-                <w:sz w:val="18"/>
+                <w:rFonts w:ascii="Arial" w:hAnsi="Arial" w:cs="Arial" w:eastAsia="Arial"/>
+                <w:sz w:val="24"/>
               </w:rPr>
               <w:t>Pineiro-Chousa et al. (2017)</w:t>
             </w:r>
@@ -379,12 +514,16 @@
         </w:tc>
         <w:tc>
           <w:tcPr>
-            <w:tcW w:type="dxa" w:w="1728"/>
+            <w:tcW w:type="dxa" w:w="1805"/>
           </w:tcPr>
           <w:p>
+            <w:pPr>
+              <w:spacing w:line="240" w:lineRule="auto"/>
+            </w:pPr>
             <w:r>
               <w:rPr>
-                <w:sz w:val="18"/>
+                <w:rFonts w:ascii="Arial" w:hAnsi="Arial" w:cs="Arial" w:eastAsia="Arial"/>
+                <w:sz w:val="24"/>
               </w:rPr>
               <w:t>Makes the timing and asymmetry of preparation explicit; links disclosure to reputation</w:t>
             </w:r>
@@ -392,12 +531,16 @@
         </w:tc>
         <w:tc>
           <w:tcPr>
-            <w:tcW w:type="dxa" w:w="1728"/>
+            <w:tcW w:type="dxa" w:w="1805"/>
           </w:tcPr>
           <w:p>
+            <w:pPr>
+              <w:spacing w:line="240" w:lineRule="auto"/>
+            </w:pPr>
             <w:r>
               <w:rPr>
-                <w:sz w:val="18"/>
+                <w:rFonts w:ascii="Arial" w:hAnsi="Arial" w:cs="Arial" w:eastAsia="Arial"/>
+                <w:sz w:val="24"/>
               </w:rPr>
               <w:t>No prices or data; one of its three main claims fails when priced (Artefact 3); mandatory reporting is being scaled back in the EU (Mac Cormac et al., 2025)</w:t>
             </w:r>
@@ -405,12 +548,16 @@
         </w:tc>
         <w:tc>
           <w:tcPr>
-            <w:tcW w:type="dxa" w:w="1728"/>
+            <w:tcW w:type="dxa" w:w="1805"/>
           </w:tcPr>
           <w:p>
+            <w:pPr>
+              <w:spacing w:line="240" w:lineRule="auto"/>
+            </w:pPr>
             <w:r>
               <w:rPr>
-                <w:sz w:val="18"/>
+                <w:rFonts w:ascii="Arial" w:hAnsi="Arial" w:cs="Arial" w:eastAsia="Arial"/>
+                <w:sz w:val="24"/>
               </w:rPr>
               <w:t>Moderate; more vocabulary than method</w:t>
             </w:r>
@@ -420,12 +567,16 @@
       <w:tr>
         <w:tc>
           <w:tcPr>
-            <w:tcW w:type="dxa" w:w="1728"/>
+            <w:tcW w:type="dxa" w:w="1805"/>
           </w:tcPr>
           <w:p>
+            <w:pPr>
+              <w:spacing w:line="240" w:lineRule="auto"/>
+            </w:pPr>
             <w:r>
               <w:rPr>
-                <w:sz w:val="18"/>
+                <w:rFonts w:ascii="Arial" w:hAnsi="Arial" w:cs="Arial" w:eastAsia="Arial"/>
+                <w:sz w:val="24"/>
               </w:rPr>
               <w:t>Framework convergence and integrated risk governance</w:t>
             </w:r>
@@ -433,12 +584,16 @@
         </w:tc>
         <w:tc>
           <w:tcPr>
-            <w:tcW w:type="dxa" w:w="1728"/>
+            <w:tcW w:type="dxa" w:w="1805"/>
           </w:tcPr>
           <w:p>
+            <w:pPr>
+              <w:spacing w:line="240" w:lineRule="auto"/>
+            </w:pPr>
             <w:r>
               <w:rPr>
-                <w:sz w:val="18"/>
+                <w:rFonts w:ascii="Arial" w:hAnsi="Arial" w:cs="Arial" w:eastAsia="Arial"/>
+                <w:sz w:val="24"/>
               </w:rPr>
               <w:t>Marks (2019); NIST (2024)</w:t>
             </w:r>
@@ -446,12 +601,16 @@
         </w:tc>
         <w:tc>
           <w:tcPr>
-            <w:tcW w:type="dxa" w:w="1728"/>
+            <w:tcW w:type="dxa" w:w="1805"/>
           </w:tcPr>
           <w:p>
+            <w:pPr>
+              <w:spacing w:line="240" w:lineRule="auto"/>
+            </w:pPr>
             <w:r>
               <w:rPr>
-                <w:sz w:val="18"/>
+                <w:rFonts w:ascii="Arial" w:hAnsi="Arial" w:cs="Arial" w:eastAsia="Arial"/>
+                <w:sz w:val="24"/>
               </w:rPr>
               <w:t>One process for business and technology risk; NIST CSF 2.0 adds a Govern function that ties cyber risk to enterprise risk</w:t>
             </w:r>
@@ -459,12 +618,16 @@
         </w:tc>
         <w:tc>
           <w:tcPr>
-            <w:tcW w:type="dxa" w:w="1728"/>
+            <w:tcW w:type="dxa" w:w="1805"/>
           </w:tcPr>
           <w:p>
+            <w:pPr>
+              <w:spacing w:line="240" w:lineRule="auto"/>
+            </w:pPr>
             <w:r>
               <w:rPr>
-                <w:sz w:val="18"/>
+                <w:rFonts w:ascii="Arial" w:hAnsi="Arial" w:cs="Arial" w:eastAsia="Arial"/>
+                <w:sz w:val="24"/>
               </w:rPr>
               <w:t>Frameworks multiply and guidance on choosing between them is thin; Marks’s comparison was out of date within a few years</w:t>
             </w:r>
@@ -472,12 +635,16 @@
         </w:tc>
         <w:tc>
           <w:tcPr>
-            <w:tcW w:type="dxa" w:w="1728"/>
+            <w:tcW w:type="dxa" w:w="1805"/>
           </w:tcPr>
           <w:p>
+            <w:pPr>
+              <w:spacing w:line="240" w:lineRule="auto"/>
+            </w:pPr>
             <w:r>
               <w:rPr>
-                <w:sz w:val="18"/>
+                <w:rFonts w:ascii="Arial" w:hAnsi="Arial" w:cs="Arial" w:eastAsia="Arial"/>
+                <w:sz w:val="24"/>
               </w:rPr>
               <w:t>Moderate and steady</w:t>
             </w:r>
@@ -487,12 +654,16 @@
       <w:tr>
         <w:tc>
           <w:tcPr>
-            <w:tcW w:type="dxa" w:w="1728"/>
+            <w:tcW w:type="dxa" w:w="1805"/>
           </w:tcPr>
           <w:p>
+            <w:pPr>
+              <w:spacing w:line="240" w:lineRule="auto"/>
+            </w:pPr>
             <w:r>
               <w:rPr>
-                <w:sz w:val="18"/>
+                <w:rFonts w:ascii="Arial" w:hAnsi="Arial" w:cs="Arial" w:eastAsia="Arial"/>
+                <w:sz w:val="24"/>
               </w:rPr>
               <w:t>Risk communication and decision support</w:t>
             </w:r>
@@ -500,12 +671,16 @@
         </w:tc>
         <w:tc>
           <w:tcPr>
-            <w:tcW w:type="dxa" w:w="1728"/>
+            <w:tcW w:type="dxa" w:w="1805"/>
           </w:tcPr>
           <w:p>
+            <w:pPr>
+              <w:spacing w:line="240" w:lineRule="auto"/>
+            </w:pPr>
             <w:r>
               <w:rPr>
-                <w:sz w:val="18"/>
+                <w:rFonts w:ascii="Arial" w:hAnsi="Arial" w:cs="Arial" w:eastAsia="Arial"/>
+                <w:sz w:val="24"/>
               </w:rPr>
               <w:t>Sutton (2021); Lyon (2022)</w:t>
             </w:r>
@@ -513,12 +688,16 @@
         </w:tc>
         <w:tc>
           <w:tcPr>
-            <w:tcW w:type="dxa" w:w="1728"/>
+            <w:tcW w:type="dxa" w:w="1805"/>
           </w:tcPr>
           <w:p>
+            <w:pPr>
+              <w:spacing w:line="240" w:lineRule="auto"/>
+            </w:pPr>
             <w:r>
               <w:rPr>
-                <w:sz w:val="18"/>
+                <w:rFonts w:ascii="Arial" w:hAnsi="Arial" w:cs="Arial" w:eastAsia="Arial"/>
+                <w:sz w:val="24"/>
               </w:rPr>
               <w:t>Decisions, not assessments, change risk; business cases force cost and options into the open</w:t>
             </w:r>
@@ -526,12 +705,16 @@
         </w:tc>
         <w:tc>
           <w:tcPr>
-            <w:tcW w:type="dxa" w:w="1728"/>
+            <w:tcW w:type="dxa" w:w="1805"/>
           </w:tcPr>
           <w:p>
+            <w:pPr>
+              <w:spacing w:line="240" w:lineRule="auto"/>
+            </w:pPr>
             <w:r>
               <w:rPr>
-                <w:sz w:val="18"/>
+                <w:rFonts w:ascii="Arial" w:hAnsi="Arial" w:cs="Arial" w:eastAsia="Arial"/>
+                <w:sz w:val="24"/>
               </w:rPr>
               <w:t>Visual scoring tools invite arithmetic on ordinal scales (Cox, 2008); little evidence on which formats lead to better decisions</w:t>
             </w:r>
@@ -539,12 +722,16 @@
         </w:tc>
         <w:tc>
           <w:tcPr>
-            <w:tcW w:type="dxa" w:w="1728"/>
+            <w:tcW w:type="dxa" w:w="1805"/>
           </w:tcPr>
           <w:p>
+            <w:pPr>
+              <w:spacing w:line="240" w:lineRule="auto"/>
+            </w:pPr>
             <w:r>
               <w:rPr>
-                <w:sz w:val="18"/>
+                <w:rFonts w:ascii="Arial" w:hAnsi="Arial" w:cs="Arial" w:eastAsia="Arial"/>
+                <w:sz w:val="24"/>
               </w:rPr>
               <w:t>Moderate, and underrated</w:t>
             </w:r>
@@ -554,12 +741,16 @@
       <w:tr>
         <w:tc>
           <w:tcPr>
-            <w:tcW w:type="dxa" w:w="1728"/>
+            <w:tcW w:type="dxa" w:w="1805"/>
           </w:tcPr>
           <w:p>
+            <w:pPr>
+              <w:spacing w:line="240" w:lineRule="auto"/>
+            </w:pPr>
             <w:r>
               <w:rPr>
-                <w:sz w:val="18"/>
+                <w:rFonts w:ascii="Arial" w:hAnsi="Arial" w:cs="Arial" w:eastAsia="Arial"/>
+                <w:sz w:val="24"/>
               </w:rPr>
               <w:t>Concentration on a few cloud and software suppliers</w:t>
             </w:r>
@@ -567,12 +758,16 @@
         </w:tc>
         <w:tc>
           <w:tcPr>
-            <w:tcW w:type="dxa" w:w="1728"/>
+            <w:tcW w:type="dxa" w:w="1805"/>
           </w:tcPr>
           <w:p>
+            <w:pPr>
+              <w:spacing w:line="240" w:lineRule="auto"/>
+            </w:pPr>
             <w:r>
               <w:rPr>
-                <w:sz w:val="18"/>
+                <w:rFonts w:ascii="Arial" w:hAnsi="Arial" w:cs="Arial" w:eastAsia="Arial"/>
+                <w:sz w:val="24"/>
               </w:rPr>
               <w:t>CMA (2025); Regulation (EU) 2022/2554; Units 9 and 10</w:t>
             </w:r>
@@ -580,12 +775,16 @@
         </w:tc>
         <w:tc>
           <w:tcPr>
-            <w:tcW w:type="dxa" w:w="1728"/>
+            <w:tcW w:type="dxa" w:w="1805"/>
           </w:tcPr>
           <w:p>
+            <w:pPr>
+              <w:spacing w:line="240" w:lineRule="auto"/>
+            </w:pPr>
             <w:r>
               <w:rPr>
-                <w:sz w:val="18"/>
+                <w:rFonts w:ascii="Arial" w:hAnsi="Arial" w:cs="Arial" w:eastAsia="Arial"/>
+                <w:sz w:val="24"/>
               </w:rPr>
               <w:t>Recognises that risk now sits with a few providers; regulation such as DORA, applied since 17 January 2025, forces testing and exit planning</w:t>
             </w:r>
@@ -593,12 +792,16 @@
         </w:tc>
         <w:tc>
           <w:tcPr>
-            <w:tcW w:type="dxa" w:w="1728"/>
+            <w:tcW w:type="dxa" w:w="1805"/>
           </w:tcPr>
           <w:p>
+            <w:pPr>
+              <w:spacing w:line="240" w:lineRule="auto"/>
+            </w:pPr>
             <w:r>
               <w:rPr>
-                <w:sz w:val="18"/>
+                <w:rFonts w:ascii="Arial" w:hAnsi="Arial" w:cs="Arial" w:eastAsia="Arial"/>
+                <w:sz w:val="24"/>
               </w:rPr>
               <w:t>Rules aim at large and financial firms; small customers cannot negotiate terms</w:t>
             </w:r>
@@ -606,12 +809,16 @@
         </w:tc>
         <w:tc>
           <w:tcPr>
-            <w:tcW w:type="dxa" w:w="1728"/>
+            <w:tcW w:type="dxa" w:w="1805"/>
           </w:tcPr>
           <w:p>
+            <w:pPr>
+              <w:spacing w:line="240" w:lineRule="auto"/>
+            </w:pPr>
             <w:r>
               <w:rPr>
-                <w:sz w:val="18"/>
+                <w:rFonts w:ascii="Arial" w:hAnsi="Arial" w:cs="Arial" w:eastAsia="Arial"/>
+                <w:sz w:val="24"/>
               </w:rPr>
               <w:t>High in practice, including for small firms</w:t>
             </w:r>
@@ -619,52 +826,78 @@
         </w:tc>
       </w:tr>
     </w:tbl>
-    <w:p/>
+    <w:p>
+      <w:pPr>
+        <w:spacing w:line="480" w:lineRule="auto"/>
+      </w:pPr>
+    </w:p>
     <w:p>
       <w:pPr>
         <w:pStyle w:val="Heading2"/>
+        <w:spacing w:line="480" w:lineRule="auto"/>
       </w:pPr>
       <w:r>
         <w:t>2. Impact on research</w:t>
       </w:r>
     </w:p>
     <w:p>
+      <w:pPr>
+        <w:spacing w:line="480" w:lineRule="auto"/>
+      </w:pPr>
       <w:r>
-        <w:rPr/>
+        <w:rPr>
+          <w:rFonts w:ascii="Arial" w:hAnsi="Arial" w:cs="Arial" w:eastAsia="Arial"/>
+        </w:rPr>
         <w:t>The trends are converging on one research problem: how to make decisions with systems that act faster than people can check them. Ridley’s own list of hard problems (reasoning over missing and untrustworthy data, establishing human trust in automated systems and designing adaptive systems securely) is as much behavioural and economic as technical. Three consequences for research follow. Results will need baselines and replication, because a learned policy that beats nothing has shown very little (Artefact 2). Field data on how people use and override automated systems will become more valuable than further laboratory studies, which is the direction Fahimnia et al. (2019) propose for operations. And the objective an automated system optimises will need to be studied as a risk decision, since a defender rewarded for cheap actions behaves differently from one rewarded for safe nodes.</w:t>
       </w:r>
     </w:p>
     <w:p>
+      <w:pPr>
+        <w:spacing w:line="480" w:lineRule="auto"/>
+      </w:pPr>
       <w:r>
-        <w:rPr/>
+        <w:rPr>
+          <w:rFonts w:ascii="Arial" w:hAnsi="Arial" w:cs="Arial" w:eastAsia="Arial"/>
+        </w:rPr>
         <w:t>Economic theory will influence the field mainly through its concepts. Options thinking helps explain why preparation pays only if it exists before the event, but without prices or data it does not support decisions, and its main claims need testing before they are used (Artefact 3). Framework convergence and communication will keep changing practice without changing the research agenda much.</w:t>
       </w:r>
     </w:p>
     <w:p>
       <w:pPr>
         <w:pStyle w:val="Heading2"/>
+        <w:spacing w:line="480" w:lineRule="auto"/>
       </w:pPr>
       <w:r>
         <w:t>3. Recommendation</w:t>
       </w:r>
     </w:p>
     <w:p>
+      <w:pPr>
+        <w:spacing w:line="480" w:lineRule="auto"/>
+      </w:pPr>
       <w:r>
-        <w:rPr/>
+        <w:rPr>
+          <w:rFonts w:ascii="Arial" w:hAnsi="Arial" w:cs="Arial" w:eastAsia="Arial"/>
+        </w:rPr>
         <w:t>For research, I would recommend AI and automation as the most influential trend, on two conditions: that claims are tested against simple baselines, and that the behavioural question of when people should step in is studied with it. The NCSC’s judgement of a ‘digital divide’ between systems that keep pace with AI-enabled threats and a large proportion that do not (NCSC, 2025) suggests where the effects will fall. For practice in a business the size of Pampered Pets, supplier concentration will matter sooner. Its main systems will be rented, so its exposure to AI, both as threat and as defence, comes through the shop platform, email and accounting providers it chooses and the exit terms it accepts. The practical step is the same either way: choose suppliers whose security features are on by default, and keep a tested copy of the business’s data outside any one of them, as recommended in Unit 10.</w:t>
       </w:r>
     </w:p>
     <w:p>
       <w:pPr>
         <w:pStyle w:val="Heading1"/>
+        <w:spacing w:line="480" w:lineRule="auto"/>
       </w:pPr>
       <w:r>
         <w:t>Artefact 2: Reproducing Ridley’s Autonomous Cyber Defence Experiment</w:t>
       </w:r>
     </w:p>
     <w:p>
+      <w:pPr>
+        <w:spacing w:line="480" w:lineRule="auto"/>
+      </w:pPr>
       <w:r>
         <w:rPr>
+          <w:rFonts w:ascii="Arial" w:hAnsi="Arial" w:cs="Arial" w:eastAsia="Arial"/>
           <w:i/>
         </w:rPr>
         <w:t>Python notebook: unit11_ridley_autonomous_defence.ipynb. Rebuilds the experiment in Ridley (2018) from its description: the 18-node network in Figure 3, three node conditions, three actions costing 0, 5 and 10, spreading probability 0.15, random intrusion probability 0.01 and 100-turn episodes. The article’s source code is an internal NSA report, so the order of play and the timing of a patch were assumed and are stated in the notebook. Every policy faces the same 1,000 test episodes.</w:t>
@@ -673,96 +906,127 @@
     <w:p>
       <w:pPr>
         <w:pStyle w:val="Heading2"/>
+        <w:spacing w:line="480" w:lineRule="auto"/>
       </w:pPr>
       <w:r>
         <w:t>1. Checking the article</w:t>
       </w:r>
     </w:p>
     <w:p>
+      <w:pPr>
+        <w:spacing w:line="480" w:lineRule="auto"/>
+      </w:pPr>
       <w:r>
-        <w:rPr/>
+        <w:rPr>
+          <w:rFonts w:ascii="Arial" w:hAnsi="Arial" w:cs="Arial" w:eastAsia="Arial"/>
+        </w:rPr>
         <w:t>The worked probabilities for spreading (0.25</w:t>
       </w:r>
       <w:r>
         <w:rPr>
+          <w:rFonts w:ascii="Arial" w:hAnsi="Arial" w:cs="Arial" w:eastAsia="Arial"/>
           <w:vertAlign w:val="superscript"/>
         </w:rPr>
         <w:t>2</w:t>
       </w:r>
       <w:r>
-        <w:rPr/>
+        <w:rPr>
+          <w:rFonts w:ascii="Arial" w:hAnsi="Arial" w:cs="Arial" w:eastAsia="Arial"/>
+        </w:rPr>
         <w:t>, 0.375 and 0.75</w:t>
       </w:r>
       <w:r>
         <w:rPr>
+          <w:rFonts w:ascii="Arial" w:hAnsi="Arial" w:cs="Arial" w:eastAsia="Arial"/>
           <w:vertAlign w:val="superscript"/>
         </w:rPr>
         <w:t>2</w:t>
       </w:r>
       <w:r>
-        <w:rPr/>
+        <w:rPr>
+          <w:rFonts w:ascii="Arial" w:hAnsi="Arial" w:cs="Arial" w:eastAsia="Arial"/>
+        </w:rPr>
         <w:t>) and intrusion (0.1</w:t>
       </w:r>
       <w:r>
         <w:rPr>
+          <w:rFonts w:ascii="Arial" w:hAnsi="Arial" w:cs="Arial" w:eastAsia="Arial"/>
           <w:vertAlign w:val="superscript"/>
         </w:rPr>
         <w:t>3</w:t>
       </w:r>
       <w:r>
-        <w:rPr/>
+        <w:rPr>
+          <w:rFonts w:ascii="Arial" w:hAnsi="Arial" w:cs="Arial" w:eastAsia="Arial"/>
+        </w:rPr>
         <w:t>) are correct. The chance that a whole episode passes without any intrusion is printed as (0.98</w:t>
       </w:r>
       <w:r>
         <w:rPr>
+          <w:rFonts w:ascii="Arial" w:hAnsi="Arial" w:cs="Arial" w:eastAsia="Arial"/>
           <w:vertAlign w:val="superscript"/>
         </w:rPr>
         <w:t>18</w:t>
       </w:r>
       <w:r>
-        <w:rPr/>
+        <w:rPr>
+          <w:rFonts w:ascii="Arial" w:hAnsi="Arial" w:cs="Arial" w:eastAsia="Arial"/>
+        </w:rPr>
         <w:t>)</w:t>
       </w:r>
       <w:r>
         <w:rPr>
+          <w:rFonts w:ascii="Arial" w:hAnsi="Arial" w:cs="Arial" w:eastAsia="Arial"/>
           <w:vertAlign w:val="superscript"/>
         </w:rPr>
         <w:t>100</w:t>
       </w:r>
       <w:r>
-        <w:rPr/>
+        <w:rPr>
+          <w:rFonts w:ascii="Arial" w:hAnsi="Arial" w:cs="Arial" w:eastAsia="Arial"/>
+        </w:rPr>
         <w:t>, although the stated intrusion probability of 0.01 gives (0.99</w:t>
       </w:r>
       <w:r>
         <w:rPr>
+          <w:rFonts w:ascii="Arial" w:hAnsi="Arial" w:cs="Arial" w:eastAsia="Arial"/>
           <w:vertAlign w:val="superscript"/>
         </w:rPr>
         <w:t>18</w:t>
       </w:r>
       <w:r>
-        <w:rPr/>
+        <w:rPr>
+          <w:rFonts w:ascii="Arial" w:hAnsi="Arial" w:cs="Arial" w:eastAsia="Arial"/>
+        </w:rPr>
         <w:t>)</w:t>
       </w:r>
       <w:r>
         <w:rPr>
+          <w:rFonts w:ascii="Arial" w:hAnsi="Arial" w:cs="Arial" w:eastAsia="Arial"/>
           <w:vertAlign w:val="superscript"/>
         </w:rPr>
         <w:t>100</w:t>
       </w:r>
       <w:r>
-        <w:rPr/>
+        <w:rPr>
+          <w:rFonts w:ascii="Arial" w:hAnsi="Arial" w:cs="Arial" w:eastAsia="Arial"/>
+        </w:rPr>
         <w:t>. Both are effectively zero, so the conclusion stands.</w:t>
       </w:r>
     </w:p>
     <w:p>
       <w:pPr>
         <w:pStyle w:val="Heading2"/>
+        <w:spacing w:line="480" w:lineRule="auto"/>
       </w:pPr>
       <w:r>
         <w:t>2. The trained agent against simple rules</w:t>
       </w:r>
     </w:p>
     <w:p>
+      <w:pPr>
+        <w:spacing w:line="480" w:lineRule="auto"/>
+      </w:pPr>
       <w:r>
         <w:drawing>
           <wp:inline xmlns:a="http://schemas.openxmlformats.org/drawingml/2006/main" xmlns:pic="http://schemas.openxmlformats.org/drawingml/2006/picture">
@@ -801,25 +1065,29 @@
     <w:tbl>
       <w:tblPr>
         <w:tblStyle w:val="TableGrid"/>
-        <w:tblW w:type="auto" w:w="0"/>
+        <w:tblW w:type="dxa" w:w="9026"/>
         <w:tblLook w:firstColumn="1" w:firstRow="1" w:lastColumn="0" w:lastRow="0" w:noHBand="0" w:noVBand="1" w:val="04A0"/>
       </w:tblPr>
       <w:tblGrid>
-        <w:gridCol w:w="2160"/>
-        <w:gridCol w:w="2160"/>
-        <w:gridCol w:w="2160"/>
-        <w:gridCol w:w="2160"/>
+        <w:gridCol w:w="2256"/>
+        <w:gridCol w:w="2256"/>
+        <w:gridCol w:w="2256"/>
+        <w:gridCol w:w="2256"/>
       </w:tblGrid>
       <w:tr>
         <w:tc>
           <w:tcPr>
-            <w:tcW w:type="dxa" w:w="2160"/>
+            <w:tcW w:type="dxa" w:w="2256"/>
           </w:tcPr>
           <w:p>
+            <w:pPr>
+              <w:spacing w:line="240" w:lineRule="auto"/>
+            </w:pPr>
             <w:r>
               <w:rPr>
+                <w:rFonts w:ascii="Arial" w:hAnsi="Arial" w:cs="Arial" w:eastAsia="Arial"/>
                 <w:b/>
-                <w:sz w:val="18"/>
+                <w:sz w:val="24"/>
               </w:rPr>
               <w:t>Policy</w:t>
             </w:r>
@@ -827,13 +1095,17 @@
         </w:tc>
         <w:tc>
           <w:tcPr>
-            <w:tcW w:type="dxa" w:w="2160"/>
+            <w:tcW w:type="dxa" w:w="2256"/>
           </w:tcPr>
           <w:p>
+            <w:pPr>
+              <w:spacing w:line="240" w:lineRule="auto"/>
+            </w:pPr>
             <w:r>
               <w:rPr>
+                <w:rFonts w:ascii="Arial" w:hAnsi="Arial" w:cs="Arial" w:eastAsia="Arial"/>
                 <w:b/>
-                <w:sz w:val="18"/>
+                <w:sz w:val="24"/>
               </w:rPr>
               <w:t>Average safe nodes (of 18)</w:t>
             </w:r>
@@ -841,13 +1113,17 @@
         </w:tc>
         <w:tc>
           <w:tcPr>
-            <w:tcW w:type="dxa" w:w="2160"/>
+            <w:tcW w:type="dxa" w:w="2256"/>
           </w:tcPr>
           <w:p>
+            <w:pPr>
+              <w:spacing w:line="240" w:lineRule="auto"/>
+            </w:pPr>
             <w:r>
               <w:rPr>
+                <w:rFonts w:ascii="Arial" w:hAnsi="Arial" w:cs="Arial" w:eastAsia="Arial"/>
                 <w:b/>
-                <w:sz w:val="18"/>
+                <w:sz w:val="24"/>
               </w:rPr>
               <w:t>Action cost per episode</w:t>
             </w:r>
@@ -855,13 +1131,17 @@
         </w:tc>
         <w:tc>
           <w:tcPr>
-            <w:tcW w:type="dxa" w:w="2160"/>
+            <w:tcW w:type="dxa" w:w="2256"/>
           </w:tcPr>
           <w:p>
+            <w:pPr>
+              <w:spacing w:line="240" w:lineRule="auto"/>
+            </w:pPr>
             <w:r>
               <w:rPr>
+                <w:rFonts w:ascii="Arial" w:hAnsi="Arial" w:cs="Arial" w:eastAsia="Arial"/>
                 <w:b/>
-                <w:sz w:val="18"/>
+                <w:sz w:val="24"/>
               </w:rPr>
               <w:t>Reward per episode</w:t>
             </w:r>
@@ -871,12 +1151,16 @@
       <w:tr>
         <w:tc>
           <w:tcPr>
-            <w:tcW w:type="dxa" w:w="2160"/>
+            <w:tcW w:type="dxa" w:w="2256"/>
           </w:tcPr>
           <w:p>
+            <w:pPr>
+              <w:spacing w:line="240" w:lineRule="auto"/>
+            </w:pPr>
             <w:r>
               <w:rPr>
-                <w:sz w:val="18"/>
+                <w:rFonts w:ascii="Arial" w:hAnsi="Arial" w:cs="Arial" w:eastAsia="Arial"/>
+                <w:sz w:val="24"/>
               </w:rPr>
               <w:t>Do nothing</w:t>
             </w:r>
@@ -884,12 +1168,16 @@
         </w:tc>
         <w:tc>
           <w:tcPr>
-            <w:tcW w:type="dxa" w:w="2160"/>
+            <w:tcW w:type="dxa" w:w="2256"/>
           </w:tcPr>
           <w:p>
+            <w:pPr>
+              <w:spacing w:line="240" w:lineRule="auto"/>
+            </w:pPr>
             <w:r>
               <w:rPr>
-                <w:sz w:val="18"/>
+                <w:rFonts w:ascii="Arial" w:hAnsi="Arial" w:cs="Arial" w:eastAsia="Arial"/>
+                <w:sz w:val="24"/>
               </w:rPr>
               <w:t>3.14</w:t>
             </w:r>
@@ -897,12 +1185,16 @@
         </w:tc>
         <w:tc>
           <w:tcPr>
-            <w:tcW w:type="dxa" w:w="2160"/>
+            <w:tcW w:type="dxa" w:w="2256"/>
           </w:tcPr>
           <w:p>
+            <w:pPr>
+              <w:spacing w:line="240" w:lineRule="auto"/>
+            </w:pPr>
             <w:r>
               <w:rPr>
-                <w:sz w:val="18"/>
+                <w:rFonts w:ascii="Arial" w:hAnsi="Arial" w:cs="Arial" w:eastAsia="Arial"/>
+                <w:sz w:val="24"/>
               </w:rPr>
               <w:t>0</w:t>
             </w:r>
@@ -910,12 +1202,16 @@
         </w:tc>
         <w:tc>
           <w:tcPr>
-            <w:tcW w:type="dxa" w:w="2160"/>
+            <w:tcW w:type="dxa" w:w="2256"/>
           </w:tcPr>
           <w:p>
+            <w:pPr>
+              <w:spacing w:line="240" w:lineRule="auto"/>
+            </w:pPr>
             <w:r>
               <w:rPr>
-                <w:sz w:val="18"/>
+                <w:rFonts w:ascii="Arial" w:hAnsi="Arial" w:cs="Arial" w:eastAsia="Arial"/>
+                <w:sz w:val="24"/>
               </w:rPr>
               <w:t>314</w:t>
             </w:r>
@@ -925,12 +1221,16 @@
       <w:tr>
         <w:tc>
           <w:tcPr>
-            <w:tcW w:type="dxa" w:w="2160"/>
+            <w:tcW w:type="dxa" w:w="2256"/>
           </w:tcPr>
           <w:p>
+            <w:pPr>
+              <w:spacing w:line="240" w:lineRule="auto"/>
+            </w:pPr>
             <w:r>
               <w:rPr>
-                <w:sz w:val="18"/>
+                <w:rFonts w:ascii="Arial" w:hAnsi="Arial" w:cs="Arial" w:eastAsia="Arial"/>
+                <w:sz w:val="24"/>
               </w:rPr>
               <w:t>Random valid action</w:t>
             </w:r>
@@ -938,12 +1238,16 @@
         </w:tc>
         <w:tc>
           <w:tcPr>
-            <w:tcW w:type="dxa" w:w="2160"/>
+            <w:tcW w:type="dxa" w:w="2256"/>
           </w:tcPr>
           <w:p>
+            <w:pPr>
+              <w:spacing w:line="240" w:lineRule="auto"/>
+            </w:pPr>
             <w:r>
               <w:rPr>
-                <w:sz w:val="18"/>
+                <w:rFonts w:ascii="Arial" w:hAnsi="Arial" w:cs="Arial" w:eastAsia="Arial"/>
+                <w:sz w:val="24"/>
               </w:rPr>
               <w:t>14.94</w:t>
             </w:r>
@@ -951,12 +1255,16 @@
         </w:tc>
         <w:tc>
           <w:tcPr>
-            <w:tcW w:type="dxa" w:w="2160"/>
+            <w:tcW w:type="dxa" w:w="2256"/>
           </w:tcPr>
           <w:p>
+            <w:pPr>
+              <w:spacing w:line="240" w:lineRule="auto"/>
+            </w:pPr>
             <w:r>
               <w:rPr>
-                <w:sz w:val="18"/>
+                <w:rFonts w:ascii="Arial" w:hAnsi="Arial" w:cs="Arial" w:eastAsia="Arial"/>
+                <w:sz w:val="24"/>
               </w:rPr>
               <w:t>331</w:t>
             </w:r>
@@ -964,12 +1272,16 @@
         </w:tc>
         <w:tc>
           <w:tcPr>
-            <w:tcW w:type="dxa" w:w="2160"/>
+            <w:tcW w:type="dxa" w:w="2256"/>
           </w:tcPr>
           <w:p>
+            <w:pPr>
+              <w:spacing w:line="240" w:lineRule="auto"/>
+            </w:pPr>
             <w:r>
               <w:rPr>
-                <w:sz w:val="18"/>
+                <w:rFonts w:ascii="Arial" w:hAnsi="Arial" w:cs="Arial" w:eastAsia="Arial"/>
+                <w:sz w:val="24"/>
               </w:rPr>
               <w:t>1,163</w:t>
             </w:r>
@@ -979,12 +1291,16 @@
       <w:tr>
         <w:tc>
           <w:tcPr>
-            <w:tcW w:type="dxa" w:w="2160"/>
+            <w:tcW w:type="dxa" w:w="2256"/>
           </w:tcPr>
           <w:p>
+            <w:pPr>
+              <w:spacing w:line="240" w:lineRule="auto"/>
+            </w:pPr>
             <w:r>
               <w:rPr>
-                <w:sz w:val="18"/>
+                <w:rFonts w:ascii="Arial" w:hAnsi="Arial" w:cs="Arial" w:eastAsia="Arial"/>
+                <w:sz w:val="24"/>
               </w:rPr>
               <w:t>RL agent, seed 1 (ε = 0.05)</w:t>
             </w:r>
@@ -992,12 +1308,16 @@
         </w:tc>
         <w:tc>
           <w:tcPr>
-            <w:tcW w:type="dxa" w:w="2160"/>
+            <w:tcW w:type="dxa" w:w="2256"/>
           </w:tcPr>
           <w:p>
+            <w:pPr>
+              <w:spacing w:line="240" w:lineRule="auto"/>
+            </w:pPr>
             <w:r>
               <w:rPr>
-                <w:sz w:val="18"/>
+                <w:rFonts w:ascii="Arial" w:hAnsi="Arial" w:cs="Arial" w:eastAsia="Arial"/>
+                <w:sz w:val="24"/>
               </w:rPr>
               <w:t>12.70</w:t>
             </w:r>
@@ -1005,12 +1325,16 @@
         </w:tc>
         <w:tc>
           <w:tcPr>
-            <w:tcW w:type="dxa" w:w="2160"/>
+            <w:tcW w:type="dxa" w:w="2256"/>
           </w:tcPr>
           <w:p>
+            <w:pPr>
+              <w:spacing w:line="240" w:lineRule="auto"/>
+            </w:pPr>
             <w:r>
               <w:rPr>
-                <w:sz w:val="18"/>
+                <w:rFonts w:ascii="Arial" w:hAnsi="Arial" w:cs="Arial" w:eastAsia="Arial"/>
+                <w:sz w:val="24"/>
               </w:rPr>
               <w:t>207</w:t>
             </w:r>
@@ -1018,12 +1342,16 @@
         </w:tc>
         <w:tc>
           <w:tcPr>
-            <w:tcW w:type="dxa" w:w="2160"/>
+            <w:tcW w:type="dxa" w:w="2256"/>
           </w:tcPr>
           <w:p>
+            <w:pPr>
+              <w:spacing w:line="240" w:lineRule="auto"/>
+            </w:pPr>
             <w:r>
               <w:rPr>
-                <w:sz w:val="18"/>
+                <w:rFonts w:ascii="Arial" w:hAnsi="Arial" w:cs="Arial" w:eastAsia="Arial"/>
+                <w:sz w:val="24"/>
               </w:rPr>
               <w:t>1,062</w:t>
             </w:r>
@@ -1033,12 +1361,16 @@
       <w:tr>
         <w:tc>
           <w:tcPr>
-            <w:tcW w:type="dxa" w:w="2160"/>
+            <w:tcW w:type="dxa" w:w="2256"/>
           </w:tcPr>
           <w:p>
+            <w:pPr>
+              <w:spacing w:line="240" w:lineRule="auto"/>
+            </w:pPr>
             <w:r>
               <w:rPr>
-                <w:sz w:val="18"/>
+                <w:rFonts w:ascii="Arial" w:hAnsi="Arial" w:cs="Arial" w:eastAsia="Arial"/>
+                <w:sz w:val="24"/>
               </w:rPr>
               <w:t>RL agent, seed 2 (ε = 0.05)</w:t>
             </w:r>
@@ -1046,12 +1378,16 @@
         </w:tc>
         <w:tc>
           <w:tcPr>
-            <w:tcW w:type="dxa" w:w="2160"/>
+            <w:tcW w:type="dxa" w:w="2256"/>
           </w:tcPr>
           <w:p>
+            <w:pPr>
+              <w:spacing w:line="240" w:lineRule="auto"/>
+            </w:pPr>
             <w:r>
               <w:rPr>
-                <w:sz w:val="18"/>
+                <w:rFonts w:ascii="Arial" w:hAnsi="Arial" w:cs="Arial" w:eastAsia="Arial"/>
+                <w:sz w:val="24"/>
               </w:rPr>
               <w:t>16.84</w:t>
             </w:r>
@@ -1059,12 +1395,16 @@
         </w:tc>
         <w:tc>
           <w:tcPr>
-            <w:tcW w:type="dxa" w:w="2160"/>
+            <w:tcW w:type="dxa" w:w="2256"/>
           </w:tcPr>
           <w:p>
+            <w:pPr>
+              <w:spacing w:line="240" w:lineRule="auto"/>
+            </w:pPr>
             <w:r>
               <w:rPr>
-                <w:sz w:val="18"/>
+                <w:rFonts w:ascii="Arial" w:hAnsi="Arial" w:cs="Arial" w:eastAsia="Arial"/>
+                <w:sz w:val="24"/>
               </w:rPr>
               <w:t>176</w:t>
             </w:r>
@@ -1072,12 +1412,16 @@
         </w:tc>
         <w:tc>
           <w:tcPr>
-            <w:tcW w:type="dxa" w:w="2160"/>
+            <w:tcW w:type="dxa" w:w="2256"/>
           </w:tcPr>
           <w:p>
+            <w:pPr>
+              <w:spacing w:line="240" w:lineRule="auto"/>
+            </w:pPr>
             <w:r>
               <w:rPr>
-                <w:sz w:val="18"/>
+                <w:rFonts w:ascii="Arial" w:hAnsi="Arial" w:cs="Arial" w:eastAsia="Arial"/>
+                <w:sz w:val="24"/>
               </w:rPr>
               <w:t>1,508</w:t>
             </w:r>
@@ -1087,12 +1431,16 @@
       <w:tr>
         <w:tc>
           <w:tcPr>
-            <w:tcW w:type="dxa" w:w="2160"/>
+            <w:tcW w:type="dxa" w:w="2256"/>
           </w:tcPr>
           <w:p>
+            <w:pPr>
+              <w:spacing w:line="240" w:lineRule="auto"/>
+            </w:pPr>
             <w:r>
               <w:rPr>
-                <w:sz w:val="18"/>
+                <w:rFonts w:ascii="Arial" w:hAnsi="Arial" w:cs="Arial" w:eastAsia="Arial"/>
+                <w:sz w:val="24"/>
               </w:rPr>
               <w:t>RL agent, seed 3 (ε = 0.05)</w:t>
             </w:r>
@@ -1100,12 +1448,16 @@
         </w:tc>
         <w:tc>
           <w:tcPr>
-            <w:tcW w:type="dxa" w:w="2160"/>
+            <w:tcW w:type="dxa" w:w="2256"/>
           </w:tcPr>
           <w:p>
+            <w:pPr>
+              <w:spacing w:line="240" w:lineRule="auto"/>
+            </w:pPr>
             <w:r>
               <w:rPr>
-                <w:sz w:val="18"/>
+                <w:rFonts w:ascii="Arial" w:hAnsi="Arial" w:cs="Arial" w:eastAsia="Arial"/>
+                <w:sz w:val="24"/>
               </w:rPr>
               <w:t>16.81</w:t>
             </w:r>
@@ -1113,12 +1465,16 @@
         </w:tc>
         <w:tc>
           <w:tcPr>
-            <w:tcW w:type="dxa" w:w="2160"/>
+            <w:tcW w:type="dxa" w:w="2256"/>
           </w:tcPr>
           <w:p>
+            <w:pPr>
+              <w:spacing w:line="240" w:lineRule="auto"/>
+            </w:pPr>
             <w:r>
               <w:rPr>
-                <w:sz w:val="18"/>
+                <w:rFonts w:ascii="Arial" w:hAnsi="Arial" w:cs="Arial" w:eastAsia="Arial"/>
+                <w:sz w:val="24"/>
               </w:rPr>
               <w:t>170</w:t>
             </w:r>
@@ -1126,12 +1482,16 @@
         </w:tc>
         <w:tc>
           <w:tcPr>
-            <w:tcW w:type="dxa" w:w="2160"/>
+            <w:tcW w:type="dxa" w:w="2256"/>
           </w:tcPr>
           <w:p>
+            <w:pPr>
+              <w:spacing w:line="240" w:lineRule="auto"/>
+            </w:pPr>
             <w:r>
               <w:rPr>
-                <w:sz w:val="18"/>
+                <w:rFonts w:ascii="Arial" w:hAnsi="Arial" w:cs="Arial" w:eastAsia="Arial"/>
+                <w:sz w:val="24"/>
               </w:rPr>
               <w:t>1,511</w:t>
             </w:r>
@@ -1141,12 +1501,16 @@
       <w:tr>
         <w:tc>
           <w:tcPr>
-            <w:tcW w:type="dxa" w:w="2160"/>
+            <w:tcW w:type="dxa" w:w="2256"/>
           </w:tcPr>
           <w:p>
+            <w:pPr>
+              <w:spacing w:line="240" w:lineRule="auto"/>
+            </w:pPr>
             <w:r>
               <w:rPr>
-                <w:sz w:val="18"/>
+                <w:rFonts w:ascii="Arial" w:hAnsi="Arial" w:cs="Arial" w:eastAsia="Arial"/>
+                <w:sz w:val="24"/>
               </w:rPr>
               <w:t>Patch rule</w:t>
             </w:r>
@@ -1154,12 +1518,16 @@
         </w:tc>
         <w:tc>
           <w:tcPr>
-            <w:tcW w:type="dxa" w:w="2160"/>
+            <w:tcW w:type="dxa" w:w="2256"/>
           </w:tcPr>
           <w:p>
+            <w:pPr>
+              <w:spacing w:line="240" w:lineRule="auto"/>
+            </w:pPr>
             <w:r>
               <w:rPr>
-                <w:sz w:val="18"/>
+                <w:rFonts w:ascii="Arial" w:hAnsi="Arial" w:cs="Arial" w:eastAsia="Arial"/>
+                <w:sz w:val="24"/>
               </w:rPr>
               <w:t>17.07</w:t>
             </w:r>
@@ -1167,12 +1535,16 @@
         </w:tc>
         <w:tc>
           <w:tcPr>
-            <w:tcW w:type="dxa" w:w="2160"/>
+            <w:tcW w:type="dxa" w:w="2256"/>
           </w:tcPr>
           <w:p>
+            <w:pPr>
+              <w:spacing w:line="240" w:lineRule="auto"/>
+            </w:pPr>
             <w:r>
               <w:rPr>
-                <w:sz w:val="18"/>
+                <w:rFonts w:ascii="Arial" w:hAnsi="Arial" w:cs="Arial" w:eastAsia="Arial"/>
+                <w:sz w:val="24"/>
               </w:rPr>
               <w:t>159</w:t>
             </w:r>
@@ -1180,12 +1552,16 @@
         </w:tc>
         <w:tc>
           <w:tcPr>
-            <w:tcW w:type="dxa" w:w="2160"/>
+            <w:tcW w:type="dxa" w:w="2256"/>
           </w:tcPr>
           <w:p>
+            <w:pPr>
+              <w:spacing w:line="240" w:lineRule="auto"/>
+            </w:pPr>
             <w:r>
               <w:rPr>
-                <w:sz w:val="18"/>
+                <w:rFonts w:ascii="Arial" w:hAnsi="Arial" w:cs="Arial" w:eastAsia="Arial"/>
+                <w:sz w:val="24"/>
               </w:rPr>
               <w:t>1,548</w:t>
             </w:r>
@@ -1195,12 +1571,16 @@
       <w:tr>
         <w:tc>
           <w:tcPr>
-            <w:tcW w:type="dxa" w:w="2160"/>
+            <w:tcW w:type="dxa" w:w="2256"/>
           </w:tcPr>
           <w:p>
+            <w:pPr>
+              <w:spacing w:line="240" w:lineRule="auto"/>
+            </w:pPr>
             <w:r>
               <w:rPr>
-                <w:sz w:val="18"/>
+                <w:rFonts w:ascii="Arial" w:hAnsi="Arial" w:cs="Arial" w:eastAsia="Arial"/>
+                <w:sz w:val="24"/>
               </w:rPr>
               <w:t>Isolate rule</w:t>
             </w:r>
@@ -1208,12 +1588,16 @@
         </w:tc>
         <w:tc>
           <w:tcPr>
-            <w:tcW w:type="dxa" w:w="2160"/>
+            <w:tcW w:type="dxa" w:w="2256"/>
           </w:tcPr>
           <w:p>
+            <w:pPr>
+              <w:spacing w:line="240" w:lineRule="auto"/>
+            </w:pPr>
             <w:r>
               <w:rPr>
-                <w:sz w:val="18"/>
+                <w:rFonts w:ascii="Arial" w:hAnsi="Arial" w:cs="Arial" w:eastAsia="Arial"/>
+                <w:sz w:val="24"/>
               </w:rPr>
               <w:t>17.47</w:t>
             </w:r>
@@ -1221,12 +1605,16 @@
         </w:tc>
         <w:tc>
           <w:tcPr>
-            <w:tcW w:type="dxa" w:w="2160"/>
+            <w:tcW w:type="dxa" w:w="2256"/>
           </w:tcPr>
           <w:p>
+            <w:pPr>
+              <w:spacing w:line="240" w:lineRule="auto"/>
+            </w:pPr>
             <w:r>
               <w:rPr>
-                <w:sz w:val="18"/>
+                <w:rFonts w:ascii="Arial" w:hAnsi="Arial" w:cs="Arial" w:eastAsia="Arial"/>
+                <w:sz w:val="24"/>
               </w:rPr>
               <w:t>266</w:t>
             </w:r>
@@ -1234,12 +1622,16 @@
         </w:tc>
         <w:tc>
           <w:tcPr>
-            <w:tcW w:type="dxa" w:w="2160"/>
+            <w:tcW w:type="dxa" w:w="2256"/>
           </w:tcPr>
           <w:p>
+            <w:pPr>
+              <w:spacing w:line="240" w:lineRule="auto"/>
+            </w:pPr>
             <w:r>
               <w:rPr>
-                <w:sz w:val="18"/>
+                <w:rFonts w:ascii="Arial" w:hAnsi="Arial" w:cs="Arial" w:eastAsia="Arial"/>
+                <w:sz w:val="24"/>
               </w:rPr>
               <w:t>1,480</w:t>
             </w:r>
@@ -1249,12 +1641,16 @@
       <w:tr>
         <w:tc>
           <w:tcPr>
-            <w:tcW w:type="dxa" w:w="2160"/>
+            <w:tcW w:type="dxa" w:w="2256"/>
           </w:tcPr>
           <w:p>
+            <w:pPr>
+              <w:spacing w:line="240" w:lineRule="auto"/>
+            </w:pPr>
             <w:r>
               <w:rPr>
-                <w:sz w:val="18"/>
+                <w:rFonts w:ascii="Arial" w:hAnsi="Arial" w:cs="Arial" w:eastAsia="Arial"/>
+                <w:sz w:val="24"/>
               </w:rPr>
               <w:t>Hybrid rule: isolate hubs, patch leaves</w:t>
             </w:r>
@@ -1262,12 +1658,16 @@
         </w:tc>
         <w:tc>
           <w:tcPr>
-            <w:tcW w:type="dxa" w:w="2160"/>
+            <w:tcW w:type="dxa" w:w="2256"/>
           </w:tcPr>
           <w:p>
+            <w:pPr>
+              <w:spacing w:line="240" w:lineRule="auto"/>
+            </w:pPr>
             <w:r>
               <w:rPr>
-                <w:sz w:val="18"/>
+                <w:rFonts w:ascii="Arial" w:hAnsi="Arial" w:cs="Arial" w:eastAsia="Arial"/>
+                <w:sz w:val="24"/>
               </w:rPr>
               <w:t>17.66</w:t>
             </w:r>
@@ -1275,12 +1675,16 @@
         </w:tc>
         <w:tc>
           <w:tcPr>
-            <w:tcW w:type="dxa" w:w="2160"/>
+            <w:tcW w:type="dxa" w:w="2256"/>
           </w:tcPr>
           <w:p>
+            <w:pPr>
+              <w:spacing w:line="240" w:lineRule="auto"/>
+            </w:pPr>
             <w:r>
               <w:rPr>
-                <w:sz w:val="18"/>
+                <w:rFonts w:ascii="Arial" w:hAnsi="Arial" w:cs="Arial" w:eastAsia="Arial"/>
+                <w:sz w:val="24"/>
               </w:rPr>
               <w:t>162</w:t>
             </w:r>
@@ -1288,12 +1692,16 @@
         </w:tc>
         <w:tc>
           <w:tcPr>
-            <w:tcW w:type="dxa" w:w="2160"/>
+            <w:tcW w:type="dxa" w:w="2256"/>
           </w:tcPr>
           <w:p>
+            <w:pPr>
+              <w:spacing w:line="240" w:lineRule="auto"/>
+            </w:pPr>
             <w:r>
               <w:rPr>
-                <w:sz w:val="18"/>
+                <w:rFonts w:ascii="Arial" w:hAnsi="Arial" w:cs="Arial" w:eastAsia="Arial"/>
+                <w:sz w:val="24"/>
               </w:rPr>
               <w:t>1,604</w:t>
             </w:r>
@@ -1301,22 +1709,35 @@
         </w:tc>
       </w:tr>
     </w:tbl>
-    <w:p/>
     <w:p>
+      <w:pPr>
+        <w:spacing w:line="480" w:lineRule="auto"/>
+      </w:pPr>
+    </w:p>
+    <w:p>
+      <w:pPr>
+        <w:spacing w:line="480" w:lineRule="auto"/>
+      </w:pPr>
       <w:r>
-        <w:rPr/>
+        <w:rPr>
+          <w:rFonts w:ascii="Arial" w:hAnsi="Arial" w:cs="Arial" w:eastAsia="Arial"/>
+        </w:rPr>
         <w:t>Two of the three agents land just above Ridley’s reported 15.9 to 16.6, so the rebuild is close to the original. The third, with identical settings, did much worse in testing although its training looked the same as the others’ (section 3); the article found similar instability when a run 20 times longer scored lower. Left to choose, none of the agents ever isolated a node (the isolations at ε = 0.05 are random exploration), because under the article’s costs isolating and then patching costs 15 against 5 for patching. Reward is safe nodes per turn minus action costs, summed over the episode, which is what the agents were trained on; the isolate rule protects more nodes than the agents but earns less reward. The patch rule and the hybrid rule protect more nodes at a lower cost, with no training.</w:t>
       </w:r>
     </w:p>
     <w:p>
       <w:pPr>
         <w:pStyle w:val="Heading2"/>
+        <w:spacing w:line="480" w:lineRule="auto"/>
       </w:pPr>
       <w:r>
         <w:t>3. Training</w:t>
       </w:r>
     </w:p>
     <w:p>
+      <w:pPr>
+        <w:spacing w:line="480" w:lineRule="auto"/>
+      </w:pPr>
       <w:r>
         <w:drawing>
           <wp:inline xmlns:a="http://schemas.openxmlformats.org/drawingml/2006/main" xmlns:pic="http://schemas.openxmlformats.org/drawingml/2006/picture">
@@ -1355,12 +1776,16 @@
     <w:p>
       <w:pPr>
         <w:pStyle w:val="Heading2"/>
+        <w:spacing w:line="480" w:lineRule="auto"/>
       </w:pPr>
       <w:r>
         <w:t>4. When the attacker spreads faster</w:t>
       </w:r>
     </w:p>
     <w:p>
+      <w:pPr>
+        <w:spacing w:line="480" w:lineRule="auto"/>
+      </w:pPr>
       <w:r>
         <w:drawing>
           <wp:inline xmlns:a="http://schemas.openxmlformats.org/drawingml/2006/main" xmlns:pic="http://schemas.openxmlformats.org/drawingml/2006/picture">
@@ -1397,18 +1822,31 @@
       </w:r>
     </w:p>
     <w:p>
+      <w:pPr>
+        <w:spacing w:line="480" w:lineRule="auto"/>
+      </w:pPr>
       <w:r>
-        <w:rPr/>
+        <w:rPr>
+          <w:rFonts w:ascii="Arial" w:hAnsi="Arial" w:cs="Arial" w:eastAsia="Arial"/>
+        </w:rPr>
         <w:t>The article warns that above some spreading rate the agent ‘cannot protect the network even if it performed the optimal actions’. That holds for a defender that only patches. A defender that isolates the node it is about to fix holds the network at every rate tested, because isolation stops the spread at once. Whether that is worth the cost is a choice the reward makes on the defender’s behalf.</w:t>
       </w:r>
     </w:p>
     <w:p>
+      <w:pPr>
+        <w:spacing w:line="480" w:lineRule="auto"/>
+      </w:pPr>
       <w:r>
-        <w:rPr/>
+        <w:rPr>
+          <w:rFonts w:ascii="Arial" w:hAnsi="Arial" w:cs="Arial" w:eastAsia="Arial"/>
+        </w:rPr>
         <w:t>The model shares the article’s limits: all nodes are equally valuable, the attacker has no strategy, one action is allowed per turn, and the defender sees every node’s condition, although Ridley’s own first assumption is that the adversary ‘can always get inside the system’ and can only be found by combining many sensors. The test of a learned defender should be the simplest rule an analyst would write, under the same conditions.</w:t>
       </w:r>
     </w:p>
     <w:p>
+      <w:pPr>
+        <w:spacing w:line="480" w:lineRule="auto"/>
+      </w:pPr>
       <w:r>
         <w:t>Notebook: https://github.com/ianstagib/portfolio/blob/main/SubPages/Security_Risk/artefacts/unit11/unit11_ridley_autonomous_defence.ipynb</w:t>
       </w:r>
@@ -1416,20 +1854,28 @@
     <w:p>
       <w:pPr>
         <w:pStyle w:val="Heading1"/>
+        <w:spacing w:line="480" w:lineRule="auto"/>
       </w:pPr>
       <w:r>
         <w:t>Artefact 3: Testing Pineiro-Chousa et al.’s Options View of Reputational Risk</w:t>
       </w:r>
     </w:p>
     <w:p>
+      <w:pPr>
+        <w:spacing w:line="480" w:lineRule="auto"/>
+      </w:pPr>
       <w:r>
         <w:rPr>
+          <w:rFonts w:ascii="Arial" w:hAnsi="Arial" w:cs="Arial" w:eastAsia="Arial"/>
           <w:i/>
         </w:rPr>
         <w:t>Python notebook: unit11_options_reputation_check.ipynb. Prices the option positions described by Pineiro-Chousa et al. (2017) with the Black and Scholes (1973) model, using a reputation index of 100, a one-year horizon, no discounting and 30% volatility. Reputation is not traded, so the prices only test whether the paper’s claims are consistent; they are not a valuation of reputation.</w:t>
       </w:r>
     </w:p>
     <w:p>
+      <w:pPr>
+        <w:spacing w:line="480" w:lineRule="auto"/>
+      </w:pPr>
       <w:r>
         <w:drawing>
           <wp:inline xmlns:a="http://schemas.openxmlformats.org/drawingml/2006/main" xmlns:pic="http://schemas.openxmlformats.org/drawingml/2006/picture">
@@ -1468,23 +1914,27 @@
     <w:tbl>
       <w:tblPr>
         <w:tblStyle w:val="TableGrid"/>
-        <w:tblW w:type="auto" w:w="0"/>
+        <w:tblW w:type="dxa" w:w="9026"/>
         <w:tblLook w:firstColumn="1" w:firstRow="1" w:lastColumn="0" w:lastRow="0" w:noHBand="0" w:noVBand="1" w:val="04A0"/>
       </w:tblPr>
       <w:tblGrid>
-        <w:gridCol w:w="4320"/>
-        <w:gridCol w:w="4320"/>
+        <w:gridCol w:w="4513"/>
+        <w:gridCol w:w="4513"/>
       </w:tblGrid>
       <w:tr>
         <w:tc>
           <w:tcPr>
-            <w:tcW w:type="dxa" w:w="4320"/>
+            <w:tcW w:type="dxa" w:w="4513"/>
           </w:tcPr>
           <w:p>
+            <w:pPr>
+              <w:spacing w:line="240" w:lineRule="auto"/>
+            </w:pPr>
             <w:r>
               <w:rPr>
+                <w:rFonts w:ascii="Arial" w:hAnsi="Arial" w:cs="Arial" w:eastAsia="Arial"/>
                 <w:b/>
-                <w:sz w:val="18"/>
+                <w:sz w:val="24"/>
               </w:rPr>
               <w:t>Claim in the paper</w:t>
             </w:r>
@@ -1492,13 +1942,17 @@
         </w:tc>
         <w:tc>
           <w:tcPr>
-            <w:tcW w:type="dxa" w:w="4320"/>
+            <w:tcW w:type="dxa" w:w="4513"/>
           </w:tcPr>
           <w:p>
+            <w:pPr>
+              <w:spacing w:line="240" w:lineRule="auto"/>
+            </w:pPr>
             <w:r>
               <w:rPr>
+                <w:rFonts w:ascii="Arial" w:hAnsi="Arial" w:cs="Arial" w:eastAsia="Arial"/>
                 <w:b/>
-                <w:sz w:val="18"/>
+                <w:sz w:val="24"/>
               </w:rPr>
               <w:t>Result when priced</w:t>
             </w:r>
@@ -1508,12 +1962,16 @@
       <w:tr>
         <w:tc>
           <w:tcPr>
-            <w:tcW w:type="dxa" w:w="4320"/>
+            <w:tcW w:type="dxa" w:w="4513"/>
           </w:tcPr>
           <w:p>
+            <w:pPr>
+              <w:spacing w:line="240" w:lineRule="auto"/>
+            </w:pPr>
             <w:r>
               <w:rPr>
-                <w:sz w:val="18"/>
+                <w:rFonts w:ascii="Arial" w:hAnsi="Arial" w:cs="Arial" w:eastAsia="Arial"/>
+                <w:sz w:val="24"/>
               </w:rPr>
               <w:t>The premium rises with the market’s volatility</w:t>
             </w:r>
@@ -1521,12 +1979,16 @@
         </w:tc>
         <w:tc>
           <w:tcPr>
-            <w:tcW w:type="dxa" w:w="4320"/>
+            <w:tcW w:type="dxa" w:w="4513"/>
           </w:tcPr>
           <w:p>
+            <w:pPr>
+              <w:spacing w:line="240" w:lineRule="auto"/>
+            </w:pPr>
             <w:r>
               <w:rPr>
-                <w:sz w:val="18"/>
+                <w:rFonts w:ascii="Arial" w:hAnsi="Arial" w:cs="Arial" w:eastAsia="Arial"/>
+                <w:sz w:val="24"/>
               </w:rPr>
               <w:t>Confirmed: a straddle costs 8.0 at 10% volatility and 39.5 at 50%</w:t>
             </w:r>
@@ -1536,12 +1998,16 @@
       <w:tr>
         <w:tc>
           <w:tcPr>
-            <w:tcW w:type="dxa" w:w="4320"/>
+            <w:tcW w:type="dxa" w:w="4513"/>
           </w:tcPr>
           <w:p>
+            <w:pPr>
+              <w:spacing w:line="240" w:lineRule="auto"/>
+            </w:pPr>
             <w:r>
               <w:rPr>
-                <w:sz w:val="18"/>
+                <w:rFonts w:ascii="Arial" w:hAnsi="Arial" w:cs="Arial" w:eastAsia="Arial"/>
+                <w:sz w:val="24"/>
               </w:rPr>
               <w:t>Voluntary disclosure lowers the premium (Table 1)</w:t>
             </w:r>
@@ -1549,12 +2015,16 @@
         </w:tc>
         <w:tc>
           <w:tcPr>
-            <w:tcW w:type="dxa" w:w="4320"/>
+            <w:tcW w:type="dxa" w:w="4513"/>
           </w:tcPr>
           <w:p>
+            <w:pPr>
+              <w:spacing w:line="240" w:lineRule="auto"/>
+            </w:pPr>
             <w:r>
               <w:rPr>
-                <w:sz w:val="18"/>
+                <w:rFonts w:ascii="Arial" w:hAnsi="Arial" w:cs="Arial" w:eastAsia="Arial"/>
+                <w:sz w:val="24"/>
               </w:rPr>
               <w:t>Confirmed: 23.8 for the straddle, 15.2 for the strangle</w:t>
             </w:r>
@@ -1564,12 +2034,16 @@
       <w:tr>
         <w:tc>
           <w:tcPr>
-            <w:tcW w:type="dxa" w:w="4320"/>
+            <w:tcW w:type="dxa" w:w="4513"/>
           </w:tcPr>
           <w:p>
+            <w:pPr>
+              <w:spacing w:line="240" w:lineRule="auto"/>
+            </w:pPr>
             <w:r>
               <w:rPr>
-                <w:sz w:val="18"/>
+                <w:rFonts w:ascii="Arial" w:hAnsi="Arial" w:cs="Arial" w:eastAsia="Arial"/>
+                <w:sz w:val="24"/>
               </w:rPr>
               <w:t>Voluntary disclosure lowers the maximum loss (Table 1)</w:t>
             </w:r>
@@ -1577,12 +2051,16 @@
         </w:tc>
         <w:tc>
           <w:tcPr>
-            <w:tcW w:type="dxa" w:w="4320"/>
+            <w:tcW w:type="dxa" w:w="4513"/>
           </w:tcPr>
           <w:p>
+            <w:pPr>
+              <w:spacing w:line="240" w:lineRule="auto"/>
+            </w:pPr>
             <w:r>
               <w:rPr>
-                <w:sz w:val="18"/>
+                <w:rFonts w:ascii="Arial" w:hAnsi="Arial" w:cs="Arial" w:eastAsia="Arial"/>
+                <w:sz w:val="24"/>
               </w:rPr>
               <w:t>Confirmed: the maximum loss is the premium</w:t>
             </w:r>
@@ -1592,12 +2070,16 @@
       <w:tr>
         <w:tc>
           <w:tcPr>
-            <w:tcW w:type="dxa" w:w="4320"/>
+            <w:tcW w:type="dxa" w:w="4513"/>
           </w:tcPr>
           <w:p>
+            <w:pPr>
+              <w:spacing w:line="240" w:lineRule="auto"/>
+            </w:pPr>
             <w:r>
               <w:rPr>
-                <w:sz w:val="18"/>
+                <w:rFonts w:ascii="Arial" w:hAnsi="Arial" w:cs="Arial" w:eastAsia="Arial"/>
+                <w:sz w:val="24"/>
               </w:rPr>
               <w:t>Voluntary disclosure raises the maximum reward (Table 1)</w:t>
             </w:r>
@@ -1605,12 +2087,16 @@
         </w:tc>
         <w:tc>
           <w:tcPr>
-            <w:tcW w:type="dxa" w:w="4320"/>
+            <w:tcW w:type="dxa" w:w="4513"/>
           </w:tcPr>
           <w:p>
+            <w:pPr>
+              <w:spacing w:line="240" w:lineRule="auto"/>
+            </w:pPr>
             <w:r>
               <w:rPr>
-                <w:sz w:val="18"/>
+                <w:rFonts w:ascii="Arial" w:hAnsi="Arial" w:cs="Arial" w:eastAsia="Arial"/>
+                <w:sz w:val="24"/>
               </w:rPr>
               <w:t>Not confirmed: the strangle earns 1.3 less in both tails at 30% volatility, and less at every volatility tested; its chance of a positive result also falls from 41.8% to 39.2%</w:t>
             </w:r>
@@ -1620,12 +2106,16 @@
       <w:tr>
         <w:tc>
           <w:tcPr>
-            <w:tcW w:type="dxa" w:w="4320"/>
+            <w:tcW w:type="dxa" w:w="4513"/>
           </w:tcPr>
           <w:p>
+            <w:pPr>
+              <w:spacing w:line="240" w:lineRule="auto"/>
+            </w:pPr>
             <w:r>
               <w:rPr>
-                <w:sz w:val="18"/>
+                <w:rFonts w:ascii="Arial" w:hAnsi="Arial" w:cs="Arial" w:eastAsia="Arial"/>
+                <w:sz w:val="24"/>
               </w:rPr>
               <w:t>A B-company’s net effort under mandatory reporting is ‘around zero’ (Table 2)</w:t>
             </w:r>
@@ -1633,12 +2123,16 @@
         </w:tc>
         <w:tc>
           <w:tcPr>
-            <w:tcW w:type="dxa" w:w="4320"/>
+            <w:tcW w:type="dxa" w:w="4513"/>
           </w:tcPr>
           <w:p>
+            <w:pPr>
+              <w:spacing w:line="240" w:lineRule="auto"/>
+            </w:pPr>
             <w:r>
               <w:rPr>
-                <w:sz w:val="18"/>
+                <w:rFonts w:ascii="Arial" w:hAnsi="Arial" w:cs="Arial" w:eastAsia="Arial"/>
+                <w:sz w:val="24"/>
               </w:rPr>
               <w:t>Consistent: between −1.9 and 0 for the strikes tested, and exactly zero at a single strike by put-call parity</w:t>
             </w:r>
@@ -1646,20 +2140,37 @@
         </w:tc>
       </w:tr>
     </w:tbl>
-    <w:p/>
     <w:p>
+      <w:pPr>
+        <w:spacing w:line="480" w:lineRule="auto"/>
+      </w:pPr>
+    </w:p>
+    <w:p>
+      <w:pPr>
+        <w:spacing w:line="480" w:lineRule="auto"/>
+      </w:pPr>
       <w:r>
-        <w:rPr/>
+        <w:rPr>
+          <w:rFonts w:ascii="Arial" w:hAnsi="Arial" w:cs="Arial" w:eastAsia="Arial"/>
+        </w:rPr>
         <w:t>At a fair price every position has an expected result of zero. If disclosure lowers the cost of environmental management and raises the reward, as the paper concludes, the benefit comes from the market valuing a company’s reputation differently once it can tell good practice from bad, not from the shape of the option. The model also assumes that one company’s reputational gain is another’s loss, and that assurance providers take on a client’s bad reputation; an assurer gives an opinion on reported information and may share liability, but customers judge the company.</w:t>
       </w:r>
     </w:p>
     <w:p>
+      <w:pPr>
+        <w:spacing w:line="480" w:lineRule="auto"/>
+      </w:pPr>
       <w:r>
-        <w:rPr/>
+        <w:rPr>
+          <w:rFonts w:ascii="Arial" w:hAnsi="Arial" w:cs="Arial" w:eastAsia="Arial"/>
+        </w:rPr>
         <w:t>For Pampered Pets the idea that survives is the asymmetry. Preparation, such as batch testing records, supplier audits and a drafted customer notice for a quality or data incident, is a premium paid in advance, and it is worth more the more volatile the business’s reputation. With customers ‘whose expectations amplify the reputational consequences of any failure’ (Stevens, 2026), the case for paying it is strong, and the 72-hour deadline for reporting a personal data breach (ICO, no date) means a company cannot wait to see how an incident develops before deciding what to say.</w:t>
       </w:r>
     </w:p>
     <w:p>
+      <w:pPr>
+        <w:spacing w:line="480" w:lineRule="auto"/>
+      </w:pPr>
       <w:r>
         <w:t>Notebook: https://github.com/ianstagib/portfolio/blob/main/SubPages/Security_Risk/artefacts/unit11/unit11_options_reputation_check.ipynb</w:t>
       </w:r>
@@ -1667,60 +2178,80 @@
     <w:p>
       <w:pPr>
         <w:pStyle w:val="Heading1"/>
+        <w:spacing w:line="480" w:lineRule="auto"/>
       </w:pPr>
       <w:r>
         <w:t>Artefact 4: Final Project: Executive Summary for Pampered Pets, and Evaluation against the Status Document</w:t>
       </w:r>
     </w:p>
     <w:p>
+      <w:pPr>
+        <w:spacing w:line="480" w:lineRule="auto"/>
+      </w:pPr>
       <w:r>
         <w:rPr>
+          <w:rFonts w:ascii="Arial" w:hAnsi="Arial" w:cs="Arial" w:eastAsia="Arial"/>
           <w:i/>
         </w:rPr>
         <w:t>Individual assessment submitted at the end of Unit 11 (Stevens, 2026). The status document is the team risk assessment submitted at the end of Unit 6 (Group 2, 2025).</w:t>
       </w:r>
     </w:p>
     <w:p>
+      <w:pPr>
+        <w:spacing w:line="480" w:lineRule="auto"/>
+      </w:pPr>
       <w:r>
-        <w:rPr/>
+        <w:rPr>
+          <w:rFonts w:ascii="Arial" w:hAnsi="Arial" w:cs="Arial" w:eastAsia="Arial"/>
+        </w:rPr>
         <w:t>The executive summary extended the team’s qualitative assessment with quantitative modelling. It estimated the annual probability of quality failures with a Monte Carlo simulation and of supply chain disruption with a fault tree, proposed an active-active, multi-region cloud architecture to meet a 24/7 availability requirement with recovery time and recovery point objectives under one minute, and used a weighted sum to recommend Microsoft Azure as the platform, with vendor lock-in to be mitigated through containerisation, open APIs and portability testing.</w:t>
       </w:r>
     </w:p>
     <w:p>
       <w:pPr>
         <w:pStyle w:val="Heading2"/>
+        <w:spacing w:line="480" w:lineRule="auto"/>
       </w:pPr>
       <w:r>
         <w:t>Tutor feedback</w:t>
       </w:r>
     </w:p>
     <w:p>
+      <w:pPr>
+        <w:spacing w:line="480" w:lineRule="auto"/>
+      </w:pPr>
       <w:r>
-        <w:rPr/>
+        <w:rPr>
+          <w:rFonts w:ascii="Arial" w:hAnsi="Arial" w:cs="Arial" w:eastAsia="Arial"/>
+        </w:rPr>
         <w:t>Feedback from Dr Maria Alvanou, 27 January 2026. Grade: 55% (pass). Strong point: main points covered. Point to develop further: criticality.</w:t>
       </w:r>
     </w:p>
     <w:tbl>
       <w:tblPr>
         <w:tblStyle w:val="TableGrid"/>
-        <w:tblW w:type="auto" w:w="0"/>
+        <w:tblW w:type="dxa" w:w="9026"/>
         <w:tblLook w:firstColumn="1" w:firstRow="1" w:lastColumn="0" w:lastRow="0" w:noHBand="0" w:noVBand="1" w:val="04A0"/>
       </w:tblPr>
       <w:tblGrid>
-        <w:gridCol w:w="2880"/>
-        <w:gridCol w:w="2880"/>
-        <w:gridCol w:w="2880"/>
+        <w:gridCol w:w="3008"/>
+        <w:gridCol w:w="3008"/>
+        <w:gridCol w:w="3008"/>
       </w:tblGrid>
       <w:tr>
         <w:tc>
           <w:tcPr>
-            <w:tcW w:type="dxa" w:w="2880"/>
+            <w:tcW w:type="dxa" w:w="3008"/>
           </w:tcPr>
           <w:p>
+            <w:pPr>
+              <w:spacing w:line="240" w:lineRule="auto"/>
+            </w:pPr>
             <w:r>
               <w:rPr>
+                <w:rFonts w:ascii="Arial" w:hAnsi="Arial" w:cs="Arial" w:eastAsia="Arial"/>
                 <w:b/>
-                <w:sz w:val="18"/>
+                <w:sz w:val="24"/>
               </w:rPr>
               <w:t>Criterion (weighting)</w:t>
             </w:r>
@@ -1728,13 +2259,17 @@
         </w:tc>
         <w:tc>
           <w:tcPr>
-            <w:tcW w:type="dxa" w:w="2880"/>
+            <w:tcW w:type="dxa" w:w="3008"/>
           </w:tcPr>
           <w:p>
+            <w:pPr>
+              <w:spacing w:line="240" w:lineRule="auto"/>
+            </w:pPr>
             <w:r>
               <w:rPr>
+                <w:rFonts w:ascii="Arial" w:hAnsi="Arial" w:cs="Arial" w:eastAsia="Arial"/>
                 <w:b/>
-                <w:sz w:val="18"/>
+                <w:sz w:val="24"/>
               </w:rPr>
               <w:t>Mark</w:t>
             </w:r>
@@ -1742,13 +2277,17 @@
         </w:tc>
         <w:tc>
           <w:tcPr>
-            <w:tcW w:type="dxa" w:w="2880"/>
+            <w:tcW w:type="dxa" w:w="3008"/>
           </w:tcPr>
           <w:p>
+            <w:pPr>
+              <w:spacing w:line="240" w:lineRule="auto"/>
+            </w:pPr>
             <w:r>
               <w:rPr>
+                <w:rFonts w:ascii="Arial" w:hAnsi="Arial" w:cs="Arial" w:eastAsia="Arial"/>
                 <w:b/>
-                <w:sz w:val="18"/>
+                <w:sz w:val="24"/>
               </w:rPr>
               <w:t>Tutor’s comments</w:t>
             </w:r>
@@ -1758,12 +2297,16 @@
       <w:tr>
         <w:tc>
           <w:tcPr>
-            <w:tcW w:type="dxa" w:w="2880"/>
+            <w:tcW w:type="dxa" w:w="3008"/>
           </w:tcPr>
           <w:p>
+            <w:pPr>
+              <w:spacing w:line="240" w:lineRule="auto"/>
+            </w:pPr>
             <w:r>
               <w:rPr>
-                <w:sz w:val="18"/>
+                <w:rFonts w:ascii="Arial" w:hAnsi="Arial" w:cs="Arial" w:eastAsia="Arial"/>
+                <w:sz w:val="24"/>
               </w:rPr>
               <w:t>Knowledge and understanding (30%)</w:t>
             </w:r>
@@ -1771,12 +2314,16 @@
         </w:tc>
         <w:tc>
           <w:tcPr>
-            <w:tcW w:type="dxa" w:w="2880"/>
+            <w:tcW w:type="dxa" w:w="3008"/>
           </w:tcPr>
           <w:p>
+            <w:pPr>
+              <w:spacing w:line="240" w:lineRule="auto"/>
+            </w:pPr>
             <w:r>
               <w:rPr>
-                <w:sz w:val="18"/>
+                <w:rFonts w:ascii="Arial" w:hAnsi="Arial" w:cs="Arial" w:eastAsia="Arial"/>
+                <w:sz w:val="24"/>
               </w:rPr>
               <w:t>18</w:t>
             </w:r>
@@ -1784,12 +2331,16 @@
         </w:tc>
         <w:tc>
           <w:tcPr>
-            <w:tcW w:type="dxa" w:w="2880"/>
+            <w:tcW w:type="dxa" w:w="3008"/>
           </w:tcPr>
           <w:p>
+            <w:pPr>
+              <w:spacing w:line="240" w:lineRule="auto"/>
+            </w:pPr>
             <w:r>
               <w:rPr>
-                <w:sz w:val="18"/>
+                <w:rFonts w:ascii="Arial" w:hAnsi="Arial" w:cs="Arial" w:eastAsia="Arial"/>
+                <w:sz w:val="24"/>
               </w:rPr>
               <w:t>Covers basic points but lacks the required depth. The justification for the methods chosen and the GDPR needed more specific explanation, supported by more theory.</w:t>
             </w:r>
@@ -1799,12 +2350,16 @@
       <w:tr>
         <w:tc>
           <w:tcPr>
-            <w:tcW w:type="dxa" w:w="2880"/>
+            <w:tcW w:type="dxa" w:w="3008"/>
           </w:tcPr>
           <w:p>
+            <w:pPr>
+              <w:spacing w:line="240" w:lineRule="auto"/>
+            </w:pPr>
             <w:r>
               <w:rPr>
-                <w:sz w:val="18"/>
+                <w:rFonts w:ascii="Arial" w:hAnsi="Arial" w:cs="Arial" w:eastAsia="Arial"/>
+                <w:sz w:val="24"/>
               </w:rPr>
               <w:t>Criticality (30%)</w:t>
             </w:r>
@@ -1812,12 +2367,16 @@
         </w:tc>
         <w:tc>
           <w:tcPr>
-            <w:tcW w:type="dxa" w:w="2880"/>
+            <w:tcW w:type="dxa" w:w="3008"/>
           </w:tcPr>
           <w:p>
+            <w:pPr>
+              <w:spacing w:line="240" w:lineRule="auto"/>
+            </w:pPr>
             <w:r>
               <w:rPr>
-                <w:sz w:val="18"/>
+                <w:rFonts w:ascii="Arial" w:hAnsi="Arial" w:cs="Arial" w:eastAsia="Arial"/>
+                <w:sz w:val="24"/>
               </w:rPr>
               <w:t>10</w:t>
             </w:r>
@@ -1825,12 +2384,16 @@
         </w:tc>
         <w:tc>
           <w:tcPr>
-            <w:tcW w:type="dxa" w:w="2880"/>
+            <w:tcW w:type="dxa" w:w="3008"/>
           </w:tcPr>
           <w:p>
+            <w:pPr>
+              <w:spacing w:line="240" w:lineRule="auto"/>
+            </w:pPr>
             <w:r>
               <w:rPr>
-                <w:sz w:val="18"/>
+                <w:rFonts w:ascii="Arial" w:hAnsi="Arial" w:cs="Arial" w:eastAsia="Arial"/>
+                <w:sz w:val="24"/>
               </w:rPr>
               <w:t>No evident criticality. Gaps should have been shown, and the proposed solutions themselves questioned.</w:t>
             </w:r>
@@ -1840,12 +2403,16 @@
       <w:tr>
         <w:tc>
           <w:tcPr>
-            <w:tcW w:type="dxa" w:w="2880"/>
+            <w:tcW w:type="dxa" w:w="3008"/>
           </w:tcPr>
           <w:p>
+            <w:pPr>
+              <w:spacing w:line="240" w:lineRule="auto"/>
+            </w:pPr>
             <w:r>
               <w:rPr>
-                <w:sz w:val="18"/>
+                <w:rFonts w:ascii="Arial" w:hAnsi="Arial" w:cs="Arial" w:eastAsia="Arial"/>
+                <w:sz w:val="24"/>
               </w:rPr>
               <w:t>Use of relevant sources (20%)</w:t>
             </w:r>
@@ -1853,12 +2420,16 @@
         </w:tc>
         <w:tc>
           <w:tcPr>
-            <w:tcW w:type="dxa" w:w="2880"/>
+            <w:tcW w:type="dxa" w:w="3008"/>
           </w:tcPr>
           <w:p>
+            <w:pPr>
+              <w:spacing w:line="240" w:lineRule="auto"/>
+            </w:pPr>
             <w:r>
               <w:rPr>
-                <w:sz w:val="18"/>
+                <w:rFonts w:ascii="Arial" w:hAnsi="Arial" w:cs="Arial" w:eastAsia="Arial"/>
+                <w:sz w:val="24"/>
               </w:rPr>
               <w:t>8</w:t>
             </w:r>
@@ -1866,12 +2437,16 @@
         </w:tc>
         <w:tc>
           <w:tcPr>
-            <w:tcW w:type="dxa" w:w="2880"/>
+            <w:tcW w:type="dxa" w:w="3008"/>
           </w:tcPr>
           <w:p>
+            <w:pPr>
+              <w:spacing w:line="240" w:lineRule="auto"/>
+            </w:pPr>
             <w:r>
               <w:rPr>
-                <w:sz w:val="18"/>
+                <w:rFonts w:ascii="Arial" w:hAnsi="Arial" w:cs="Arial" w:eastAsia="Arial"/>
+                <w:sz w:val="24"/>
               </w:rPr>
               <w:t>Very few works are cited.</w:t>
             </w:r>
@@ -1881,12 +2456,16 @@
       <w:tr>
         <w:tc>
           <w:tcPr>
-            <w:tcW w:type="dxa" w:w="2880"/>
+            <w:tcW w:type="dxa" w:w="3008"/>
           </w:tcPr>
           <w:p>
+            <w:pPr>
+              <w:spacing w:line="240" w:lineRule="auto"/>
+            </w:pPr>
             <w:r>
               <w:rPr>
-                <w:sz w:val="18"/>
+                <w:rFonts w:ascii="Arial" w:hAnsi="Arial" w:cs="Arial" w:eastAsia="Arial"/>
+                <w:sz w:val="24"/>
               </w:rPr>
               <w:t>Structure and presentation (10%)</w:t>
             </w:r>
@@ -1894,12 +2473,16 @@
         </w:tc>
         <w:tc>
           <w:tcPr>
-            <w:tcW w:type="dxa" w:w="2880"/>
+            <w:tcW w:type="dxa" w:w="3008"/>
           </w:tcPr>
           <w:p>
+            <w:pPr>
+              <w:spacing w:line="240" w:lineRule="auto"/>
+            </w:pPr>
             <w:r>
               <w:rPr>
-                <w:sz w:val="18"/>
+                <w:rFonts w:ascii="Arial" w:hAnsi="Arial" w:cs="Arial" w:eastAsia="Arial"/>
+                <w:sz w:val="24"/>
               </w:rPr>
               <w:t>9</w:t>
             </w:r>
@@ -1907,12 +2490,16 @@
         </w:tc>
         <w:tc>
           <w:tcPr>
-            <w:tcW w:type="dxa" w:w="2880"/>
+            <w:tcW w:type="dxa" w:w="3008"/>
           </w:tcPr>
           <w:p>
+            <w:pPr>
+              <w:spacing w:line="240" w:lineRule="auto"/>
+            </w:pPr>
             <w:r>
               <w:rPr>
-                <w:sz w:val="18"/>
+                <w:rFonts w:ascii="Arial" w:hAnsi="Arial" w:cs="Arial" w:eastAsia="Arial"/>
+                <w:sz w:val="24"/>
               </w:rPr>
               <w:t>Well written, but over-reliant on images and tables; more text was needed.</w:t>
             </w:r>
@@ -1922,12 +2509,16 @@
       <w:tr>
         <w:tc>
           <w:tcPr>
-            <w:tcW w:type="dxa" w:w="2880"/>
+            <w:tcW w:type="dxa" w:w="3008"/>
           </w:tcPr>
           <w:p>
+            <w:pPr>
+              <w:spacing w:line="240" w:lineRule="auto"/>
+            </w:pPr>
             <w:r>
               <w:rPr>
-                <w:sz w:val="18"/>
+                <w:rFonts w:ascii="Arial" w:hAnsi="Arial" w:cs="Arial" w:eastAsia="Arial"/>
+                <w:sz w:val="24"/>
               </w:rPr>
               <w:t>Academic integrity (10%)</w:t>
             </w:r>
@@ -1935,12 +2526,16 @@
         </w:tc>
         <w:tc>
           <w:tcPr>
-            <w:tcW w:type="dxa" w:w="2880"/>
+            <w:tcW w:type="dxa" w:w="3008"/>
           </w:tcPr>
           <w:p>
+            <w:pPr>
+              <w:spacing w:line="240" w:lineRule="auto"/>
+            </w:pPr>
             <w:r>
               <w:rPr>
-                <w:sz w:val="18"/>
+                <w:rFonts w:ascii="Arial" w:hAnsi="Arial" w:cs="Arial" w:eastAsia="Arial"/>
+                <w:sz w:val="24"/>
               </w:rPr>
               <w:t>10</w:t>
             </w:r>
@@ -1948,12 +2543,16 @@
         </w:tc>
         <w:tc>
           <w:tcPr>
-            <w:tcW w:type="dxa" w:w="2880"/>
+            <w:tcW w:type="dxa" w:w="3008"/>
           </w:tcPr>
           <w:p>
+            <w:pPr>
+              <w:spacing w:line="240" w:lineRule="auto"/>
+            </w:pPr>
             <w:r>
               <w:rPr>
-                <w:sz w:val="18"/>
+                <w:rFonts w:ascii="Arial" w:hAnsi="Arial" w:cs="Arial" w:eastAsia="Arial"/>
+                <w:sz w:val="24"/>
               </w:rPr>
               <w:t>No issues.</w:t>
             </w:r>
@@ -1961,49 +2560,68 @@
         </w:tc>
       </w:tr>
     </w:tbl>
-    <w:p/>
+    <w:p>
+      <w:pPr>
+        <w:spacing w:line="480" w:lineRule="auto"/>
+      </w:pPr>
+    </w:p>
     <w:p>
       <w:pPr>
         <w:pStyle w:val="Heading2"/>
+        <w:spacing w:line="480" w:lineRule="auto"/>
       </w:pPr>
       <w:r>
         <w:t>Evaluation against the status document</w:t>
       </w:r>
     </w:p>
     <w:p>
+      <w:pPr>
+        <w:spacing w:line="480" w:lineRule="auto"/>
+      </w:pPr>
       <w:r>
-        <w:rPr/>
+        <w:rPr>
+          <w:rFonts w:ascii="Arial" w:hAnsi="Arial" w:cs="Arial" w:eastAsia="Arial"/>
+        </w:rPr>
         <w:t>Against the status document, the summary was a real step forward. The team report had rated every risk on a qualitative matrix and stated that it did not consider quantitative metrics because no monetary values were given (Group 2, 2025). The summary showed that probabilities could be estimated from bounded expert judgement, and it turned the team’s general advice to ‘partner with cloud providers’ into a specific architecture and platform choice.</w:t>
       </w:r>
     </w:p>
     <w:p>
+      <w:pPr>
+        <w:spacing w:line="480" w:lineRule="auto"/>
+      </w:pPr>
       <w:r>
-        <w:rPr/>
+        <w:rPr>
+          <w:rFonts w:ascii="Arial" w:hAnsi="Arial" w:cs="Arial" w:eastAsia="Arial"/>
+        </w:rPr>
         <w:t>Its weaknesses were the ones the tutor had already identified in the team report on 8 December 2025: limitations and gaps were not acknowledged, and few sources supported the argument. The summary cites four sources, one of them a LinkedIn article, and its regulatory section cites Article 5 of the EU GDPR from an unofficial website, when Pampered Pets is a UK business subject to the UK GDPR and the ICO. It also lost touch with the team’s plan. The status document recommended phased digitalisation starting with security policy, training and the network; the summary went straight to a multi-region architecture that the business in the status document, with no security measures and data on two local computers, had no way to run. Units 7 to 10 tested each part of the summary in turn:</w:t>
       </w:r>
     </w:p>
     <w:tbl>
       <w:tblPr>
         <w:tblStyle w:val="TableGrid"/>
-        <w:tblW w:type="auto" w:w="0"/>
+        <w:tblW w:type="dxa" w:w="9026"/>
         <w:tblLook w:firstColumn="1" w:firstRow="1" w:lastColumn="0" w:lastRow="0" w:noHBand="0" w:noVBand="1" w:val="04A0"/>
       </w:tblPr>
       <w:tblGrid>
-        <w:gridCol w:w="2160"/>
-        <w:gridCol w:w="2160"/>
-        <w:gridCol w:w="2160"/>
-        <w:gridCol w:w="2160"/>
+        <w:gridCol w:w="2256"/>
+        <w:gridCol w:w="2256"/>
+        <w:gridCol w:w="2256"/>
+        <w:gridCol w:w="2256"/>
       </w:tblGrid>
       <w:tr>
         <w:tc>
           <w:tcPr>
-            <w:tcW w:type="dxa" w:w="2160"/>
+            <w:tcW w:type="dxa" w:w="2256"/>
           </w:tcPr>
           <w:p>
+            <w:pPr>
+              <w:spacing w:line="240" w:lineRule="auto"/>
+            </w:pPr>
             <w:r>
               <w:rPr>
+                <w:rFonts w:ascii="Arial" w:hAnsi="Arial" w:cs="Arial" w:eastAsia="Arial"/>
                 <w:b/>
-                <w:sz w:val="18"/>
+                <w:sz w:val="24"/>
               </w:rPr>
               <w:t>Element</w:t>
             </w:r>
@@ -2011,13 +2629,17 @@
         </w:tc>
         <w:tc>
           <w:tcPr>
-            <w:tcW w:type="dxa" w:w="2160"/>
+            <w:tcW w:type="dxa" w:w="2256"/>
           </w:tcPr>
           <w:p>
+            <w:pPr>
+              <w:spacing w:line="240" w:lineRule="auto"/>
+            </w:pPr>
             <w:r>
               <w:rPr>
+                <w:rFonts w:ascii="Arial" w:hAnsi="Arial" w:cs="Arial" w:eastAsia="Arial"/>
                 <w:b/>
-                <w:sz w:val="18"/>
+                <w:sz w:val="24"/>
               </w:rPr>
               <w:t>Executive summary</w:t>
             </w:r>
@@ -2025,13 +2647,17 @@
         </w:tc>
         <w:tc>
           <w:tcPr>
-            <w:tcW w:type="dxa" w:w="2160"/>
+            <w:tcW w:type="dxa" w:w="2256"/>
           </w:tcPr>
           <w:p>
+            <w:pPr>
+              <w:spacing w:line="240" w:lineRule="auto"/>
+            </w:pPr>
             <w:r>
               <w:rPr>
+                <w:rFonts w:ascii="Arial" w:hAnsi="Arial" w:cs="Arial" w:eastAsia="Arial"/>
                 <w:b/>
-                <w:sz w:val="18"/>
+                <w:sz w:val="24"/>
               </w:rPr>
               <w:t>What later work found</w:t>
             </w:r>
@@ -2039,13 +2665,17 @@
         </w:tc>
         <w:tc>
           <w:tcPr>
-            <w:tcW w:type="dxa" w:w="2160"/>
+            <w:tcW w:type="dxa" w:w="2256"/>
           </w:tcPr>
           <w:p>
+            <w:pPr>
+              <w:spacing w:line="240" w:lineRule="auto"/>
+            </w:pPr>
             <w:r>
               <w:rPr>
+                <w:rFonts w:ascii="Arial" w:hAnsi="Arial" w:cs="Arial" w:eastAsia="Arial"/>
                 <w:b/>
-                <w:sz w:val="18"/>
+                <w:sz w:val="24"/>
               </w:rPr>
               <w:t>Revised position</w:t>
             </w:r>
@@ -2055,12 +2685,16 @@
       <w:tr>
         <w:tc>
           <w:tcPr>
-            <w:tcW w:type="dxa" w:w="2160"/>
+            <w:tcW w:type="dxa" w:w="2256"/>
           </w:tcPr>
           <w:p>
+            <w:pPr>
+              <w:spacing w:line="240" w:lineRule="auto"/>
+            </w:pPr>
             <w:r>
               <w:rPr>
-                <w:sz w:val="18"/>
+                <w:rFonts w:ascii="Arial" w:hAnsi="Arial" w:cs="Arial" w:eastAsia="Arial"/>
+                <w:sz w:val="24"/>
               </w:rPr>
               <w:t>Quality model (Monte Carlo)</w:t>
             </w:r>
@@ -2068,12 +2702,16 @@
         </w:tc>
         <w:tc>
           <w:tcPr>
-            <w:tcW w:type="dxa" w:w="2160"/>
+            <w:tcW w:type="dxa" w:w="2256"/>
           </w:tcPr>
           <w:p>
+            <w:pPr>
+              <w:spacing w:line="240" w:lineRule="auto"/>
+            </w:pPr>
             <w:r>
               <w:rPr>
-                <w:sz w:val="18"/>
+                <w:rFonts w:ascii="Arial" w:hAnsi="Arial" w:cs="Arial" w:eastAsia="Arial"/>
+                <w:sz w:val="24"/>
               </w:rPr>
               <w:t>Any quality event 21.6% a year, ±0.15%</w:t>
             </w:r>
@@ -2081,12 +2719,16 @@
         </w:tc>
         <w:tc>
           <w:tcPr>
-            <w:tcW w:type="dxa" w:w="2160"/>
+            <w:tcW w:type="dxa" w:w="2256"/>
           </w:tcPr>
           <w:p>
+            <w:pPr>
+              <w:spacing w:line="240" w:lineRule="auto"/>
+            </w:pPr>
             <w:r>
               <w:rPr>
-                <w:sz w:val="18"/>
+                <w:rFonts w:ascii="Arial" w:hAnsi="Arial" w:cs="Arial" w:eastAsia="Arial"/>
+                <w:sz w:val="24"/>
               </w:rPr>
               <w:t>Unit 7: the ± was simulation error; the experts’ ranges give 18.4% to 24.9%, and the quality control detection rate drives the result</w:t>
             </w:r>
@@ -2094,12 +2736,16 @@
         </w:tc>
         <w:tc>
           <w:tcPr>
-            <w:tcW w:type="dxa" w:w="2160"/>
+            <w:tcW w:type="dxa" w:w="2256"/>
           </w:tcPr>
           <w:p>
+            <w:pPr>
+              <w:spacing w:line="240" w:lineRule="auto"/>
+            </w:pPr>
             <w:r>
               <w:rPr>
-                <w:sz w:val="18"/>
+                <w:rFonts w:ascii="Arial" w:hAnsi="Arial" w:cs="Arial" w:eastAsia="Arial"/>
+                <w:sz w:val="24"/>
               </w:rPr>
               <w:t>Report ranges, and measure the detection rate with a seeded-defect test</w:t>
             </w:r>
@@ -2109,12 +2755,16 @@
       <w:tr>
         <w:tc>
           <w:tcPr>
-            <w:tcW w:type="dxa" w:w="2160"/>
+            <w:tcW w:type="dxa" w:w="2256"/>
           </w:tcPr>
           <w:p>
+            <w:pPr>
+              <w:spacing w:line="240" w:lineRule="auto"/>
+            </w:pPr>
             <w:r>
               <w:rPr>
-                <w:sz w:val="18"/>
+                <w:rFonts w:ascii="Arial" w:hAnsi="Arial" w:cs="Arial" w:eastAsia="Arial"/>
+                <w:sz w:val="24"/>
               </w:rPr>
               <w:t>Supply disruption (fault tree)</w:t>
             </w:r>
@@ -2122,12 +2772,16 @@
         </w:tc>
         <w:tc>
           <w:tcPr>
-            <w:tcW w:type="dxa" w:w="2160"/>
+            <w:tcW w:type="dxa" w:w="2256"/>
           </w:tcPr>
           <w:p>
+            <w:pPr>
+              <w:spacing w:line="240" w:lineRule="auto"/>
+            </w:pPr>
             <w:r>
               <w:rPr>
-                <w:sz w:val="18"/>
+                <w:rFonts w:ascii="Arial" w:hAnsi="Arial" w:cs="Arial" w:eastAsia="Arial"/>
+                <w:sz w:val="24"/>
               </w:rPr>
               <w:t>Short 18.7%, prolonged 6.0%</w:t>
             </w:r>
@@ -2135,12 +2789,16 @@
         </w:tc>
         <w:tc>
           <w:tcPr>
-            <w:tcW w:type="dxa" w:w="2160"/>
+            <w:tcW w:type="dxa" w:w="2256"/>
           </w:tcPr>
           <w:p>
+            <w:pPr>
+              <w:spacing w:line="240" w:lineRule="auto"/>
+            </w:pPr>
             <w:r>
               <w:rPr>
-                <w:sz w:val="18"/>
+                <w:rFonts w:ascii="Arial" w:hAnsi="Arial" w:cs="Arial" w:eastAsia="Arial"/>
+                <w:sz w:val="24"/>
               </w:rPr>
               <w:t>Unit 11: the gates were never shown. Both figures can be reproduced if an e-commerce outage has no failover branch and a warehouse outage whose failover fails counts as both short and prolonged. Events are assumed independent, while Unit 10 found that common-cause events matter most</w:t>
             </w:r>
@@ -2148,12 +2806,16 @@
         </w:tc>
         <w:tc>
           <w:tcPr>
-            <w:tcW w:type="dxa" w:w="2160"/>
+            <w:tcW w:type="dxa" w:w="2256"/>
           </w:tcPr>
           <w:p>
+            <w:pPr>
+              <w:spacing w:line="240" w:lineRule="auto"/>
+            </w:pPr>
             <w:r>
               <w:rPr>
-                <w:sz w:val="18"/>
+                <w:rFonts w:ascii="Arial" w:hAnsi="Arial" w:cs="Arial" w:eastAsia="Arial"/>
+                <w:sz w:val="24"/>
               </w:rPr>
               <w:t>Show the gates, and model common-cause events separately</w:t>
             </w:r>
@@ -2163,12 +2825,16 @@
       <w:tr>
         <w:tc>
           <w:tcPr>
-            <w:tcW w:type="dxa" w:w="2160"/>
+            <w:tcW w:type="dxa" w:w="2256"/>
           </w:tcPr>
           <w:p>
+            <w:pPr>
+              <w:spacing w:line="240" w:lineRule="auto"/>
+            </w:pPr>
             <w:r>
               <w:rPr>
-                <w:sz w:val="18"/>
+                <w:rFonts w:ascii="Arial" w:hAnsi="Arial" w:cs="Arial" w:eastAsia="Arial"/>
+                <w:sz w:val="24"/>
               </w:rPr>
               <w:t>Recovery objectives and architecture</w:t>
             </w:r>
@@ -2176,12 +2842,16 @@
         </w:tc>
         <w:tc>
           <w:tcPr>
-            <w:tcW w:type="dxa" w:w="2160"/>
+            <w:tcW w:type="dxa" w:w="2256"/>
           </w:tcPr>
           <w:p>
+            <w:pPr>
+              <w:spacing w:line="240" w:lineRule="auto"/>
+            </w:pPr>
             <w:r>
               <w:rPr>
-                <w:sz w:val="18"/>
+                <w:rFonts w:ascii="Arial" w:hAnsi="Arial" w:cs="Arial" w:eastAsia="Arial"/>
+                <w:sz w:val="24"/>
               </w:rPr>
               <w:t>Active-active, multi-region; RTO and RPO under one minute</w:t>
             </w:r>
@@ -2189,12 +2859,16 @@
         </w:tc>
         <w:tc>
           <w:tcPr>
-            <w:tcW w:type="dxa" w:w="2160"/>
+            <w:tcW w:type="dxa" w:w="2256"/>
           </w:tcPr>
           <w:p>
+            <w:pPr>
+              <w:spacing w:line="240" w:lineRule="auto"/>
+            </w:pPr>
             <w:r>
               <w:rPr>
-                <w:sz w:val="18"/>
+                <w:rFonts w:ascii="Arial" w:hAnsi="Arial" w:cs="Arial" w:eastAsia="Arial"/>
+                <w:sz w:val="24"/>
               </w:rPr>
               <w:t>Unit 9: no business impact analysis supported the objectives; the BIA gave a maximum tolerable outage of 72 hours. Unit 10: active-active cost about £45,000 a year and left the same 28% five-year chance of losing the order data for good as the provider’s defaults</w:t>
             </w:r>
@@ -2202,12 +2876,16 @@
         </w:tc>
         <w:tc>
           <w:tcPr>
-            <w:tcW w:type="dxa" w:w="2160"/>
+            <w:tcW w:type="dxa" w:w="2256"/>
           </w:tcPr>
           <w:p>
+            <w:pPr>
+              <w:spacing w:line="240" w:lineRule="auto"/>
+            </w:pPr>
             <w:r>
               <w:rPr>
-                <w:sz w:val="18"/>
+                <w:rFonts w:ascii="Arial" w:hAnsi="Arial" w:cs="Arial" w:eastAsia="Arial"/>
+                <w:sz w:val="24"/>
               </w:rPr>
               <w:t>Backup and restore, plus a copy every 15 minutes at a second provider under separate credentials, with daily reconciliation against payment records: a median of about £3,400 a year, plus about £800 for reconciliation</w:t>
             </w:r>
@@ -2217,12 +2895,16 @@
       <w:tr>
         <w:tc>
           <w:tcPr>
-            <w:tcW w:type="dxa" w:w="2160"/>
+            <w:tcW w:type="dxa" w:w="2256"/>
           </w:tcPr>
           <w:p>
+            <w:pPr>
+              <w:spacing w:line="240" w:lineRule="auto"/>
+            </w:pPr>
             <w:r>
               <w:rPr>
-                <w:sz w:val="18"/>
+                <w:rFonts w:ascii="Arial" w:hAnsi="Arial" w:cs="Arial" w:eastAsia="Arial"/>
+                <w:sz w:val="24"/>
               </w:rPr>
               <w:t>Platform choice (weighted sum)</w:t>
             </w:r>
@@ -2230,12 +2912,16 @@
         </w:tc>
         <w:tc>
           <w:tcPr>
-            <w:tcW w:type="dxa" w:w="2160"/>
+            <w:tcW w:type="dxa" w:w="2256"/>
           </w:tcPr>
           <w:p>
+            <w:pPr>
+              <w:spacing w:line="240" w:lineRule="auto"/>
+            </w:pPr>
             <w:r>
               <w:rPr>
-                <w:sz w:val="18"/>
+                <w:rFonts w:ascii="Arial" w:hAnsi="Arial" w:cs="Arial" w:eastAsia="Arial"/>
+                <w:sz w:val="24"/>
               </w:rPr>
               <w:t>Azure 4.35, AWS 4.20, Google Cloud 3.85</w:t>
             </w:r>
@@ -2243,12 +2929,16 @@
         </w:tc>
         <w:tc>
           <w:tcPr>
-            <w:tcW w:type="dxa" w:w="2160"/>
+            <w:tcW w:type="dxa" w:w="2256"/>
           </w:tcPr>
           <w:p>
+            <w:pPr>
+              <w:spacing w:line="240" w:lineRule="auto"/>
+            </w:pPr>
             <w:r>
               <w:rPr>
-                <w:sz w:val="18"/>
+                <w:rFonts w:ascii="Arial" w:hAnsi="Arial" w:cs="Arial" w:eastAsia="Arial"/>
+                <w:sz w:val="24"/>
               </w:rPr>
               <w:t>Unit 7: arithmetic errors (4.45, 4.30, 3.90), and the ranking depends on whether the lock-in criterion counts for or against a platform, and on the method used</w:t>
             </w:r>
@@ -2256,12 +2946,16 @@
         </w:tc>
         <w:tc>
           <w:tcPr>
-            <w:tcW w:type="dxa" w:w="2160"/>
+            <w:tcW w:type="dxa" w:w="2256"/>
           </w:tcPr>
           <w:p>
+            <w:pPr>
+              <w:spacing w:line="240" w:lineRule="auto"/>
+            </w:pPr>
             <w:r>
               <w:rPr>
-                <w:sz w:val="18"/>
+                <w:rFonts w:ascii="Arial" w:hAnsi="Arial" w:cs="Arial" w:eastAsia="Arial"/>
+                <w:sz w:val="24"/>
               </w:rPr>
               <w:t>State each criterion’s direction; choose the provider on exit terms and recovery, not a weighted score alone</w:t>
             </w:r>
@@ -2271,12 +2965,16 @@
       <w:tr>
         <w:tc>
           <w:tcPr>
-            <w:tcW w:type="dxa" w:w="2160"/>
+            <w:tcW w:type="dxa" w:w="2256"/>
           </w:tcPr>
           <w:p>
+            <w:pPr>
+              <w:spacing w:line="240" w:lineRule="auto"/>
+            </w:pPr>
             <w:r>
               <w:rPr>
-                <w:sz w:val="18"/>
+                <w:rFonts w:ascii="Arial" w:hAnsi="Arial" w:cs="Arial" w:eastAsia="Arial"/>
+                <w:sz w:val="24"/>
               </w:rPr>
               <w:t>Vendor lock-in</w:t>
             </w:r>
@@ -2284,12 +2982,16 @@
         </w:tc>
         <w:tc>
           <w:tcPr>
-            <w:tcW w:type="dxa" w:w="2160"/>
+            <w:tcW w:type="dxa" w:w="2256"/>
           </w:tcPr>
           <w:p>
+            <w:pPr>
+              <w:spacing w:line="240" w:lineRule="auto"/>
+            </w:pPr>
             <w:r>
               <w:rPr>
-                <w:sz w:val="18"/>
+                <w:rFonts w:ascii="Arial" w:hAnsi="Arial" w:cs="Arial" w:eastAsia="Arial"/>
+                <w:sz w:val="24"/>
               </w:rPr>
               <w:t>Containerisation, open APIs, portability testing</w:t>
             </w:r>
@@ -2297,12 +2999,16 @@
         </w:tc>
         <w:tc>
           <w:tcPr>
-            <w:tcW w:type="dxa" w:w="2160"/>
+            <w:tcW w:type="dxa" w:w="2256"/>
           </w:tcPr>
           <w:p>
+            <w:pPr>
+              <w:spacing w:line="240" w:lineRule="auto"/>
+            </w:pPr>
             <w:r>
               <w:rPr>
-                <w:sz w:val="18"/>
+                <w:rFonts w:ascii="Arial" w:hAnsi="Arial" w:cs="Arial" w:eastAsia="Arial"/>
+                <w:sz w:val="24"/>
               </w:rPr>
               <w:t>Unit 10: measures for firms that build software; Pampered Pets will rent its systems</w:t>
             </w:r>
@@ -2310,12 +3016,16 @@
         </w:tc>
         <w:tc>
           <w:tcPr>
-            <w:tcW w:type="dxa" w:w="2160"/>
+            <w:tcW w:type="dxa" w:w="2256"/>
           </w:tcPr>
           <w:p>
+            <w:pPr>
+              <w:spacing w:line="240" w:lineRule="auto"/>
+            </w:pPr>
             <w:r>
               <w:rPr>
-                <w:sz w:val="18"/>
+                <w:rFonts w:ascii="Arial" w:hAnsi="Arial" w:cs="Arial" w:eastAsia="Arial"/>
+                <w:sz w:val="24"/>
               </w:rPr>
               <w:t>An exit plan: open-format exports, the domain kept with its registrar, and a restore at a second provider rehearsed twice a year</w:t>
             </w:r>
@@ -2325,12 +3035,16 @@
       <w:tr>
         <w:tc>
           <w:tcPr>
-            <w:tcW w:type="dxa" w:w="2160"/>
+            <w:tcW w:type="dxa" w:w="2256"/>
           </w:tcPr>
           <w:p>
+            <w:pPr>
+              <w:spacing w:line="240" w:lineRule="auto"/>
+            </w:pPr>
             <w:r>
               <w:rPr>
-                <w:sz w:val="18"/>
+                <w:rFonts w:ascii="Arial" w:hAnsi="Arial" w:cs="Arial" w:eastAsia="Arial"/>
+                <w:sz w:val="24"/>
               </w:rPr>
               <w:t>Regulation</w:t>
             </w:r>
@@ -2338,12 +3052,16 @@
         </w:tc>
         <w:tc>
           <w:tcPr>
-            <w:tcW w:type="dxa" w:w="2160"/>
+            <w:tcW w:type="dxa" w:w="2256"/>
           </w:tcPr>
           <w:p>
+            <w:pPr>
+              <w:spacing w:line="240" w:lineRule="auto"/>
+            </w:pPr>
             <w:r>
               <w:rPr>
-                <w:sz w:val="18"/>
+                <w:rFonts w:ascii="Arial" w:hAnsi="Arial" w:cs="Arial" w:eastAsia="Arial"/>
+                <w:sz w:val="24"/>
               </w:rPr>
               <w:t>GDPR principles (Article 5)</w:t>
             </w:r>
@@ -2351,12 +3069,16 @@
         </w:tc>
         <w:tc>
           <w:tcPr>
-            <w:tcW w:type="dxa" w:w="2160"/>
+            <w:tcW w:type="dxa" w:w="2256"/>
           </w:tcPr>
           <w:p>
+            <w:pPr>
+              <w:spacing w:line="240" w:lineRule="auto"/>
+            </w:pPr>
             <w:r>
               <w:rPr>
-                <w:sz w:val="18"/>
+                <w:rFonts w:ascii="Arial" w:hAnsi="Arial" w:cs="Arial" w:eastAsia="Arial"/>
+                <w:sz w:val="24"/>
               </w:rPr>
               <w:t>Units 5 and 6: the UK GDPR, PECR, PCI DSS and Cyber Essentials apply, each with named evidence</w:t>
             </w:r>
@@ -2364,12 +3086,16 @@
         </w:tc>
         <w:tc>
           <w:tcPr>
-            <w:tcW w:type="dxa" w:w="2160"/>
+            <w:tcW w:type="dxa" w:w="2256"/>
           </w:tcPr>
           <w:p>
+            <w:pPr>
+              <w:spacing w:line="240" w:lineRule="auto"/>
+            </w:pPr>
             <w:r>
               <w:rPr>
-                <w:sz w:val="18"/>
+                <w:rFonts w:ascii="Arial" w:hAnsi="Arial" w:cs="Arial" w:eastAsia="Arial"/>
+                <w:sz w:val="24"/>
               </w:rPr>
               <w:t>A register of obligations, including the ICO’s 72-hour breach reporting</w:t>
             </w:r>
@@ -2379,12 +3105,16 @@
       <w:tr>
         <w:tc>
           <w:tcPr>
-            <w:tcW w:type="dxa" w:w="2160"/>
+            <w:tcW w:type="dxa" w:w="2256"/>
           </w:tcPr>
           <w:p>
+            <w:pPr>
+              <w:spacing w:line="240" w:lineRule="auto"/>
+            </w:pPr>
             <w:r>
               <w:rPr>
-                <w:sz w:val="18"/>
+                <w:rFonts w:ascii="Arial" w:hAnsi="Arial" w:cs="Arial" w:eastAsia="Arial"/>
+                <w:sz w:val="24"/>
               </w:rPr>
               <w:t>People and fraud</w:t>
             </w:r>
@@ -2392,12 +3122,16 @@
         </w:tc>
         <w:tc>
           <w:tcPr>
-            <w:tcW w:type="dxa" w:w="2160"/>
+            <w:tcW w:type="dxa" w:w="2256"/>
           </w:tcPr>
           <w:p>
+            <w:pPr>
+              <w:spacing w:line="240" w:lineRule="auto"/>
+            </w:pPr>
             <w:r>
               <w:rPr>
-                <w:sz w:val="18"/>
+                <w:rFonts w:ascii="Arial" w:hAnsi="Arial" w:cs="Arial" w:eastAsia="Arial"/>
+                <w:sz w:val="24"/>
               </w:rPr>
               <w:t>Not covered</w:t>
             </w:r>
@@ -2405,12 +3139,16 @@
         </w:tc>
         <w:tc>
           <w:tcPr>
-            <w:tcW w:type="dxa" w:w="2160"/>
+            <w:tcW w:type="dxa" w:w="2256"/>
           </w:tcPr>
           <w:p>
+            <w:pPr>
+              <w:spacing w:line="240" w:lineRule="auto"/>
+            </w:pPr>
             <w:r>
               <w:rPr>
-                <w:sz w:val="18"/>
+                <w:rFonts w:ascii="Arial" w:hAnsi="Arial" w:cs="Arial" w:eastAsia="Arial"/>
+                <w:sz w:val="24"/>
               </w:rPr>
               <w:t>Unit 8 modelled supplier impersonation fraud, a risk that the move to international suppliers adds</w:t>
             </w:r>
@@ -2418,12 +3156,16 @@
         </w:tc>
         <w:tc>
           <w:tcPr>
-            <w:tcW w:type="dxa" w:w="2160"/>
+            <w:tcW w:type="dxa" w:w="2256"/>
           </w:tcPr>
           <w:p>
+            <w:pPr>
+              <w:spacing w:line="240" w:lineRule="auto"/>
+            </w:pPr>
             <w:r>
               <w:rPr>
-                <w:sz w:val="18"/>
+                <w:rFonts w:ascii="Arial" w:hAnsi="Arial" w:cs="Arial" w:eastAsia="Arial"/>
+                <w:sz w:val="24"/>
               </w:rPr>
               <w:t>A call-back rule for any change to supplier bank details</w:t>
             </w:r>
@@ -2431,509 +3173,812 @@
         </w:tc>
       </w:tr>
     </w:tbl>
-    <w:p/>
     <w:p>
+      <w:pPr>
+        <w:spacing w:line="480" w:lineRule="auto"/>
+      </w:pPr>
+    </w:p>
+    <w:p>
+      <w:pPr>
+        <w:spacing w:line="480" w:lineRule="auto"/>
+      </w:pPr>
       <w:r>
-        <w:rPr/>
+        <w:rPr>
+          <w:rFonts w:ascii="Arial" w:hAnsi="Arial" w:cs="Arial" w:eastAsia="Arial"/>
+        </w:rPr>
         <w:t>The pattern across the table is that each number in the summary was presented without the assumption that produced it. Almost every correction came from asking what a figure measured and what it would cost, which are the questions a client and a marker both ask. The revised positions are the ones I will carry into the end-of-module e-portfolio.</w:t>
       </w:r>
     </w:p>
     <w:p>
       <w:pPr>
         <w:pStyle w:val="Heading1"/>
+        <w:spacing w:line="480" w:lineRule="auto"/>
       </w:pPr>
       <w:r>
         <w:t>References</w:t>
       </w:r>
     </w:p>
     <w:p>
+      <w:pPr>
+        <w:spacing w:line="480" w:lineRule="auto"/>
+      </w:pPr>
       <w:r>
-        <w:rPr/>
+        <w:rPr>
+          <w:rFonts w:ascii="Arial" w:hAnsi="Arial" w:cs="Arial" w:eastAsia="Arial"/>
+        </w:rPr>
         <w:t xml:space="preserve">Black, F. and Scholes, M. (1973) ‘The pricing of options and corporate liabilities’, </w:t>
       </w:r>
       <w:r>
         <w:rPr>
+          <w:rFonts w:ascii="Arial" w:hAnsi="Arial" w:cs="Arial" w:eastAsia="Arial"/>
           <w:i/>
         </w:rPr>
         <w:t>Journal of Political Economy</w:t>
       </w:r>
       <w:r>
-        <w:rPr/>
+        <w:rPr>
+          <w:rFonts w:ascii="Arial" w:hAnsi="Arial" w:cs="Arial" w:eastAsia="Arial"/>
+        </w:rPr>
         <w:t xml:space="preserve">, 81(3), pp. 637–654. Available at: </w:t>
       </w:r>
       <w:r>
-        <w:rPr/>
+        <w:rPr>
+          <w:rFonts w:ascii="Arial" w:hAnsi="Arial" w:cs="Arial" w:eastAsia="Arial"/>
+        </w:rPr>
         <w:t>https://doi.org/10.1086/260062</w:t>
       </w:r>
       <w:r>
-        <w:rPr/>
+        <w:rPr>
+          <w:rFonts w:ascii="Arial" w:hAnsi="Arial" w:cs="Arial" w:eastAsia="Arial"/>
+        </w:rPr>
         <w:t xml:space="preserve"> (Accessed: 3 October 2026).</w:t>
       </w:r>
     </w:p>
     <w:p>
+      <w:pPr>
+        <w:spacing w:line="480" w:lineRule="auto"/>
+      </w:pPr>
       <w:r>
-        <w:rPr/>
+        <w:rPr>
+          <w:rFonts w:ascii="Arial" w:hAnsi="Arial" w:cs="Arial" w:eastAsia="Arial"/>
+        </w:rPr>
         <w:t xml:space="preserve">Competition and Markets Authority (CMA) (2025) </w:t>
       </w:r>
       <w:r>
         <w:rPr>
+          <w:rFonts w:ascii="Arial" w:hAnsi="Arial" w:cs="Arial" w:eastAsia="Arial"/>
           <w:i/>
         </w:rPr>
         <w:t>Cloud services market investigation: summary of final decision</w:t>
       </w:r>
       <w:r>
-        <w:rPr/>
+        <w:rPr>
+          <w:rFonts w:ascii="Arial" w:hAnsi="Arial" w:cs="Arial" w:eastAsia="Arial"/>
+        </w:rPr>
         <w:t xml:space="preserve">, 31 July. London: CMA. Available at: </w:t>
       </w:r>
       <w:r>
-        <w:rPr/>
+        <w:rPr>
+          <w:rFonts w:ascii="Arial" w:hAnsi="Arial" w:cs="Arial" w:eastAsia="Arial"/>
+        </w:rPr>
         <w:t>https://assets.publishing.service.gov.uk/media/688b20e6ff8c05468cb7b120/summary_of_final_decision.pdf</w:t>
       </w:r>
       <w:r>
-        <w:rPr/>
+        <w:rPr>
+          <w:rFonts w:ascii="Arial" w:hAnsi="Arial" w:cs="Arial" w:eastAsia="Arial"/>
+        </w:rPr>
         <w:t xml:space="preserve"> (Accessed: 3 October 2026).</w:t>
       </w:r>
     </w:p>
     <w:p>
+      <w:pPr>
+        <w:spacing w:line="480" w:lineRule="auto"/>
+      </w:pPr>
       <w:r>
-        <w:rPr/>
+        <w:rPr>
+          <w:rFonts w:ascii="Arial" w:hAnsi="Arial" w:cs="Arial" w:eastAsia="Arial"/>
+        </w:rPr>
         <w:t xml:space="preserve">Cox, L.A. (2008) ‘What’s wrong with risk matrices?’, </w:t>
       </w:r>
       <w:r>
         <w:rPr>
+          <w:rFonts w:ascii="Arial" w:hAnsi="Arial" w:cs="Arial" w:eastAsia="Arial"/>
           <w:i/>
         </w:rPr>
         <w:t>Risk Analysis</w:t>
       </w:r>
       <w:r>
-        <w:rPr/>
+        <w:rPr>
+          <w:rFonts w:ascii="Arial" w:hAnsi="Arial" w:cs="Arial" w:eastAsia="Arial"/>
+        </w:rPr>
         <w:t xml:space="preserve">, 28(2), pp. 497–512. Available at: </w:t>
       </w:r>
       <w:r>
-        <w:rPr/>
+        <w:rPr>
+          <w:rFonts w:ascii="Arial" w:hAnsi="Arial" w:cs="Arial" w:eastAsia="Arial"/>
+        </w:rPr>
         <w:t>https://doi.org/10.1111/j.1539-6924.2008.01030.x</w:t>
       </w:r>
       <w:r>
-        <w:rPr/>
+        <w:rPr>
+          <w:rFonts w:ascii="Arial" w:hAnsi="Arial" w:cs="Arial" w:eastAsia="Arial"/>
+        </w:rPr>
         <w:t xml:space="preserve"> (Accessed: 3 October 2026).</w:t>
       </w:r>
     </w:p>
     <w:p>
+      <w:pPr>
+        <w:spacing w:line="480" w:lineRule="auto"/>
+      </w:pPr>
       <w:r>
-        <w:rPr/>
+        <w:rPr>
+          <w:rFonts w:ascii="Arial" w:hAnsi="Arial" w:cs="Arial" w:eastAsia="Arial"/>
+        </w:rPr>
         <w:t xml:space="preserve">Defense Advanced Research Projects Agency (DARPA) (2025) ‘AI Cyber Challenge marks pivotal inflection point for cyber defense’, </w:t>
       </w:r>
       <w:r>
         <w:rPr>
+          <w:rFonts w:ascii="Arial" w:hAnsi="Arial" w:cs="Arial" w:eastAsia="Arial"/>
           <w:i/>
         </w:rPr>
         <w:t>DARPA news</w:t>
       </w:r>
       <w:r>
-        <w:rPr/>
+        <w:rPr>
+          <w:rFonts w:ascii="Arial" w:hAnsi="Arial" w:cs="Arial" w:eastAsia="Arial"/>
+        </w:rPr>
         <w:t xml:space="preserve">, 8 August. Available at: </w:t>
       </w:r>
       <w:r>
-        <w:rPr/>
+        <w:rPr>
+          <w:rFonts w:ascii="Arial" w:hAnsi="Arial" w:cs="Arial" w:eastAsia="Arial"/>
+        </w:rPr>
         <w:t>https://www.darpa.mil/news/2025/aixcc-results</w:t>
       </w:r>
       <w:r>
-        <w:rPr/>
+        <w:rPr>
+          <w:rFonts w:ascii="Arial" w:hAnsi="Arial" w:cs="Arial" w:eastAsia="Arial"/>
+        </w:rPr>
         <w:t xml:space="preserve"> (Accessed: 3 October 2026).</w:t>
       </w:r>
     </w:p>
     <w:p>
+      <w:pPr>
+        <w:spacing w:line="480" w:lineRule="auto"/>
+      </w:pPr>
       <w:r>
-        <w:rPr/>
+        <w:rPr>
+          <w:rFonts w:ascii="Arial" w:hAnsi="Arial" w:cs="Arial" w:eastAsia="Arial"/>
+        </w:rPr>
         <w:t xml:space="preserve">Fahimnia, B., Pournader, M., Siemsen, E., Bendoly, E. and Wang, C. (2019) ‘Behavioral operations and supply chain management – a review and literature mapping’, </w:t>
       </w:r>
       <w:r>
         <w:rPr>
+          <w:rFonts w:ascii="Arial" w:hAnsi="Arial" w:cs="Arial" w:eastAsia="Arial"/>
           <w:i/>
         </w:rPr>
         <w:t>Decision Sciences</w:t>
       </w:r>
       <w:r>
-        <w:rPr/>
+        <w:rPr>
+          <w:rFonts w:ascii="Arial" w:hAnsi="Arial" w:cs="Arial" w:eastAsia="Arial"/>
+        </w:rPr>
         <w:t xml:space="preserve">, 50(6), pp. 1127–1183. Available at: </w:t>
       </w:r>
       <w:r>
-        <w:rPr/>
+        <w:rPr>
+          <w:rFonts w:ascii="Arial" w:hAnsi="Arial" w:cs="Arial" w:eastAsia="Arial"/>
+        </w:rPr>
         <w:t>https://doi.org/10.1111/deci.12369</w:t>
       </w:r>
       <w:r>
-        <w:rPr/>
+        <w:rPr>
+          <w:rFonts w:ascii="Arial" w:hAnsi="Arial" w:cs="Arial" w:eastAsia="Arial"/>
+        </w:rPr>
         <w:t xml:space="preserve"> (Accessed: 3 October 2026).</w:t>
       </w:r>
     </w:p>
     <w:p>
+      <w:pPr>
+        <w:spacing w:line="480" w:lineRule="auto"/>
+      </w:pPr>
       <w:r>
-        <w:rPr/>
+        <w:rPr>
+          <w:rFonts w:ascii="Arial" w:hAnsi="Arial" w:cs="Arial" w:eastAsia="Arial"/>
+        </w:rPr>
         <w:t xml:space="preserve">Group 2 (2025) </w:t>
       </w:r>
       <w:r>
         <w:rPr>
+          <w:rFonts w:ascii="Arial" w:hAnsi="Arial" w:cs="Arial" w:eastAsia="Arial"/>
           <w:i/>
         </w:rPr>
         <w:t>A risk assessment report for Pampered Pets based on ISO/IEC 27005:2022 and ISO 31000:2018</w:t>
       </w:r>
       <w:r>
-        <w:rPr/>
+        <w:rPr>
+          <w:rFonts w:ascii="Arial" w:hAnsi="Arial" w:cs="Arial" w:eastAsia="Arial"/>
+        </w:rPr>
         <w:t>. Unpublished team report, Security and Risk Management module. University of Essex Online.</w:t>
       </w:r>
     </w:p>
     <w:p>
+      <w:pPr>
+        <w:spacing w:line="480" w:lineRule="auto"/>
+      </w:pPr>
       <w:r>
-        <w:rPr/>
+        <w:rPr>
+          <w:rFonts w:ascii="Arial" w:hAnsi="Arial" w:cs="Arial" w:eastAsia="Arial"/>
+        </w:rPr>
         <w:t xml:space="preserve">Information Commissioner’s Office (ICO) (no date) </w:t>
       </w:r>
       <w:r>
         <w:rPr>
+          <w:rFonts w:ascii="Arial" w:hAnsi="Arial" w:cs="Arial" w:eastAsia="Arial"/>
           <w:i/>
         </w:rPr>
         <w:t>Personal data breaches: a guide</w:t>
       </w:r>
       <w:r>
-        <w:rPr/>
+        <w:rPr>
+          <w:rFonts w:ascii="Arial" w:hAnsi="Arial" w:cs="Arial" w:eastAsia="Arial"/>
+        </w:rPr>
         <w:t xml:space="preserve">. Wilmslow: ICO. Available at: </w:t>
       </w:r>
       <w:r>
-        <w:rPr/>
+        <w:rPr>
+          <w:rFonts w:ascii="Arial" w:hAnsi="Arial" w:cs="Arial" w:eastAsia="Arial"/>
+        </w:rPr>
         <w:t>https://ico.org.uk/for-organisations/report-a-breach/personal-data-breach/personal-data-breaches-a-guide/</w:t>
       </w:r>
       <w:r>
-        <w:rPr/>
+        <w:rPr>
+          <w:rFonts w:ascii="Arial" w:hAnsi="Arial" w:cs="Arial" w:eastAsia="Arial"/>
+        </w:rPr>
         <w:t xml:space="preserve"> (Accessed: 3 October 2026).</w:t>
       </w:r>
     </w:p>
     <w:p>
+      <w:pPr>
+        <w:spacing w:line="480" w:lineRule="auto"/>
+      </w:pPr>
       <w:r>
-        <w:rPr/>
+        <w:rPr>
+          <w:rFonts w:ascii="Arial" w:hAnsi="Arial" w:cs="Arial" w:eastAsia="Arial"/>
+        </w:rPr>
         <w:t xml:space="preserve">Lyon, B. (2022) ‘Communicate risk’, in Popov, G., Lyon, B.K. and Hollcroft, B.D. </w:t>
       </w:r>
       <w:r>
         <w:rPr>
+          <w:rFonts w:ascii="Arial" w:hAnsi="Arial" w:cs="Arial" w:eastAsia="Arial"/>
           <w:i/>
         </w:rPr>
         <w:t>Risk assessment: a practical guide to assessing operational risks</w:t>
       </w:r>
       <w:r>
-        <w:rPr/>
+        <w:rPr>
+          <w:rFonts w:ascii="Arial" w:hAnsi="Arial" w:cs="Arial" w:eastAsia="Arial"/>
+        </w:rPr>
         <w:t xml:space="preserve">. 2nd edn. Hoboken, NJ: John Wiley &amp; Sons, ch. 20. Available at: </w:t>
       </w:r>
       <w:r>
-        <w:rPr/>
+        <w:rPr>
+          <w:rFonts w:ascii="Arial" w:hAnsi="Arial" w:cs="Arial" w:eastAsia="Arial"/>
+        </w:rPr>
         <w:t>https://www.oreilly.com/library/view/risk-assessment-2nd/9781119755920/</w:t>
       </w:r>
       <w:r>
-        <w:rPr/>
+        <w:rPr>
+          <w:rFonts w:ascii="Arial" w:hAnsi="Arial" w:cs="Arial" w:eastAsia="Arial"/>
+        </w:rPr>
         <w:t xml:space="preserve"> (Accessed: 3 October 2026).</w:t>
       </w:r>
     </w:p>
     <w:p>
+      <w:pPr>
+        <w:spacing w:line="480" w:lineRule="auto"/>
+      </w:pPr>
       <w:r>
-        <w:rPr/>
+        <w:rPr>
+          <w:rFonts w:ascii="Arial" w:hAnsi="Arial" w:cs="Arial" w:eastAsia="Arial"/>
+        </w:rPr>
         <w:t xml:space="preserve">Mac Cormac, S.H., Helmstädter, F., Tybus, J. and Bartels, T. (2025) ‘EU Sustainability Omnibus I – “Detailed Omnibus” adopted: what the final CSRD/CSDDD deal means for companies’, </w:t>
       </w:r>
       <w:r>
         <w:rPr>
+          <w:rFonts w:ascii="Arial" w:hAnsi="Arial" w:cs="Arial" w:eastAsia="Arial"/>
           <w:i/>
         </w:rPr>
         <w:t>Morrison Foerster client alert</w:t>
       </w:r>
       <w:r>
-        <w:rPr/>
+        <w:rPr>
+          <w:rFonts w:ascii="Arial" w:hAnsi="Arial" w:cs="Arial" w:eastAsia="Arial"/>
+        </w:rPr>
         <w:t xml:space="preserve">, 22 December. Available at: </w:t>
       </w:r>
       <w:r>
-        <w:rPr/>
+        <w:rPr>
+          <w:rFonts w:ascii="Arial" w:hAnsi="Arial" w:cs="Arial" w:eastAsia="Arial"/>
+        </w:rPr>
         <w:t>https://www.mofo.com/resources/insights/251222-eu-sustainability-omnibus-i-detailed-omnibus</w:t>
       </w:r>
       <w:r>
-        <w:rPr/>
+        <w:rPr>
+          <w:rFonts w:ascii="Arial" w:hAnsi="Arial" w:cs="Arial" w:eastAsia="Arial"/>
+        </w:rPr>
         <w:t xml:space="preserve"> (Accessed: 3 October 2026).</w:t>
       </w:r>
     </w:p>
     <w:p>
+      <w:pPr>
+        <w:spacing w:line="480" w:lineRule="auto"/>
+      </w:pPr>
       <w:r>
-        <w:rPr/>
+        <w:rPr>
+          <w:rFonts w:ascii="Arial" w:hAnsi="Arial" w:cs="Arial" w:eastAsia="Arial"/>
+        </w:rPr>
         <w:t xml:space="preserve">Mackay, M. (2021) ‘Cyber risk assessment in a post-IS1 world’, </w:t>
       </w:r>
       <w:r>
         <w:rPr>
+          <w:rFonts w:ascii="Arial" w:hAnsi="Arial" w:cs="Arial" w:eastAsia="Arial"/>
           <w:i/>
         </w:rPr>
         <w:t>BCS, The Chartered Institute for IT</w:t>
       </w:r>
       <w:r>
-        <w:rPr/>
+        <w:rPr>
+          <w:rFonts w:ascii="Arial" w:hAnsi="Arial" w:cs="Arial" w:eastAsia="Arial"/>
+        </w:rPr>
         <w:t xml:space="preserve">, 6 October. Available at: </w:t>
       </w:r>
       <w:r>
-        <w:rPr/>
+        <w:rPr>
+          <w:rFonts w:ascii="Arial" w:hAnsi="Arial" w:cs="Arial" w:eastAsia="Arial"/>
+        </w:rPr>
         <w:t>https://www.bcs.org/articles-opinion-and-research/cyber-risk-assessment-in-a-post-is1-world</w:t>
       </w:r>
       <w:r>
-        <w:rPr/>
+        <w:rPr>
+          <w:rFonts w:ascii="Arial" w:hAnsi="Arial" w:cs="Arial" w:eastAsia="Arial"/>
+        </w:rPr>
         <w:t xml:space="preserve"> (Accessed: 3 October 2026).</w:t>
       </w:r>
     </w:p>
     <w:p>
+      <w:pPr>
+        <w:spacing w:line="480" w:lineRule="auto"/>
+      </w:pPr>
       <w:r>
-        <w:rPr/>
+        <w:rPr>
+          <w:rFonts w:ascii="Arial" w:hAnsi="Arial" w:cs="Arial" w:eastAsia="Arial"/>
+        </w:rPr>
         <w:t xml:space="preserve">Marks, L. (2019) ‘The optimal risk management framework: identifying the requirements and selecting the framework’, </w:t>
       </w:r>
       <w:r>
         <w:rPr>
+          <w:rFonts w:ascii="Arial" w:hAnsi="Arial" w:cs="Arial" w:eastAsia="Arial"/>
           <w:i/>
         </w:rPr>
         <w:t>ISACA Journal</w:t>
       </w:r>
       <w:r>
-        <w:rPr/>
+        <w:rPr>
+          <w:rFonts w:ascii="Arial" w:hAnsi="Arial" w:cs="Arial" w:eastAsia="Arial"/>
+        </w:rPr>
         <w:t xml:space="preserve">, 1, pp. 40–45. Available at: </w:t>
       </w:r>
       <w:r>
-        <w:rPr/>
+        <w:rPr>
+          <w:rFonts w:ascii="Arial" w:hAnsi="Arial" w:cs="Arial" w:eastAsia="Arial"/>
+        </w:rPr>
         <w:t>https://www.isaca.org/resources/isaca-journal/issues/2019/volume-1/the-optimal-risk-management-framework-identifying-the-requirements-and-selecting-the-framework</w:t>
       </w:r>
       <w:r>
-        <w:rPr/>
+        <w:rPr>
+          <w:rFonts w:ascii="Arial" w:hAnsi="Arial" w:cs="Arial" w:eastAsia="Arial"/>
+        </w:rPr>
         <w:t xml:space="preserve"> (Accessed: 3 October 2026).</w:t>
       </w:r>
     </w:p>
     <w:p>
+      <w:pPr>
+        <w:spacing w:line="480" w:lineRule="auto"/>
+      </w:pPr>
       <w:r>
-        <w:rPr/>
+        <w:rPr>
+          <w:rFonts w:ascii="Arial" w:hAnsi="Arial" w:cs="Arial" w:eastAsia="Arial"/>
+        </w:rPr>
         <w:t xml:space="preserve">National Cyber Security Centre (NCSC) (2025) </w:t>
       </w:r>
       <w:r>
         <w:rPr>
+          <w:rFonts w:ascii="Arial" w:hAnsi="Arial" w:cs="Arial" w:eastAsia="Arial"/>
           <w:i/>
         </w:rPr>
         <w:t>Impact of AI on cyber threat from now to 2027</w:t>
       </w:r>
       <w:r>
-        <w:rPr/>
+        <w:rPr>
+          <w:rFonts w:ascii="Arial" w:hAnsi="Arial" w:cs="Arial" w:eastAsia="Arial"/>
+        </w:rPr>
         <w:t xml:space="preserve">, 7 May. London: NCSC. Available at: </w:t>
       </w:r>
       <w:r>
-        <w:rPr/>
+        <w:rPr>
+          <w:rFonts w:ascii="Arial" w:hAnsi="Arial" w:cs="Arial" w:eastAsia="Arial"/>
+        </w:rPr>
         <w:t>https://www.ncsc.gov.uk/report/impact-ai-cyber-threat-now-2027</w:t>
       </w:r>
       <w:r>
-        <w:rPr/>
+        <w:rPr>
+          <w:rFonts w:ascii="Arial" w:hAnsi="Arial" w:cs="Arial" w:eastAsia="Arial"/>
+        </w:rPr>
         <w:t xml:space="preserve"> (Accessed: 3 October 2026).</w:t>
       </w:r>
     </w:p>
     <w:p>
+      <w:pPr>
+        <w:spacing w:line="480" w:lineRule="auto"/>
+      </w:pPr>
       <w:r>
-        <w:rPr/>
+        <w:rPr>
+          <w:rFonts w:ascii="Arial" w:hAnsi="Arial" w:cs="Arial" w:eastAsia="Arial"/>
+        </w:rPr>
         <w:t xml:space="preserve">National Institute of Standards and Technology (NIST) (2024) </w:t>
       </w:r>
       <w:r>
         <w:rPr>
+          <w:rFonts w:ascii="Arial" w:hAnsi="Arial" w:cs="Arial" w:eastAsia="Arial"/>
           <w:i/>
         </w:rPr>
         <w:t>The NIST Cybersecurity Framework (CSF) 2.0</w:t>
       </w:r>
       <w:r>
-        <w:rPr/>
+        <w:rPr>
+          <w:rFonts w:ascii="Arial" w:hAnsi="Arial" w:cs="Arial" w:eastAsia="Arial"/>
+        </w:rPr>
         <w:t xml:space="preserve">. NIST Cybersecurity White Paper 29. Gaithersburg, MD: NIST. Available at: </w:t>
       </w:r>
       <w:r>
-        <w:rPr/>
+        <w:rPr>
+          <w:rFonts w:ascii="Arial" w:hAnsi="Arial" w:cs="Arial" w:eastAsia="Arial"/>
+        </w:rPr>
         <w:t>https://doi.org/10.6028/NIST.CSWP.29</w:t>
       </w:r>
       <w:r>
-        <w:rPr/>
+        <w:rPr>
+          <w:rFonts w:ascii="Arial" w:hAnsi="Arial" w:cs="Arial" w:eastAsia="Arial"/>
+        </w:rPr>
         <w:t xml:space="preserve"> (Accessed: 3 October 2026).</w:t>
       </w:r>
     </w:p>
     <w:p>
+      <w:pPr>
+        <w:spacing w:line="480" w:lineRule="auto"/>
+      </w:pPr>
       <w:r>
-        <w:rPr/>
+        <w:rPr>
+          <w:rFonts w:ascii="Arial" w:hAnsi="Arial" w:cs="Arial" w:eastAsia="Arial"/>
+        </w:rPr>
         <w:t xml:space="preserve">Pineiro-Chousa, J., Vizcaíno-González, M., López-Cabarcos, M.Á. and Romero-Castro, N. (2017) ‘Managing reputational risk through environmental management and reporting: an options theory approach’, </w:t>
       </w:r>
       <w:r>
         <w:rPr>
+          <w:rFonts w:ascii="Arial" w:hAnsi="Arial" w:cs="Arial" w:eastAsia="Arial"/>
           <w:i/>
         </w:rPr>
         <w:t>Sustainability</w:t>
       </w:r>
       <w:r>
-        <w:rPr/>
+        <w:rPr>
+          <w:rFonts w:ascii="Arial" w:hAnsi="Arial" w:cs="Arial" w:eastAsia="Arial"/>
+        </w:rPr>
         <w:t xml:space="preserve">, 9(3), article 376. Available at: </w:t>
       </w:r>
       <w:r>
-        <w:rPr/>
+        <w:rPr>
+          <w:rFonts w:ascii="Arial" w:hAnsi="Arial" w:cs="Arial" w:eastAsia="Arial"/>
+        </w:rPr>
         <w:t>https://doi.org/10.3390/su9030376</w:t>
       </w:r>
       <w:r>
-        <w:rPr/>
+        <w:rPr>
+          <w:rFonts w:ascii="Arial" w:hAnsi="Arial" w:cs="Arial" w:eastAsia="Arial"/>
+        </w:rPr>
         <w:t xml:space="preserve"> (Accessed: 3 October 2026).</w:t>
       </w:r>
     </w:p>
     <w:p>
+      <w:pPr>
+        <w:spacing w:line="480" w:lineRule="auto"/>
+      </w:pPr>
       <w:r>
-        <w:rPr/>
+        <w:rPr>
+          <w:rFonts w:ascii="Arial" w:hAnsi="Arial" w:cs="Arial" w:eastAsia="Arial"/>
+        </w:rPr>
         <w:t xml:space="preserve">Popov, G., Popov, T. and Lyon, B. (2022) ‘Risk assessment applications in Lean Six Sigma and environmental management systems’, in Popov, G., Lyon, B.K. and Hollcroft, B.D. </w:t>
       </w:r>
       <w:r>
         <w:rPr>
+          <w:rFonts w:ascii="Arial" w:hAnsi="Arial" w:cs="Arial" w:eastAsia="Arial"/>
           <w:i/>
         </w:rPr>
         <w:t>Risk assessment: a practical guide to assessing operational risks</w:t>
       </w:r>
       <w:r>
-        <w:rPr/>
+        <w:rPr>
+          <w:rFonts w:ascii="Arial" w:hAnsi="Arial" w:cs="Arial" w:eastAsia="Arial"/>
+        </w:rPr>
         <w:t xml:space="preserve">. 2nd edn. Hoboken, NJ: John Wiley &amp; Sons, ch. 18. Available at: </w:t>
       </w:r>
       <w:r>
-        <w:rPr/>
+        <w:rPr>
+          <w:rFonts w:ascii="Arial" w:hAnsi="Arial" w:cs="Arial" w:eastAsia="Arial"/>
+        </w:rPr>
         <w:t>https://www.oreilly.com/library/view/risk-assessment-2nd/9781119755920/</w:t>
       </w:r>
       <w:r>
-        <w:rPr/>
+        <w:rPr>
+          <w:rFonts w:ascii="Arial" w:hAnsi="Arial" w:cs="Arial" w:eastAsia="Arial"/>
+        </w:rPr>
         <w:t xml:space="preserve"> (Accessed: 3 October 2026).</w:t>
       </w:r>
     </w:p>
     <w:p>
+      <w:pPr>
+        <w:spacing w:line="480" w:lineRule="auto"/>
+      </w:pPr>
       <w:r>
-        <w:rPr/>
+        <w:rPr>
+          <w:rFonts w:ascii="Arial" w:hAnsi="Arial" w:cs="Arial" w:eastAsia="Arial"/>
+        </w:rPr>
         <w:t xml:space="preserve">Regulation (EU) 2022/2554 of the European Parliament and of the Council of 14 December 2022 on digital operational resilience for the financial sector (DORA). </w:t>
       </w:r>
       <w:r>
         <w:rPr>
+          <w:rFonts w:ascii="Arial" w:hAnsi="Arial" w:cs="Arial" w:eastAsia="Arial"/>
           <w:i/>
         </w:rPr>
         <w:t>Official Journal of the European Union</w:t>
       </w:r>
       <w:r>
-        <w:rPr/>
+        <w:rPr>
+          <w:rFonts w:ascii="Arial" w:hAnsi="Arial" w:cs="Arial" w:eastAsia="Arial"/>
+        </w:rPr>
         <w:t xml:space="preserve">, L 333, 27 December 2022. Available at: </w:t>
       </w:r>
       <w:r>
-        <w:rPr/>
+        <w:rPr>
+          <w:rFonts w:ascii="Arial" w:hAnsi="Arial" w:cs="Arial" w:eastAsia="Arial"/>
+        </w:rPr>
         <w:t>https://eur-lex.europa.eu/eli/reg/2022/2554/oj</w:t>
       </w:r>
       <w:r>
-        <w:rPr/>
+        <w:rPr>
+          <w:rFonts w:ascii="Arial" w:hAnsi="Arial" w:cs="Arial" w:eastAsia="Arial"/>
+        </w:rPr>
         <w:t xml:space="preserve"> (Accessed: 3 October 2026).</w:t>
       </w:r>
     </w:p>
     <w:p>
+      <w:pPr>
+        <w:spacing w:line="480" w:lineRule="auto"/>
+      </w:pPr>
       <w:r>
-        <w:rPr/>
+        <w:rPr>
+          <w:rFonts w:ascii="Arial" w:hAnsi="Arial" w:cs="Arial" w:eastAsia="Arial"/>
+        </w:rPr>
         <w:t xml:space="preserve">Ridley, A. (2018) ‘Machine learning for autonomous cyber defense’, </w:t>
       </w:r>
       <w:r>
         <w:rPr>
+          <w:rFonts w:ascii="Arial" w:hAnsi="Arial" w:cs="Arial" w:eastAsia="Arial"/>
           <w:i/>
         </w:rPr>
         <w:t>The Next Wave</w:t>
       </w:r>
       <w:r>
-        <w:rPr/>
+        <w:rPr>
+          <w:rFonts w:ascii="Arial" w:hAnsi="Arial" w:cs="Arial" w:eastAsia="Arial"/>
+        </w:rPr>
         <w:t xml:space="preserve">, 22(1), pp. 7–14. Fort Meade, MD: National Security Agency. Available at: </w:t>
       </w:r>
       <w:r>
-        <w:rPr/>
+        <w:rPr>
+          <w:rFonts w:ascii="Arial" w:hAnsi="Arial" w:cs="Arial" w:eastAsia="Arial"/>
+        </w:rPr>
         <w:t>https://www.govinfo.gov/content/pkg/GPO-TNW-22-1-2018/pdf/GPO-TNW-22-1-2018.pdf</w:t>
       </w:r>
       <w:r>
-        <w:rPr/>
+        <w:rPr>
+          <w:rFonts w:ascii="Arial" w:hAnsi="Arial" w:cs="Arial" w:eastAsia="Arial"/>
+        </w:rPr>
         <w:t xml:space="preserve"> (Accessed: 3 October 2026).</w:t>
       </w:r>
     </w:p>
     <w:p>
+      <w:pPr>
+        <w:spacing w:line="480" w:lineRule="auto"/>
+      </w:pPr>
       <w:r>
-        <w:rPr/>
+        <w:rPr>
+          <w:rFonts w:ascii="Arial" w:hAnsi="Arial" w:cs="Arial" w:eastAsia="Arial"/>
+        </w:rPr>
         <w:t xml:space="preserve">Rolfe, G., Freshwater, D. and Jasper, M. (2001) </w:t>
       </w:r>
       <w:r>
         <w:rPr>
+          <w:rFonts w:ascii="Arial" w:hAnsi="Arial" w:cs="Arial" w:eastAsia="Arial"/>
           <w:i/>
         </w:rPr>
         <w:t>Critical reflection for nursing and the helping professions: a user’s guide</w:t>
       </w:r>
       <w:r>
-        <w:rPr/>
+        <w:rPr>
+          <w:rFonts w:ascii="Arial" w:hAnsi="Arial" w:cs="Arial" w:eastAsia="Arial"/>
+        </w:rPr>
         <w:t>. Basingstoke: Palgrave Macmillan.</w:t>
       </w:r>
     </w:p>
     <w:p>
+      <w:pPr>
+        <w:spacing w:line="480" w:lineRule="auto"/>
+      </w:pPr>
       <w:r>
-        <w:rPr/>
+        <w:rPr>
+          <w:rFonts w:ascii="Arial" w:hAnsi="Arial" w:cs="Arial" w:eastAsia="Arial"/>
+        </w:rPr>
         <w:t xml:space="preserve">Stevens, I. (2026) </w:t>
       </w:r>
       <w:r>
         <w:rPr>
+          <w:rFonts w:ascii="Arial" w:hAnsi="Arial" w:cs="Arial" w:eastAsia="Arial"/>
           <w:i/>
         </w:rPr>
         <w:t>Quantitative risk assessment and digital resilience strategy for Pampered Pets: executive summary</w:t>
       </w:r>
       <w:r>
-        <w:rPr/>
+        <w:rPr>
+          <w:rFonts w:ascii="Arial" w:hAnsi="Arial" w:cs="Arial" w:eastAsia="Arial"/>
+        </w:rPr>
         <w:t>. Unpublished assignment, Security and Risk Management module. University of Essex Online.</w:t>
       </w:r>
     </w:p>
     <w:p>
+      <w:pPr>
+        <w:spacing w:line="480" w:lineRule="auto"/>
+      </w:pPr>
       <w:r>
-        <w:rPr/>
+        <w:rPr>
+          <w:rFonts w:ascii="Arial" w:hAnsi="Arial" w:cs="Arial" w:eastAsia="Arial"/>
+        </w:rPr>
         <w:t xml:space="preserve">Sutton, D. (2021) </w:t>
       </w:r>
       <w:r>
         <w:rPr>
+          <w:rFonts w:ascii="Arial" w:hAnsi="Arial" w:cs="Arial" w:eastAsia="Arial"/>
           <w:i/>
         </w:rPr>
         <w:t>Information risk management: a practitioner’s guide</w:t>
       </w:r>
       <w:r>
-        <w:rPr/>
+        <w:rPr>
+          <w:rFonts w:ascii="Arial" w:hAnsi="Arial" w:cs="Arial" w:eastAsia="Arial"/>
+        </w:rPr>
         <w:t xml:space="preserve">. 2nd edn. Swindon: BCS, The Chartered Institute for IT. Chapter 8: Risk reporting and presentation; Chapter 9: Communication, consultation, monitoring and review. Available at: </w:t>
       </w:r>
       <w:r>
-        <w:rPr/>
+        <w:rPr>
+          <w:rFonts w:ascii="Arial" w:hAnsi="Arial" w:cs="Arial" w:eastAsia="Arial"/>
+        </w:rPr>
         <w:t>https://www.oreilly.com/library/view/information-risk-management/9781780175751/</w:t>
       </w:r>
       <w:r>
-        <w:rPr/>
+        <w:rPr>
+          <w:rFonts w:ascii="Arial" w:hAnsi="Arial" w:cs="Arial" w:eastAsia="Arial"/>
+        </w:rPr>
         <w:t xml:space="preserve"> (Accessed: 3 October 2026).</w:t>
       </w:r>
     </w:p>
     <w:p>
+      <w:pPr>
+        <w:spacing w:line="480" w:lineRule="auto"/>
+      </w:pPr>
       <w:r>
-        <w:rPr/>
+        <w:rPr>
+          <w:rFonts w:ascii="Arial" w:hAnsi="Arial" w:cs="Arial" w:eastAsia="Arial"/>
+        </w:rPr>
         <w:t xml:space="preserve">The Open Group (2018) </w:t>
       </w:r>
       <w:r>
         <w:rPr>
+          <w:rFonts w:ascii="Arial" w:hAnsi="Arial" w:cs="Arial" w:eastAsia="Arial"/>
           <w:i/>
         </w:rPr>
         <w:t>Introducing The Open Group Open FAIR™ Risk Analysis Tool</w:t>
       </w:r>
       <w:r>
-        <w:rPr/>
+        <w:rPr>
+          <w:rFonts w:ascii="Arial" w:hAnsi="Arial" w:cs="Arial" w:eastAsia="Arial"/>
+        </w:rPr>
         <w:t xml:space="preserve">. Available at: </w:t>
       </w:r>
       <w:r>
-        <w:rPr/>
+        <w:rPr>
+          <w:rFonts w:ascii="Arial" w:hAnsi="Arial" w:cs="Arial" w:eastAsia="Arial"/>
+        </w:rPr>
         <w:t>https://blog.opengroup.org/2018/03/29/introducing-the-open-group-open-fair-risk-analysis-tool/</w:t>
       </w:r>
       <w:r>
-        <w:rPr/>
+        <w:rPr>
+          <w:rFonts w:ascii="Arial" w:hAnsi="Arial" w:cs="Arial" w:eastAsia="Arial"/>
+        </w:rPr>
         <w:t xml:space="preserve"> (Accessed: 3 October 2026).</w:t>
       </w:r>
     </w:p>
     <w:sectPr>
-      <w:pgSz w:w="12240" w:h="15840"/>
-      <w:pgMar w:top="1440" w:right="1800" w:bottom="1440" w:left="1800" w:header="720" w:footer="720" w:gutter="0"/>
+      <w:footerReference w:type="default" r:id="rId13"/>
+      <w:pgSz w:w="11906" w:h="16838"/>
+      <w:pgMar w:top="1440" w:right="1440" w:bottom="1440" w:left="1440" w:header="708" w:footer="708" w:gutter="0"/>
       <w:cols w:space="720"/>
       <w:docGrid w:linePitch="360"/>
     </w:sectPr>
   </w:body>
 </w:document>
+</file>
+
+<file path=word/footer1.xml><?xml version="1.0" encoding="utf-8"?>
+<w:ftr xmlns:m="http://schemas.openxmlformats.org/officeDocument/2006/math" xmlns:mc="http://schemas.openxmlformats.org/markup-compatibility/2006" xmlns:mo="http://schemas.microsoft.com/office/mac/office/2008/main" xmlns:mv="urn:schemas-microsoft-com:mac:vml" xmlns:o="urn:schemas-microsoft-com:office:office" xmlns:r="http://schemas.openxmlformats.org/officeDocument/2006/relationships" xmlns:v="urn:schemas-microsoft-com:vml" xmlns:w10="urn:schemas-microsoft-com:office:word" xmlns:w14="http://schemas.microsoft.com/office/word/2010/wordml" xmlns:w="http://schemas.openxmlformats.org/wordprocessingml/2006/main" xmlns:wne="http://schemas.microsoft.com/office/word/2006/wordml" xmlns:wp14="http://schemas.microsoft.com/office/word/2010/wordprocessingDrawing" xmlns:wp="http://schemas.openxmlformats.org/drawingml/2006/wordprocessingDrawing" xmlns:wpc="http://schemas.microsoft.com/office/word/2010/wordprocessingCanvas" xmlns:wpg="http://schemas.microsoft.com/office/word/2010/wordprocessingGroup" xmlns:wpi="http://schemas.microsoft.com/office/word/2010/wordprocessingInk" xmlns:wps="http://schemas.microsoft.com/office/word/2010/wordprocessingShape" mc:Ignorable="w14 wp14">
+  <w:p>
+    <w:pPr>
+      <w:pStyle w:val="Footer"/>
+      <w:spacing w:line="240" w:lineRule="auto"/>
+      <w:jc w:val="center"/>
+    </w:pPr>
+    <w:r>
+      <w:rPr>
+        <w:rFonts w:ascii="Arial" w:hAnsi="Arial" w:cs="Arial" w:eastAsia="Arial"/>
+        <w:sz w:val="24"/>
+        <w:szCs w:val="24"/>
+      </w:rPr>
+      <w:fldChar w:fldCharType="begin"/>
+    </w:r>
+    <w:r>
+      <w:rPr>
+        <w:rFonts w:ascii="Arial" w:hAnsi="Arial" w:cs="Arial" w:eastAsia="Arial"/>
+        <w:sz w:val="24"/>
+        <w:szCs w:val="24"/>
+      </w:rPr>
+      <w:instrText xml:space="preserve"> PAGE </w:instrText>
+    </w:r>
+    <w:r>
+      <w:rPr>
+        <w:rFonts w:ascii="Arial" w:hAnsi="Arial" w:cs="Arial" w:eastAsia="Arial"/>
+        <w:sz w:val="24"/>
+        <w:szCs w:val="24"/>
+      </w:rPr>
+      <w:fldChar w:fldCharType="separate"/>
+    </w:r>
+    <w:r>
+      <w:rPr>
+        <w:rFonts w:ascii="Arial" w:hAnsi="Arial" w:cs="Arial" w:eastAsia="Arial"/>
+        <w:sz w:val="24"/>
+        <w:szCs w:val="24"/>
+      </w:rPr>
+      <w:t>1</w:t>
+    </w:r>
+    <w:r>
+      <w:rPr>
+        <w:rFonts w:ascii="Arial" w:hAnsi="Arial" w:cs="Arial" w:eastAsia="Arial"/>
+        <w:sz w:val="24"/>
+        <w:szCs w:val="24"/>
+      </w:rPr>
+      <w:fldChar w:fldCharType="end"/>
+    </w:r>
+  </w:p>
+</w:ftr>
 </file>
 
 <file path=word/numbering.xml><?xml version="1.0" encoding="utf-8"?>
@@ -3144,15 +4189,15 @@
   <w:docDefaults>
     <w:rPrDefault>
       <w:rPr>
-        <w:rFonts w:asciiTheme="minorHAnsi" w:eastAsiaTheme="minorEastAsia" w:hAnsiTheme="minorHAnsi" w:cstheme="minorBidi"/>
-        <w:sz w:val="22"/>
-        <w:szCs w:val="22"/>
+        <w:rFonts w:ascii="Arial" w:hAnsi="Arial" w:cs="Arial" w:eastAsia="Arial"/>
+        <w:sz w:val="24"/>
+        <w:szCs w:val="24"/>
         <w:lang w:val="en-US" w:eastAsia="en-US" w:bidi="ar-SA"/>
       </w:rPr>
     </w:rPrDefault>
     <w:pPrDefault>
       <w:pPr>
-        <w:spacing w:after="200" w:line="276" w:lineRule="auto"/>
+        <w:spacing w:after="200" w:line="480" w:lineRule="auto"/>
       </w:pPr>
     </w:pPrDefault>
   </w:docDefaults>
@@ -3300,8 +4345,8 @@
     <w:qFormat/>
     <w:rsid w:val="00FC693F"/>
     <w:rPr>
-      <w:rFonts w:ascii="Calibri" w:hAnsi="Calibri"/>
-      <w:sz w:val="22"/>
+      <w:rFonts w:ascii="Arial" w:hAnsi="Arial" w:cs="Arial" w:eastAsia="Arial"/>
+      <w:sz w:val="24"/>
     </w:rPr>
   </w:style>
   <w:style w:type="paragraph" w:styleId="Header">
@@ -3316,7 +4361,7 @@
         <w:tab w:val="center" w:pos="4680"/>
         <w:tab w:val="right" w:pos="9360"/>
       </w:tabs>
-      <w:spacing w:after="0" w:line="240" w:lineRule="auto"/>
+      <w:spacing w:after="0" w:line="480" w:lineRule="auto"/>
     </w:pPr>
   </w:style>
   <w:style w:type="character" w:customStyle="1" w:styleId="HeaderChar">
@@ -3338,7 +4383,7 @@
         <w:tab w:val="center" w:pos="4680"/>
         <w:tab w:val="right" w:pos="9360"/>
       </w:tabs>
-      <w:spacing w:after="0" w:line="240" w:lineRule="auto"/>
+      <w:spacing w:after="0" w:line="480" w:lineRule="auto"/>
     </w:pPr>
   </w:style>
   <w:style w:type="character" w:customStyle="1" w:styleId="FooterChar">
@@ -3363,12 +4408,12 @@
       <w:outlineLvl w:val="0"/>
     </w:pPr>
     <w:rPr>
-      <w:rFonts w:asciiTheme="majorHAnsi" w:eastAsiaTheme="majorEastAsia" w:hAnsiTheme="majorHAnsi" w:cstheme="majorBidi"/>
+      <w:rFonts w:ascii="Arial" w:hAnsi="Arial" w:cs="Arial" w:eastAsia="Arial"/>
       <w:b/>
       <w:bCs/>
       <w:color w:val="365F91" w:themeColor="accent1" w:themeShade="BF"/>
-      <w:sz w:val="28"/>
-      <w:szCs w:val="28"/>
+      <w:sz w:val="24"/>
+      <w:szCs w:val="24"/>
     </w:rPr>
   </w:style>
   <w:style w:type="paragraph" w:styleId="Heading2">
@@ -3387,12 +4432,13 @@
       <w:outlineLvl w:val="1"/>
     </w:pPr>
     <w:rPr>
-      <w:rFonts w:asciiTheme="majorHAnsi" w:eastAsiaTheme="majorEastAsia" w:hAnsiTheme="majorHAnsi" w:cstheme="majorBidi"/>
+      <w:rFonts w:ascii="Arial" w:hAnsi="Arial" w:cs="Arial" w:eastAsia="Arial"/>
       <w:b/>
       <w:bCs/>
+      <w:i/>
       <w:color w:val="4F81BD" w:themeColor="accent1"/>
-      <w:sz w:val="26"/>
-      <w:szCs w:val="26"/>
+      <w:sz w:val="24"/>
+      <w:szCs w:val="24"/>
     </w:rPr>
   </w:style>
   <w:style w:type="paragraph" w:styleId="Heading3">
@@ -3411,10 +4457,13 @@
       <w:outlineLvl w:val="2"/>
     </w:pPr>
     <w:rPr>
-      <w:rFonts w:asciiTheme="majorHAnsi" w:eastAsiaTheme="majorEastAsia" w:hAnsiTheme="majorHAnsi" w:cstheme="majorBidi"/>
+      <w:rFonts w:ascii="Arial" w:hAnsi="Arial" w:cs="Arial" w:eastAsia="Arial"/>
       <w:b/>
       <w:bCs/>
+      <w:i/>
       <w:color w:val="4F81BD" w:themeColor="accent1"/>
+      <w:sz w:val="24"/>
+      <w:szCs w:val="24"/>
     </w:rPr>
   </w:style>
   <w:style w:type="paragraph" w:styleId="Heading4">
@@ -3434,7 +4483,7 @@
       <w:outlineLvl w:val="3"/>
     </w:pPr>
     <w:rPr>
-      <w:rFonts w:asciiTheme="majorHAnsi" w:eastAsiaTheme="majorEastAsia" w:hAnsiTheme="majorHAnsi" w:cstheme="majorBidi"/>
+      <w:rFonts w:ascii="Arial" w:hAnsi="Arial" w:cs="Arial" w:eastAsia="Arial"/>
       <w:b/>
       <w:bCs/>
       <w:i/>
@@ -3459,7 +4508,7 @@
       <w:outlineLvl w:val="4"/>
     </w:pPr>
     <w:rPr>
-      <w:rFonts w:asciiTheme="majorHAnsi" w:eastAsiaTheme="majorEastAsia" w:hAnsiTheme="majorHAnsi" w:cstheme="majorBidi"/>
+      <w:rFonts w:ascii="Arial" w:hAnsi="Arial" w:cs="Arial" w:eastAsia="Arial"/>
       <w:color w:val="243F60" w:themeColor="accent1" w:themeShade="7F"/>
     </w:rPr>
   </w:style>
@@ -3480,7 +4529,7 @@
       <w:outlineLvl w:val="5"/>
     </w:pPr>
     <w:rPr>
-      <w:rFonts w:asciiTheme="majorHAnsi" w:eastAsiaTheme="majorEastAsia" w:hAnsiTheme="majorHAnsi" w:cstheme="majorBidi"/>
+      <w:rFonts w:ascii="Arial" w:hAnsi="Arial" w:cs="Arial" w:eastAsia="Arial"/>
       <w:i/>
       <w:iCs/>
       <w:color w:val="243F60" w:themeColor="accent1" w:themeShade="7F"/>
@@ -3503,7 +4552,7 @@
       <w:outlineLvl w:val="6"/>
     </w:pPr>
     <w:rPr>
-      <w:rFonts w:asciiTheme="majorHAnsi" w:eastAsiaTheme="majorEastAsia" w:hAnsiTheme="majorHAnsi" w:cstheme="majorBidi"/>
+      <w:rFonts w:ascii="Arial" w:hAnsi="Arial" w:cs="Arial" w:eastAsia="Arial"/>
       <w:i/>
       <w:iCs/>
       <w:color w:val="404040" w:themeColor="text1" w:themeTint="BF"/>
@@ -3526,10 +4575,10 @@
       <w:outlineLvl w:val="7"/>
     </w:pPr>
     <w:rPr>
-      <w:rFonts w:asciiTheme="majorHAnsi" w:eastAsiaTheme="majorEastAsia" w:hAnsiTheme="majorHAnsi" w:cstheme="majorBidi"/>
+      <w:rFonts w:ascii="Arial" w:hAnsi="Arial" w:cs="Arial" w:eastAsia="Arial"/>
       <w:color w:val="4F81BD" w:themeColor="accent1"/>
-      <w:sz w:val="20"/>
-      <w:szCs w:val="20"/>
+      <w:sz w:val="24"/>
+      <w:szCs w:val="24"/>
     </w:rPr>
   </w:style>
   <w:style w:type="paragraph" w:styleId="Heading9">
@@ -3549,12 +4598,12 @@
       <w:outlineLvl w:val="8"/>
     </w:pPr>
     <w:rPr>
-      <w:rFonts w:asciiTheme="majorHAnsi" w:eastAsiaTheme="majorEastAsia" w:hAnsiTheme="majorHAnsi" w:cstheme="majorBidi"/>
+      <w:rFonts w:ascii="Arial" w:hAnsi="Arial" w:cs="Arial" w:eastAsia="Arial"/>
       <w:i/>
       <w:iCs/>
       <w:color w:val="404040" w:themeColor="text1" w:themeTint="BF"/>
-      <w:sz w:val="20"/>
-      <w:szCs w:val="20"/>
+      <w:sz w:val="24"/>
+      <w:szCs w:val="24"/>
     </w:rPr>
   </w:style>
   <w:style w:type="character" w:default="1" w:styleId="DefaultParagraphFont">
@@ -3590,7 +4639,7 @@
     <w:qFormat/>
     <w:rsid w:val="00FC693F"/>
     <w:pPr>
-      <w:spacing w:after="0" w:line="240" w:lineRule="auto"/>
+      <w:spacing w:after="0" w:line="480" w:lineRule="auto"/>
     </w:pPr>
   </w:style>
   <w:style w:type="character" w:customStyle="1" w:styleId="Heading1Char">
@@ -3600,12 +4649,12 @@
     <w:uiPriority w:val="9"/>
     <w:rsid w:val="00FC693F"/>
     <w:rPr>
-      <w:rFonts w:asciiTheme="majorHAnsi" w:eastAsiaTheme="majorEastAsia" w:hAnsiTheme="majorHAnsi" w:cstheme="majorBidi"/>
+      <w:rFonts w:ascii="Arial" w:hAnsi="Arial" w:cs="Arial" w:eastAsia="Arial"/>
       <w:b/>
       <w:bCs/>
       <w:color w:val="365F91" w:themeColor="accent1" w:themeShade="BF"/>
-      <w:sz w:val="28"/>
-      <w:szCs w:val="28"/>
+      <w:sz w:val="24"/>
+      <w:szCs w:val="24"/>
     </w:rPr>
   </w:style>
   <w:style w:type="character" w:customStyle="1" w:styleId="Heading2Char">
@@ -3615,12 +4664,12 @@
     <w:uiPriority w:val="9"/>
     <w:rsid w:val="00FC693F"/>
     <w:rPr>
-      <w:rFonts w:asciiTheme="majorHAnsi" w:eastAsiaTheme="majorEastAsia" w:hAnsiTheme="majorHAnsi" w:cstheme="majorBidi"/>
+      <w:rFonts w:ascii="Arial" w:hAnsi="Arial" w:cs="Arial" w:eastAsia="Arial"/>
       <w:b/>
       <w:bCs/>
       <w:color w:val="4F81BD" w:themeColor="accent1"/>
-      <w:sz w:val="26"/>
-      <w:szCs w:val="26"/>
+      <w:sz w:val="24"/>
+      <w:szCs w:val="24"/>
     </w:rPr>
   </w:style>
   <w:style w:type="character" w:customStyle="1" w:styleId="Heading3Char">
@@ -3630,7 +4679,7 @@
     <w:uiPriority w:val="9"/>
     <w:rsid w:val="00FC693F"/>
     <w:rPr>
-      <w:rFonts w:asciiTheme="majorHAnsi" w:eastAsiaTheme="majorEastAsia" w:hAnsiTheme="majorHAnsi" w:cstheme="majorBidi"/>
+      <w:rFonts w:ascii="Arial" w:hAnsi="Arial" w:cs="Arial" w:eastAsia="Arial"/>
       <w:b/>
       <w:bCs/>
       <w:color w:val="4F81BD" w:themeColor="accent1"/>
@@ -3648,16 +4697,17 @@
       <w:pBdr>
         <w:bottom w:val="single" w:sz="8" w:space="4" w:color="4F81BD" w:themeColor="accent1"/>
       </w:pBdr>
-      <w:spacing w:after="300" w:line="240" w:lineRule="auto"/>
+      <w:spacing w:after="300" w:line="480" w:lineRule="auto"/>
       <w:contextualSpacing/>
     </w:pPr>
     <w:rPr>
-      <w:rFonts w:asciiTheme="majorHAnsi" w:eastAsiaTheme="majorEastAsia" w:hAnsiTheme="majorHAnsi" w:cstheme="majorBidi"/>
+      <w:rFonts w:ascii="Arial" w:hAnsi="Arial" w:cs="Arial" w:eastAsia="Arial"/>
+      <w:b/>
       <w:color w:val="17365D" w:themeColor="text2" w:themeShade="BF"/>
       <w:spacing w:val="5"/>
       <w:kern w:val="28"/>
-      <w:sz w:val="52"/>
-      <w:szCs w:val="52"/>
+      <w:sz w:val="24"/>
+      <w:szCs w:val="24"/>
     </w:rPr>
   </w:style>
   <w:style w:type="character" w:customStyle="1" w:styleId="TitleChar">
@@ -3667,12 +4717,12 @@
     <w:uiPriority w:val="10"/>
     <w:rsid w:val="00FC693F"/>
     <w:rPr>
-      <w:rFonts w:asciiTheme="majorHAnsi" w:eastAsiaTheme="majorEastAsia" w:hAnsiTheme="majorHAnsi" w:cstheme="majorBidi"/>
+      <w:rFonts w:ascii="Arial" w:hAnsi="Arial" w:cs="Arial" w:eastAsia="Arial"/>
       <w:color w:val="17365D" w:themeColor="text2" w:themeShade="BF"/>
       <w:spacing w:val="5"/>
       <w:kern w:val="28"/>
-      <w:sz w:val="52"/>
-      <w:szCs w:val="52"/>
+      <w:sz w:val="24"/>
+      <w:szCs w:val="24"/>
     </w:rPr>
   </w:style>
   <w:style w:type="paragraph" w:styleId="Subtitle">
@@ -3689,7 +4739,7 @@
       </w:numPr>
     </w:pPr>
     <w:rPr>
-      <w:rFonts w:asciiTheme="majorHAnsi" w:eastAsiaTheme="majorEastAsia" w:hAnsiTheme="majorHAnsi" w:cstheme="majorBidi"/>
+      <w:rFonts w:ascii="Arial" w:hAnsi="Arial" w:cs="Arial" w:eastAsia="Arial"/>
       <w:i/>
       <w:iCs/>
       <w:color w:val="4F81BD" w:themeColor="accent1"/>
@@ -3705,7 +4755,7 @@
     <w:uiPriority w:val="11"/>
     <w:rsid w:val="00FC693F"/>
     <w:rPr>
-      <w:rFonts w:asciiTheme="majorHAnsi" w:eastAsiaTheme="majorEastAsia" w:hAnsiTheme="majorHAnsi" w:cstheme="majorBidi"/>
+      <w:rFonts w:ascii="Arial" w:hAnsi="Arial" w:cs="Arial" w:eastAsia="Arial"/>
       <w:i/>
       <w:iCs/>
       <w:color w:val="4F81BD" w:themeColor="accent1"/>
@@ -3772,8 +4822,9 @@
       <w:spacing w:after="120"/>
     </w:pPr>
     <w:rPr>
-      <w:sz w:val="16"/>
-      <w:szCs w:val="16"/>
+      <w:rFonts w:ascii="Arial" w:hAnsi="Arial" w:cs="Arial" w:eastAsia="Arial"/>
+      <w:sz w:val="24"/>
+      <w:szCs w:val="24"/>
     </w:rPr>
   </w:style>
   <w:style w:type="character" w:customStyle="1" w:styleId="BodyText3Char">
@@ -3783,8 +4834,9 @@
     <w:uiPriority w:val="99"/>
     <w:rsid w:val="00AA1D8D"/>
     <w:rPr>
-      <w:sz w:val="16"/>
-      <w:szCs w:val="16"/>
+      <w:rFonts w:ascii="Arial" w:hAnsi="Arial" w:cs="Arial" w:eastAsia="Arial"/>
+      <w:sz w:val="24"/>
+      <w:szCs w:val="24"/>
     </w:rPr>
   </w:style>
   <w:style w:type="paragraph" w:styleId="List">
@@ -3952,9 +5004,9 @@
       </w:tabs>
     </w:pPr>
     <w:rPr>
-      <w:rFonts w:ascii="Courier" w:hAnsi="Courier"/>
-      <w:sz w:val="20"/>
-      <w:szCs w:val="20"/>
+      <w:rFonts w:ascii="Arial" w:hAnsi="Arial" w:cs="Arial" w:eastAsia="Arial"/>
+      <w:sz w:val="24"/>
+      <w:szCs w:val="24"/>
     </w:rPr>
   </w:style>
   <w:style w:type="character" w:customStyle="1" w:styleId="MacroTextChar">
@@ -3964,9 +5016,9 @@
     <w:uiPriority w:val="99"/>
     <w:rsid w:val="0029639D"/>
     <w:rPr>
-      <w:rFonts w:ascii="Courier" w:hAnsi="Courier"/>
-      <w:sz w:val="20"/>
-      <w:szCs w:val="20"/>
+      <w:rFonts w:ascii="Arial" w:hAnsi="Arial" w:cs="Arial" w:eastAsia="Arial"/>
+      <w:sz w:val="24"/>
+      <w:szCs w:val="24"/>
     </w:rPr>
   </w:style>
   <w:style w:type="paragraph" w:styleId="Quote">
@@ -3978,6 +5030,7 @@
     <w:qFormat/>
     <w:rsid w:val="00FC693F"/>
     <w:rPr>
+      <w:rFonts w:ascii="Arial" w:hAnsi="Arial" w:cs="Arial" w:eastAsia="Arial"/>
       <w:i/>
       <w:iCs/>
       <w:color w:val="000000" w:themeColor="text1"/>
@@ -3990,6 +5043,7 @@
     <w:uiPriority w:val="29"/>
     <w:rsid w:val="00FC693F"/>
     <w:rPr>
+      <w:rFonts w:ascii="Arial" w:hAnsi="Arial" w:cs="Arial" w:eastAsia="Arial"/>
       <w:i/>
       <w:iCs/>
       <w:color w:val="000000" w:themeColor="text1"/>
@@ -4003,7 +5057,7 @@
     <w:semiHidden/>
     <w:rsid w:val="00FC693F"/>
     <w:rPr>
-      <w:rFonts w:asciiTheme="majorHAnsi" w:eastAsiaTheme="majorEastAsia" w:hAnsiTheme="majorHAnsi" w:cstheme="majorBidi"/>
+      <w:rFonts w:ascii="Arial" w:hAnsi="Arial" w:cs="Arial" w:eastAsia="Arial"/>
       <w:b/>
       <w:bCs/>
       <w:i/>
@@ -4019,7 +5073,7 @@
     <w:semiHidden/>
     <w:rsid w:val="00FC693F"/>
     <w:rPr>
-      <w:rFonts w:asciiTheme="majorHAnsi" w:eastAsiaTheme="majorEastAsia" w:hAnsiTheme="majorHAnsi" w:cstheme="majorBidi"/>
+      <w:rFonts w:ascii="Arial" w:hAnsi="Arial" w:cs="Arial" w:eastAsia="Arial"/>
       <w:color w:val="243F60" w:themeColor="accent1" w:themeShade="7F"/>
     </w:rPr>
   </w:style>
@@ -4031,7 +5085,7 @@
     <w:semiHidden/>
     <w:rsid w:val="00FC693F"/>
     <w:rPr>
-      <w:rFonts w:asciiTheme="majorHAnsi" w:eastAsiaTheme="majorEastAsia" w:hAnsiTheme="majorHAnsi" w:cstheme="majorBidi"/>
+      <w:rFonts w:ascii="Arial" w:hAnsi="Arial" w:cs="Arial" w:eastAsia="Arial"/>
       <w:i/>
       <w:iCs/>
       <w:color w:val="243F60" w:themeColor="accent1" w:themeShade="7F"/>
@@ -4045,7 +5099,7 @@
     <w:semiHidden/>
     <w:rsid w:val="00FC693F"/>
     <w:rPr>
-      <w:rFonts w:asciiTheme="majorHAnsi" w:eastAsiaTheme="majorEastAsia" w:hAnsiTheme="majorHAnsi" w:cstheme="majorBidi"/>
+      <w:rFonts w:ascii="Arial" w:hAnsi="Arial" w:cs="Arial" w:eastAsia="Arial"/>
       <w:i/>
       <w:iCs/>
       <w:color w:val="404040" w:themeColor="text1" w:themeTint="BF"/>
@@ -4059,10 +5113,10 @@
     <w:semiHidden/>
     <w:rsid w:val="00FC693F"/>
     <w:rPr>
-      <w:rFonts w:asciiTheme="majorHAnsi" w:eastAsiaTheme="majorEastAsia" w:hAnsiTheme="majorHAnsi" w:cstheme="majorBidi"/>
+      <w:rFonts w:ascii="Arial" w:hAnsi="Arial" w:cs="Arial" w:eastAsia="Arial"/>
       <w:color w:val="4F81BD" w:themeColor="accent1"/>
-      <w:sz w:val="20"/>
-      <w:szCs w:val="20"/>
+      <w:sz w:val="24"/>
+      <w:szCs w:val="24"/>
     </w:rPr>
   </w:style>
   <w:style w:type="character" w:customStyle="1" w:styleId="Heading9Char">
@@ -4073,12 +5127,12 @@
     <w:semiHidden/>
     <w:rsid w:val="00FC693F"/>
     <w:rPr>
-      <w:rFonts w:asciiTheme="majorHAnsi" w:eastAsiaTheme="majorEastAsia" w:hAnsiTheme="majorHAnsi" w:cstheme="majorBidi"/>
+      <w:rFonts w:ascii="Arial" w:hAnsi="Arial" w:cs="Arial" w:eastAsia="Arial"/>
       <w:i/>
       <w:iCs/>
       <w:color w:val="404040" w:themeColor="text1" w:themeTint="BF"/>
-      <w:sz w:val="20"/>
-      <w:szCs w:val="20"/>
+      <w:sz w:val="24"/>
+      <w:szCs w:val="24"/>
     </w:rPr>
   </w:style>
   <w:style w:type="paragraph" w:styleId="Caption">
@@ -4091,14 +5145,15 @@
     <w:qFormat/>
     <w:rsid w:val="00FC693F"/>
     <w:pPr>
-      <w:spacing w:line="240" w:lineRule="auto"/>
+      <w:spacing w:line="480" w:lineRule="auto"/>
     </w:pPr>
     <w:rPr>
+      <w:rFonts w:ascii="Arial" w:hAnsi="Arial" w:cs="Arial" w:eastAsia="Arial"/>
       <w:b/>
       <w:bCs/>
       <w:color w:val="4F81BD" w:themeColor="accent1"/>
-      <w:sz w:val="18"/>
-      <w:szCs w:val="18"/>
+      <w:sz w:val="24"/>
+      <w:szCs w:val="24"/>
     </w:rPr>
   </w:style>
   <w:style w:type="character" w:styleId="Strong">
@@ -4108,6 +5163,7 @@
     <w:qFormat/>
     <w:rsid w:val="00FC693F"/>
     <w:rPr>
+      <w:rFonts w:ascii="Arial" w:hAnsi="Arial" w:cs="Arial" w:eastAsia="Arial"/>
       <w:b/>
       <w:bCs/>
     </w:rPr>
@@ -4119,6 +5175,7 @@
     <w:qFormat/>
     <w:rsid w:val="00FC693F"/>
     <w:rPr>
+      <w:rFonts w:ascii="Arial" w:hAnsi="Arial" w:cs="Arial" w:eastAsia="Arial"/>
       <w:i/>
       <w:iCs/>
     </w:rPr>
@@ -4139,6 +5196,7 @@
       <w:ind w:left="936" w:right="936"/>
     </w:pPr>
     <w:rPr>
+      <w:rFonts w:ascii="Arial" w:hAnsi="Arial" w:cs="Arial" w:eastAsia="Arial"/>
       <w:b/>
       <w:bCs/>
       <w:i/>
@@ -4153,6 +5211,7 @@
     <w:uiPriority w:val="30"/>
     <w:rsid w:val="00FC693F"/>
     <w:rPr>
+      <w:rFonts w:ascii="Arial" w:hAnsi="Arial" w:cs="Arial" w:eastAsia="Arial"/>
       <w:b/>
       <w:bCs/>
       <w:i/>
@@ -4167,6 +5226,7 @@
     <w:qFormat/>
     <w:rsid w:val="00FC693F"/>
     <w:rPr>
+      <w:rFonts w:ascii="Arial" w:hAnsi="Arial" w:cs="Arial" w:eastAsia="Arial"/>
       <w:i/>
       <w:iCs/>
       <w:color w:val="808080" w:themeColor="text1" w:themeTint="7F"/>
@@ -4179,6 +5239,7 @@
     <w:qFormat/>
     <w:rsid w:val="00FC693F"/>
     <w:rPr>
+      <w:rFonts w:ascii="Arial" w:hAnsi="Arial" w:cs="Arial" w:eastAsia="Arial"/>
       <w:b/>
       <w:bCs/>
       <w:i/>
@@ -4193,6 +5254,7 @@
     <w:qFormat/>
     <w:rsid w:val="00FC693F"/>
     <w:rPr>
+      <w:rFonts w:ascii="Arial" w:hAnsi="Arial" w:cs="Arial" w:eastAsia="Arial"/>
       <w:smallCaps/>
       <w:color w:val="C0504D" w:themeColor="accent2"/>
       <w:u w:val="single"/>
@@ -4205,6 +5267,7 @@
     <w:qFormat/>
     <w:rsid w:val="00FC693F"/>
     <w:rPr>
+      <w:rFonts w:ascii="Arial" w:hAnsi="Arial" w:cs="Arial" w:eastAsia="Arial"/>
       <w:b/>
       <w:bCs/>
       <w:smallCaps/>
@@ -4220,6 +5283,7 @@
     <w:qFormat/>
     <w:rsid w:val="00FC693F"/>
     <w:rPr>
+      <w:rFonts w:ascii="Arial" w:hAnsi="Arial" w:cs="Arial" w:eastAsia="Arial"/>
       <w:b/>
       <w:bCs/>
       <w:smallCaps/>
@@ -4245,7 +5309,7 @@
     <w:uiPriority w:val="59"/>
     <w:rsid w:val="00FC693F"/>
     <w:pPr>
-      <w:spacing w:after="0" w:line="240" w:lineRule="auto"/>
+      <w:spacing w:after="0" w:line="480" w:lineRule="auto"/>
     </w:pPr>
     <w:tblPr>
       <w:tblInd w:w="0" w:type="dxa"/>
@@ -4271,9 +5335,10 @@
     <w:uiPriority w:val="60"/>
     <w:rsid w:val="00FC693F"/>
     <w:pPr>
-      <w:spacing w:after="0" w:line="240" w:lineRule="auto"/>
+      <w:spacing w:after="0" w:line="480" w:lineRule="auto"/>
     </w:pPr>
     <w:rPr>
+      <w:rFonts w:ascii="Arial" w:hAnsi="Arial" w:cs="Arial" w:eastAsia="Arial"/>
       <w:color w:val="000000" w:themeColor="text1" w:themeShade="BF"/>
     </w:rPr>
     <w:tblPr>
@@ -4296,6 +5361,7 @@
         <w:spacing w:before="0" w:after="0" w:line="240" w:lineRule="auto"/>
       </w:pPr>
       <w:rPr>
+        <w:rFonts w:ascii="Arial" w:hAnsi="Arial" w:cs="Arial" w:eastAsia="Arial"/>
         <w:b/>
         <w:bCs/>
       </w:rPr>
@@ -4316,6 +5382,7 @@
         <w:spacing w:before="0" w:after="0" w:line="240" w:lineRule="auto"/>
       </w:pPr>
       <w:rPr>
+        <w:rFonts w:ascii="Arial" w:hAnsi="Arial" w:cs="Arial" w:eastAsia="Arial"/>
         <w:b/>
         <w:bCs/>
       </w:rPr>
@@ -4333,12 +5400,14 @@
     </w:tblStylePr>
     <w:tblStylePr w:type="firstCol">
       <w:rPr>
+        <w:rFonts w:ascii="Arial" w:hAnsi="Arial" w:cs="Arial" w:eastAsia="Arial"/>
         <w:b/>
         <w:bCs/>
       </w:rPr>
     </w:tblStylePr>
     <w:tblStylePr w:type="lastCol">
       <w:rPr>
+        <w:rFonts w:ascii="Arial" w:hAnsi="Arial" w:cs="Arial" w:eastAsia="Arial"/>
         <w:b/>
         <w:bCs/>
       </w:rPr>
@@ -4374,9 +5443,10 @@
     <w:uiPriority w:val="60"/>
     <w:rsid w:val="00FC693F"/>
     <w:pPr>
-      <w:spacing w:after="0" w:line="240" w:lineRule="auto"/>
+      <w:spacing w:after="0" w:line="480" w:lineRule="auto"/>
     </w:pPr>
     <w:rPr>
+      <w:rFonts w:ascii="Arial" w:hAnsi="Arial" w:cs="Arial" w:eastAsia="Arial"/>
       <w:color w:val="365F91" w:themeColor="accent1" w:themeShade="BF"/>
     </w:rPr>
     <w:tblPr>
@@ -4399,6 +5469,7 @@
         <w:spacing w:before="0" w:after="0" w:line="240" w:lineRule="auto"/>
       </w:pPr>
       <w:rPr>
+        <w:rFonts w:ascii="Arial" w:hAnsi="Arial" w:cs="Arial" w:eastAsia="Arial"/>
         <w:b/>
         <w:bCs/>
       </w:rPr>
@@ -4419,6 +5490,7 @@
         <w:spacing w:before="0" w:after="0" w:line="240" w:lineRule="auto"/>
       </w:pPr>
       <w:rPr>
+        <w:rFonts w:ascii="Arial" w:hAnsi="Arial" w:cs="Arial" w:eastAsia="Arial"/>
         <w:b/>
         <w:bCs/>
       </w:rPr>
@@ -4436,12 +5508,14 @@
     </w:tblStylePr>
     <w:tblStylePr w:type="firstCol">
       <w:rPr>
+        <w:rFonts w:ascii="Arial" w:hAnsi="Arial" w:cs="Arial" w:eastAsia="Arial"/>
         <w:b/>
         <w:bCs/>
       </w:rPr>
     </w:tblStylePr>
     <w:tblStylePr w:type="lastCol">
       <w:rPr>
+        <w:rFonts w:ascii="Arial" w:hAnsi="Arial" w:cs="Arial" w:eastAsia="Arial"/>
         <w:b/>
         <w:bCs/>
       </w:rPr>
@@ -4477,9 +5551,10 @@
     <w:uiPriority w:val="60"/>
     <w:rsid w:val="00FC693F"/>
     <w:pPr>
-      <w:spacing w:after="0" w:line="240" w:lineRule="auto"/>
+      <w:spacing w:after="0" w:line="480" w:lineRule="auto"/>
     </w:pPr>
     <w:rPr>
+      <w:rFonts w:ascii="Arial" w:hAnsi="Arial" w:cs="Arial" w:eastAsia="Arial"/>
       <w:color w:val="943634" w:themeColor="accent2" w:themeShade="BF"/>
     </w:rPr>
     <w:tblPr>
@@ -4502,6 +5577,7 @@
         <w:spacing w:before="0" w:after="0" w:line="240" w:lineRule="auto"/>
       </w:pPr>
       <w:rPr>
+        <w:rFonts w:ascii="Arial" w:hAnsi="Arial" w:cs="Arial" w:eastAsia="Arial"/>
         <w:b/>
         <w:bCs/>
       </w:rPr>
@@ -4522,6 +5598,7 @@
         <w:spacing w:before="0" w:after="0" w:line="240" w:lineRule="auto"/>
       </w:pPr>
       <w:rPr>
+        <w:rFonts w:ascii="Arial" w:hAnsi="Arial" w:cs="Arial" w:eastAsia="Arial"/>
         <w:b/>
         <w:bCs/>
       </w:rPr>
@@ -4539,12 +5616,14 @@
     </w:tblStylePr>
     <w:tblStylePr w:type="firstCol">
       <w:rPr>
+        <w:rFonts w:ascii="Arial" w:hAnsi="Arial" w:cs="Arial" w:eastAsia="Arial"/>
         <w:b/>
         <w:bCs/>
       </w:rPr>
     </w:tblStylePr>
     <w:tblStylePr w:type="lastCol">
       <w:rPr>
+        <w:rFonts w:ascii="Arial" w:hAnsi="Arial" w:cs="Arial" w:eastAsia="Arial"/>
         <w:b/>
         <w:bCs/>
       </w:rPr>
@@ -4580,9 +5659,10 @@
     <w:uiPriority w:val="60"/>
     <w:rsid w:val="00FC693F"/>
     <w:pPr>
-      <w:spacing w:after="0" w:line="240" w:lineRule="auto"/>
+      <w:spacing w:after="0" w:line="480" w:lineRule="auto"/>
     </w:pPr>
     <w:rPr>
+      <w:rFonts w:ascii="Arial" w:hAnsi="Arial" w:cs="Arial" w:eastAsia="Arial"/>
       <w:color w:val="76923C" w:themeColor="accent3" w:themeShade="BF"/>
     </w:rPr>
     <w:tblPr>
@@ -4605,6 +5685,7 @@
         <w:spacing w:before="0" w:after="0" w:line="240" w:lineRule="auto"/>
       </w:pPr>
       <w:rPr>
+        <w:rFonts w:ascii="Arial" w:hAnsi="Arial" w:cs="Arial" w:eastAsia="Arial"/>
         <w:b/>
         <w:bCs/>
       </w:rPr>
@@ -4625,6 +5706,7 @@
         <w:spacing w:before="0" w:after="0" w:line="240" w:lineRule="auto"/>
       </w:pPr>
       <w:rPr>
+        <w:rFonts w:ascii="Arial" w:hAnsi="Arial" w:cs="Arial" w:eastAsia="Arial"/>
         <w:b/>
         <w:bCs/>
       </w:rPr>
@@ -4642,12 +5724,14 @@
     </w:tblStylePr>
     <w:tblStylePr w:type="firstCol">
       <w:rPr>
+        <w:rFonts w:ascii="Arial" w:hAnsi="Arial" w:cs="Arial" w:eastAsia="Arial"/>
         <w:b/>
         <w:bCs/>
       </w:rPr>
     </w:tblStylePr>
     <w:tblStylePr w:type="lastCol">
       <w:rPr>
+        <w:rFonts w:ascii="Arial" w:hAnsi="Arial" w:cs="Arial" w:eastAsia="Arial"/>
         <w:b/>
         <w:bCs/>
       </w:rPr>
@@ -4683,9 +5767,10 @@
     <w:uiPriority w:val="60"/>
     <w:rsid w:val="00FC693F"/>
     <w:pPr>
-      <w:spacing w:after="0" w:line="240" w:lineRule="auto"/>
+      <w:spacing w:after="0" w:line="480" w:lineRule="auto"/>
     </w:pPr>
     <w:rPr>
+      <w:rFonts w:ascii="Arial" w:hAnsi="Arial" w:cs="Arial" w:eastAsia="Arial"/>
       <w:color w:val="5F497A" w:themeColor="accent4" w:themeShade="BF"/>
     </w:rPr>
     <w:tblPr>
@@ -4708,6 +5793,7 @@
         <w:spacing w:before="0" w:after="0" w:line="240" w:lineRule="auto"/>
       </w:pPr>
       <w:rPr>
+        <w:rFonts w:ascii="Arial" w:hAnsi="Arial" w:cs="Arial" w:eastAsia="Arial"/>
         <w:b/>
         <w:bCs/>
       </w:rPr>
@@ -4728,6 +5814,7 @@
         <w:spacing w:before="0" w:after="0" w:line="240" w:lineRule="auto"/>
       </w:pPr>
       <w:rPr>
+        <w:rFonts w:ascii="Arial" w:hAnsi="Arial" w:cs="Arial" w:eastAsia="Arial"/>
         <w:b/>
         <w:bCs/>
       </w:rPr>
@@ -4745,12 +5832,14 @@
     </w:tblStylePr>
     <w:tblStylePr w:type="firstCol">
       <w:rPr>
+        <w:rFonts w:ascii="Arial" w:hAnsi="Arial" w:cs="Arial" w:eastAsia="Arial"/>
         <w:b/>
         <w:bCs/>
       </w:rPr>
     </w:tblStylePr>
     <w:tblStylePr w:type="lastCol">
       <w:rPr>
+        <w:rFonts w:ascii="Arial" w:hAnsi="Arial" w:cs="Arial" w:eastAsia="Arial"/>
         <w:b/>
         <w:bCs/>
       </w:rPr>
@@ -4786,9 +5875,10 @@
     <w:uiPriority w:val="60"/>
     <w:rsid w:val="00FC693F"/>
     <w:pPr>
-      <w:spacing w:after="0" w:line="240" w:lineRule="auto"/>
+      <w:spacing w:after="0" w:line="480" w:lineRule="auto"/>
     </w:pPr>
     <w:rPr>
+      <w:rFonts w:ascii="Arial" w:hAnsi="Arial" w:cs="Arial" w:eastAsia="Arial"/>
       <w:color w:val="31849B" w:themeColor="accent5" w:themeShade="BF"/>
     </w:rPr>
     <w:tblPr>
@@ -4811,6 +5901,7 @@
         <w:spacing w:before="0" w:after="0" w:line="240" w:lineRule="auto"/>
       </w:pPr>
       <w:rPr>
+        <w:rFonts w:ascii="Arial" w:hAnsi="Arial" w:cs="Arial" w:eastAsia="Arial"/>
         <w:b/>
         <w:bCs/>
       </w:rPr>
@@ -4831,6 +5922,7 @@
         <w:spacing w:before="0" w:after="0" w:line="240" w:lineRule="auto"/>
       </w:pPr>
       <w:rPr>
+        <w:rFonts w:ascii="Arial" w:hAnsi="Arial" w:cs="Arial" w:eastAsia="Arial"/>
         <w:b/>
         <w:bCs/>
       </w:rPr>
@@ -4848,12 +5940,14 @@
     </w:tblStylePr>
     <w:tblStylePr w:type="firstCol">
       <w:rPr>
+        <w:rFonts w:ascii="Arial" w:hAnsi="Arial" w:cs="Arial" w:eastAsia="Arial"/>
         <w:b/>
         <w:bCs/>
       </w:rPr>
     </w:tblStylePr>
     <w:tblStylePr w:type="lastCol">
       <w:rPr>
+        <w:rFonts w:ascii="Arial" w:hAnsi="Arial" w:cs="Arial" w:eastAsia="Arial"/>
         <w:b/>
         <w:bCs/>
       </w:rPr>
@@ -4889,9 +5983,10 @@
     <w:uiPriority w:val="60"/>
     <w:rsid w:val="00FC693F"/>
     <w:pPr>
-      <w:spacing w:after="0" w:line="240" w:lineRule="auto"/>
+      <w:spacing w:after="0" w:line="480" w:lineRule="auto"/>
     </w:pPr>
     <w:rPr>
+      <w:rFonts w:ascii="Arial" w:hAnsi="Arial" w:cs="Arial" w:eastAsia="Arial"/>
       <w:color w:val="E36C0A" w:themeColor="accent6" w:themeShade="BF"/>
     </w:rPr>
     <w:tblPr>
@@ -4914,6 +6009,7 @@
         <w:spacing w:before="0" w:after="0" w:line="240" w:lineRule="auto"/>
       </w:pPr>
       <w:rPr>
+        <w:rFonts w:ascii="Arial" w:hAnsi="Arial" w:cs="Arial" w:eastAsia="Arial"/>
         <w:b/>
         <w:bCs/>
       </w:rPr>
@@ -4934,6 +6030,7 @@
         <w:spacing w:before="0" w:after="0" w:line="240" w:lineRule="auto"/>
       </w:pPr>
       <w:rPr>
+        <w:rFonts w:ascii="Arial" w:hAnsi="Arial" w:cs="Arial" w:eastAsia="Arial"/>
         <w:b/>
         <w:bCs/>
       </w:rPr>
@@ -4951,12 +6048,14 @@
     </w:tblStylePr>
     <w:tblStylePr w:type="firstCol">
       <w:rPr>
+        <w:rFonts w:ascii="Arial" w:hAnsi="Arial" w:cs="Arial" w:eastAsia="Arial"/>
         <w:b/>
         <w:bCs/>
       </w:rPr>
     </w:tblStylePr>
     <w:tblStylePr w:type="lastCol">
       <w:rPr>
+        <w:rFonts w:ascii="Arial" w:hAnsi="Arial" w:cs="Arial" w:eastAsia="Arial"/>
         <w:b/>
         <w:bCs/>
       </w:rPr>
@@ -4992,7 +6091,7 @@
     <w:uiPriority w:val="61"/>
     <w:rsid w:val="00FC693F"/>
     <w:pPr>
-      <w:spacing w:after="0" w:line="240" w:lineRule="auto"/>
+      <w:spacing w:after="0" w:line="480" w:lineRule="auto"/>
     </w:pPr>
     <w:tblPr>
       <w:tblStyleRowBandSize w:val="1"/>
@@ -5016,6 +6115,7 @@
         <w:spacing w:before="0" w:after="0" w:line="240" w:lineRule="auto"/>
       </w:pPr>
       <w:rPr>
+        <w:rFonts w:ascii="Arial" w:hAnsi="Arial" w:cs="Arial" w:eastAsia="Arial"/>
         <w:b/>
         <w:bCs/>
         <w:color w:val="FFFFFF" w:themeColor="background1"/>
@@ -5030,6 +6130,7 @@
         <w:spacing w:before="0" w:after="0" w:line="240" w:lineRule="auto"/>
       </w:pPr>
       <w:rPr>
+        <w:rFonts w:ascii="Arial" w:hAnsi="Arial" w:cs="Arial" w:eastAsia="Arial"/>
         <w:b/>
         <w:bCs/>
       </w:rPr>
@@ -5045,12 +6146,14 @@
     </w:tblStylePr>
     <w:tblStylePr w:type="firstCol">
       <w:rPr>
+        <w:rFonts w:ascii="Arial" w:hAnsi="Arial" w:cs="Arial" w:eastAsia="Arial"/>
         <w:b/>
         <w:bCs/>
       </w:rPr>
     </w:tblStylePr>
     <w:tblStylePr w:type="lastCol">
       <w:rPr>
+        <w:rFonts w:ascii="Arial" w:hAnsi="Arial" w:cs="Arial" w:eastAsia="Arial"/>
         <w:b/>
         <w:bCs/>
       </w:rPr>
@@ -5084,7 +6187,7 @@
     <w:uiPriority w:val="61"/>
     <w:rsid w:val="00FC693F"/>
     <w:pPr>
-      <w:spacing w:after="0" w:line="240" w:lineRule="auto"/>
+      <w:spacing w:after="0" w:line="480" w:lineRule="auto"/>
     </w:pPr>
     <w:tblPr>
       <w:tblStyleRowBandSize w:val="1"/>
@@ -5108,6 +6211,7 @@
         <w:spacing w:before="0" w:after="0" w:line="240" w:lineRule="auto"/>
       </w:pPr>
       <w:rPr>
+        <w:rFonts w:ascii="Arial" w:hAnsi="Arial" w:cs="Arial" w:eastAsia="Arial"/>
         <w:b/>
         <w:bCs/>
         <w:color w:val="FFFFFF" w:themeColor="background1"/>
@@ -5122,6 +6226,7 @@
         <w:spacing w:before="0" w:after="0" w:line="240" w:lineRule="auto"/>
       </w:pPr>
       <w:rPr>
+        <w:rFonts w:ascii="Arial" w:hAnsi="Arial" w:cs="Arial" w:eastAsia="Arial"/>
         <w:b/>
         <w:bCs/>
       </w:rPr>
@@ -5137,12 +6242,14 @@
     </w:tblStylePr>
     <w:tblStylePr w:type="firstCol">
       <w:rPr>
+        <w:rFonts w:ascii="Arial" w:hAnsi="Arial" w:cs="Arial" w:eastAsia="Arial"/>
         <w:b/>
         <w:bCs/>
       </w:rPr>
     </w:tblStylePr>
     <w:tblStylePr w:type="lastCol">
       <w:rPr>
+        <w:rFonts w:ascii="Arial" w:hAnsi="Arial" w:cs="Arial" w:eastAsia="Arial"/>
         <w:b/>
         <w:bCs/>
       </w:rPr>
@@ -5176,7 +6283,7 @@
     <w:uiPriority w:val="61"/>
     <w:rsid w:val="00CB0664"/>
     <w:pPr>
-      <w:spacing w:after="0" w:line="240" w:lineRule="auto"/>
+      <w:spacing w:after="0" w:line="480" w:lineRule="auto"/>
     </w:pPr>
     <w:tblPr>
       <w:tblStyleRowBandSize w:val="1"/>
@@ -5200,6 +6307,7 @@
         <w:spacing w:before="0" w:after="0" w:line="240" w:lineRule="auto"/>
       </w:pPr>
       <w:rPr>
+        <w:rFonts w:ascii="Arial" w:hAnsi="Arial" w:cs="Arial" w:eastAsia="Arial"/>
         <w:b/>
         <w:bCs/>
         <w:color w:val="FFFFFF" w:themeColor="background1"/>
@@ -5214,6 +6322,7 @@
         <w:spacing w:before="0" w:after="0" w:line="240" w:lineRule="auto"/>
       </w:pPr>
       <w:rPr>
+        <w:rFonts w:ascii="Arial" w:hAnsi="Arial" w:cs="Arial" w:eastAsia="Arial"/>
         <w:b/>
         <w:bCs/>
       </w:rPr>
@@ -5229,12 +6338,14 @@
     </w:tblStylePr>
     <w:tblStylePr w:type="firstCol">
       <w:rPr>
+        <w:rFonts w:ascii="Arial" w:hAnsi="Arial" w:cs="Arial" w:eastAsia="Arial"/>
         <w:b/>
         <w:bCs/>
       </w:rPr>
     </w:tblStylePr>
     <w:tblStylePr w:type="lastCol">
       <w:rPr>
+        <w:rFonts w:ascii="Arial" w:hAnsi="Arial" w:cs="Arial" w:eastAsia="Arial"/>
         <w:b/>
         <w:bCs/>
       </w:rPr>
@@ -5268,7 +6379,7 @@
     <w:uiPriority w:val="61"/>
     <w:rsid w:val="00CB0664"/>
     <w:pPr>
-      <w:spacing w:after="0" w:line="240" w:lineRule="auto"/>
+      <w:spacing w:after="0" w:line="480" w:lineRule="auto"/>
     </w:pPr>
     <w:tblPr>
       <w:tblStyleRowBandSize w:val="1"/>
@@ -5292,6 +6403,7 @@
         <w:spacing w:before="0" w:after="0" w:line="240" w:lineRule="auto"/>
       </w:pPr>
       <w:rPr>
+        <w:rFonts w:ascii="Arial" w:hAnsi="Arial" w:cs="Arial" w:eastAsia="Arial"/>
         <w:b/>
         <w:bCs/>
         <w:color w:val="FFFFFF" w:themeColor="background1"/>
@@ -5306,6 +6418,7 @@
         <w:spacing w:before="0" w:after="0" w:line="240" w:lineRule="auto"/>
       </w:pPr>
       <w:rPr>
+        <w:rFonts w:ascii="Arial" w:hAnsi="Arial" w:cs="Arial" w:eastAsia="Arial"/>
         <w:b/>
         <w:bCs/>
       </w:rPr>
@@ -5321,12 +6434,14 @@
     </w:tblStylePr>
     <w:tblStylePr w:type="firstCol">
       <w:rPr>
+        <w:rFonts w:ascii="Arial" w:hAnsi="Arial" w:cs="Arial" w:eastAsia="Arial"/>
         <w:b/>
         <w:bCs/>
       </w:rPr>
     </w:tblStylePr>
     <w:tblStylePr w:type="lastCol">
       <w:rPr>
+        <w:rFonts w:ascii="Arial" w:hAnsi="Arial" w:cs="Arial" w:eastAsia="Arial"/>
         <w:b/>
         <w:bCs/>
       </w:rPr>
@@ -5360,7 +6475,7 @@
     <w:uiPriority w:val="61"/>
     <w:rsid w:val="00CB0664"/>
     <w:pPr>
-      <w:spacing w:after="0" w:line="240" w:lineRule="auto"/>
+      <w:spacing w:after="0" w:line="480" w:lineRule="auto"/>
     </w:pPr>
     <w:tblPr>
       <w:tblStyleRowBandSize w:val="1"/>
@@ -5384,6 +6499,7 @@
         <w:spacing w:before="0" w:after="0" w:line="240" w:lineRule="auto"/>
       </w:pPr>
       <w:rPr>
+        <w:rFonts w:ascii="Arial" w:hAnsi="Arial" w:cs="Arial" w:eastAsia="Arial"/>
         <w:b/>
         <w:bCs/>
         <w:color w:val="FFFFFF" w:themeColor="background1"/>
@@ -5398,6 +6514,7 @@
         <w:spacing w:before="0" w:after="0" w:line="240" w:lineRule="auto"/>
       </w:pPr>
       <w:rPr>
+        <w:rFonts w:ascii="Arial" w:hAnsi="Arial" w:cs="Arial" w:eastAsia="Arial"/>
         <w:b/>
         <w:bCs/>
       </w:rPr>
@@ -5413,12 +6530,14 @@
     </w:tblStylePr>
     <w:tblStylePr w:type="firstCol">
       <w:rPr>
+        <w:rFonts w:ascii="Arial" w:hAnsi="Arial" w:cs="Arial" w:eastAsia="Arial"/>
         <w:b/>
         <w:bCs/>
       </w:rPr>
     </w:tblStylePr>
     <w:tblStylePr w:type="lastCol">
       <w:rPr>
+        <w:rFonts w:ascii="Arial" w:hAnsi="Arial" w:cs="Arial" w:eastAsia="Arial"/>
         <w:b/>
         <w:bCs/>
       </w:rPr>
@@ -5452,7 +6571,7 @@
     <w:uiPriority w:val="61"/>
     <w:rsid w:val="00CB0664"/>
     <w:pPr>
-      <w:spacing w:after="0" w:line="240" w:lineRule="auto"/>
+      <w:spacing w:after="0" w:line="480" w:lineRule="auto"/>
     </w:pPr>
     <w:tblPr>
       <w:tblStyleRowBandSize w:val="1"/>
@@ -5476,6 +6595,7 @@
         <w:spacing w:before="0" w:after="0" w:line="240" w:lineRule="auto"/>
       </w:pPr>
       <w:rPr>
+        <w:rFonts w:ascii="Arial" w:hAnsi="Arial" w:cs="Arial" w:eastAsia="Arial"/>
         <w:b/>
         <w:bCs/>
         <w:color w:val="FFFFFF" w:themeColor="background1"/>
@@ -5490,6 +6610,7 @@
         <w:spacing w:before="0" w:after="0" w:line="240" w:lineRule="auto"/>
       </w:pPr>
       <w:rPr>
+        <w:rFonts w:ascii="Arial" w:hAnsi="Arial" w:cs="Arial" w:eastAsia="Arial"/>
         <w:b/>
         <w:bCs/>
       </w:rPr>
@@ -5505,12 +6626,14 @@
     </w:tblStylePr>
     <w:tblStylePr w:type="firstCol">
       <w:rPr>
+        <w:rFonts w:ascii="Arial" w:hAnsi="Arial" w:cs="Arial" w:eastAsia="Arial"/>
         <w:b/>
         <w:bCs/>
       </w:rPr>
     </w:tblStylePr>
     <w:tblStylePr w:type="lastCol">
       <w:rPr>
+        <w:rFonts w:ascii="Arial" w:hAnsi="Arial" w:cs="Arial" w:eastAsia="Arial"/>
         <w:b/>
         <w:bCs/>
       </w:rPr>
@@ -5544,7 +6667,7 @@
     <w:uiPriority w:val="61"/>
     <w:rsid w:val="00CB0664"/>
     <w:pPr>
-      <w:spacing w:after="0" w:line="240" w:lineRule="auto"/>
+      <w:spacing w:after="0" w:line="480" w:lineRule="auto"/>
     </w:pPr>
     <w:tblPr>
       <w:tblStyleRowBandSize w:val="1"/>
@@ -5568,6 +6691,7 @@
         <w:spacing w:before="0" w:after="0" w:line="240" w:lineRule="auto"/>
       </w:pPr>
       <w:rPr>
+        <w:rFonts w:ascii="Arial" w:hAnsi="Arial" w:cs="Arial" w:eastAsia="Arial"/>
         <w:b/>
         <w:bCs/>
         <w:color w:val="FFFFFF" w:themeColor="background1"/>
@@ -5582,6 +6706,7 @@
         <w:spacing w:before="0" w:after="0" w:line="240" w:lineRule="auto"/>
       </w:pPr>
       <w:rPr>
+        <w:rFonts w:ascii="Arial" w:hAnsi="Arial" w:cs="Arial" w:eastAsia="Arial"/>
         <w:b/>
         <w:bCs/>
       </w:rPr>
@@ -5597,12 +6722,14 @@
     </w:tblStylePr>
     <w:tblStylePr w:type="firstCol">
       <w:rPr>
+        <w:rFonts w:ascii="Arial" w:hAnsi="Arial" w:cs="Arial" w:eastAsia="Arial"/>
         <w:b/>
         <w:bCs/>
       </w:rPr>
     </w:tblStylePr>
     <w:tblStylePr w:type="lastCol">
       <w:rPr>
+        <w:rFonts w:ascii="Arial" w:hAnsi="Arial" w:cs="Arial" w:eastAsia="Arial"/>
         <w:b/>
         <w:bCs/>
       </w:rPr>
@@ -5636,7 +6763,7 @@
     <w:uiPriority w:val="62"/>
     <w:rsid w:val="00CB0664"/>
     <w:pPr>
-      <w:spacing w:after="0" w:line="240" w:lineRule="auto"/>
+      <w:spacing w:after="0" w:line="480" w:lineRule="auto"/>
     </w:pPr>
     <w:tblPr>
       <w:tblStyleRowBandSize w:val="1"/>
@@ -5662,7 +6789,7 @@
         <w:spacing w:before="0" w:after="0" w:line="240" w:lineRule="auto"/>
       </w:pPr>
       <w:rPr>
-        <w:rFonts w:asciiTheme="majorHAnsi" w:eastAsiaTheme="majorEastAsia" w:hAnsiTheme="majorHAnsi" w:cstheme="majorBidi"/>
+        <w:rFonts w:ascii="Arial" w:hAnsi="Arial" w:cs="Arial" w:eastAsia="Arial"/>
         <w:b/>
         <w:bCs/>
       </w:rPr>
@@ -5683,7 +6810,7 @@
         <w:spacing w:before="0" w:after="0" w:line="240" w:lineRule="auto"/>
       </w:pPr>
       <w:rPr>
-        <w:rFonts w:asciiTheme="majorHAnsi" w:eastAsiaTheme="majorEastAsia" w:hAnsiTheme="majorHAnsi" w:cstheme="majorBidi"/>
+        <w:rFonts w:ascii="Arial" w:hAnsi="Arial" w:cs="Arial" w:eastAsia="Arial"/>
         <w:b/>
         <w:bCs/>
       </w:rPr>
@@ -5701,14 +6828,14 @@
     </w:tblStylePr>
     <w:tblStylePr w:type="firstCol">
       <w:rPr>
-        <w:rFonts w:asciiTheme="majorHAnsi" w:eastAsiaTheme="majorEastAsia" w:hAnsiTheme="majorHAnsi" w:cstheme="majorBidi"/>
+        <w:rFonts w:ascii="Arial" w:hAnsi="Arial" w:cs="Arial" w:eastAsia="Arial"/>
         <w:b/>
         <w:bCs/>
       </w:rPr>
     </w:tblStylePr>
     <w:tblStylePr w:type="lastCol">
       <w:rPr>
-        <w:rFonts w:asciiTheme="majorHAnsi" w:eastAsiaTheme="majorEastAsia" w:hAnsiTheme="majorHAnsi" w:cstheme="majorBidi"/>
+        <w:rFonts w:ascii="Arial" w:hAnsi="Arial" w:cs="Arial" w:eastAsia="Arial"/>
         <w:b/>
         <w:bCs/>
       </w:rPr>
@@ -5766,7 +6893,7 @@
     <w:uiPriority w:val="62"/>
     <w:rsid w:val="00CB0664"/>
     <w:pPr>
-      <w:spacing w:after="0" w:line="240" w:lineRule="auto"/>
+      <w:spacing w:after="0" w:line="480" w:lineRule="auto"/>
     </w:pPr>
     <w:tblPr>
       <w:tblStyleRowBandSize w:val="1"/>
@@ -5792,7 +6919,7 @@
         <w:spacing w:before="0" w:after="0" w:line="240" w:lineRule="auto"/>
       </w:pPr>
       <w:rPr>
-        <w:rFonts w:asciiTheme="majorHAnsi" w:eastAsiaTheme="majorEastAsia" w:hAnsiTheme="majorHAnsi" w:cstheme="majorBidi"/>
+        <w:rFonts w:ascii="Arial" w:hAnsi="Arial" w:cs="Arial" w:eastAsia="Arial"/>
         <w:b/>
         <w:bCs/>
       </w:rPr>
@@ -5813,7 +6940,7 @@
         <w:spacing w:before="0" w:after="0" w:line="240" w:lineRule="auto"/>
       </w:pPr>
       <w:rPr>
-        <w:rFonts w:asciiTheme="majorHAnsi" w:eastAsiaTheme="majorEastAsia" w:hAnsiTheme="majorHAnsi" w:cstheme="majorBidi"/>
+        <w:rFonts w:ascii="Arial" w:hAnsi="Arial" w:cs="Arial" w:eastAsia="Arial"/>
         <w:b/>
         <w:bCs/>
       </w:rPr>
@@ -5831,14 +6958,14 @@
     </w:tblStylePr>
     <w:tblStylePr w:type="firstCol">
       <w:rPr>
-        <w:rFonts w:asciiTheme="majorHAnsi" w:eastAsiaTheme="majorEastAsia" w:hAnsiTheme="majorHAnsi" w:cstheme="majorBidi"/>
+        <w:rFonts w:ascii="Arial" w:hAnsi="Arial" w:cs="Arial" w:eastAsia="Arial"/>
         <w:b/>
         <w:bCs/>
       </w:rPr>
     </w:tblStylePr>
     <w:tblStylePr w:type="lastCol">
       <w:rPr>
-        <w:rFonts w:asciiTheme="majorHAnsi" w:eastAsiaTheme="majorEastAsia" w:hAnsiTheme="majorHAnsi" w:cstheme="majorBidi"/>
+        <w:rFonts w:ascii="Arial" w:hAnsi="Arial" w:cs="Arial" w:eastAsia="Arial"/>
         <w:b/>
         <w:bCs/>
       </w:rPr>
@@ -5896,7 +7023,7 @@
     <w:uiPriority w:val="62"/>
     <w:rsid w:val="00CB0664"/>
     <w:pPr>
-      <w:spacing w:after="0" w:line="240" w:lineRule="auto"/>
+      <w:spacing w:after="0" w:line="480" w:lineRule="auto"/>
     </w:pPr>
     <w:tblPr>
       <w:tblStyleRowBandSize w:val="1"/>
@@ -5922,7 +7049,7 @@
         <w:spacing w:before="0" w:after="0" w:line="240" w:lineRule="auto"/>
       </w:pPr>
       <w:rPr>
-        <w:rFonts w:asciiTheme="majorHAnsi" w:eastAsiaTheme="majorEastAsia" w:hAnsiTheme="majorHAnsi" w:cstheme="majorBidi"/>
+        <w:rFonts w:ascii="Arial" w:hAnsi="Arial" w:cs="Arial" w:eastAsia="Arial"/>
         <w:b/>
         <w:bCs/>
       </w:rPr>
@@ -5943,7 +7070,7 @@
         <w:spacing w:before="0" w:after="0" w:line="240" w:lineRule="auto"/>
       </w:pPr>
       <w:rPr>
-        <w:rFonts w:asciiTheme="majorHAnsi" w:eastAsiaTheme="majorEastAsia" w:hAnsiTheme="majorHAnsi" w:cstheme="majorBidi"/>
+        <w:rFonts w:ascii="Arial" w:hAnsi="Arial" w:cs="Arial" w:eastAsia="Arial"/>
         <w:b/>
         <w:bCs/>
       </w:rPr>
@@ -5961,14 +7088,14 @@
     </w:tblStylePr>
     <w:tblStylePr w:type="firstCol">
       <w:rPr>
-        <w:rFonts w:asciiTheme="majorHAnsi" w:eastAsiaTheme="majorEastAsia" w:hAnsiTheme="majorHAnsi" w:cstheme="majorBidi"/>
+        <w:rFonts w:ascii="Arial" w:hAnsi="Arial" w:cs="Arial" w:eastAsia="Arial"/>
         <w:b/>
         <w:bCs/>
       </w:rPr>
     </w:tblStylePr>
     <w:tblStylePr w:type="lastCol">
       <w:rPr>
-        <w:rFonts w:asciiTheme="majorHAnsi" w:eastAsiaTheme="majorEastAsia" w:hAnsiTheme="majorHAnsi" w:cstheme="majorBidi"/>
+        <w:rFonts w:ascii="Arial" w:hAnsi="Arial" w:cs="Arial" w:eastAsia="Arial"/>
         <w:b/>
         <w:bCs/>
       </w:rPr>
@@ -6026,7 +7153,7 @@
     <w:uiPriority w:val="62"/>
     <w:rsid w:val="00CB0664"/>
     <w:pPr>
-      <w:spacing w:after="0" w:line="240" w:lineRule="auto"/>
+      <w:spacing w:after="0" w:line="480" w:lineRule="auto"/>
     </w:pPr>
     <w:tblPr>
       <w:tblStyleRowBandSize w:val="1"/>
@@ -6052,7 +7179,7 @@
         <w:spacing w:before="0" w:after="0" w:line="240" w:lineRule="auto"/>
       </w:pPr>
       <w:rPr>
-        <w:rFonts w:asciiTheme="majorHAnsi" w:eastAsiaTheme="majorEastAsia" w:hAnsiTheme="majorHAnsi" w:cstheme="majorBidi"/>
+        <w:rFonts w:ascii="Arial" w:hAnsi="Arial" w:cs="Arial" w:eastAsia="Arial"/>
         <w:b/>
         <w:bCs/>
       </w:rPr>
@@ -6073,7 +7200,7 @@
         <w:spacing w:before="0" w:after="0" w:line="240" w:lineRule="auto"/>
       </w:pPr>
       <w:rPr>
-        <w:rFonts w:asciiTheme="majorHAnsi" w:eastAsiaTheme="majorEastAsia" w:hAnsiTheme="majorHAnsi" w:cstheme="majorBidi"/>
+        <w:rFonts w:ascii="Arial" w:hAnsi="Arial" w:cs="Arial" w:eastAsia="Arial"/>
         <w:b/>
         <w:bCs/>
       </w:rPr>
@@ -6091,14 +7218,14 @@
     </w:tblStylePr>
     <w:tblStylePr w:type="firstCol">
       <w:rPr>
-        <w:rFonts w:asciiTheme="majorHAnsi" w:eastAsiaTheme="majorEastAsia" w:hAnsiTheme="majorHAnsi" w:cstheme="majorBidi"/>
+        <w:rFonts w:ascii="Arial" w:hAnsi="Arial" w:cs="Arial" w:eastAsia="Arial"/>
         <w:b/>
         <w:bCs/>
       </w:rPr>
     </w:tblStylePr>
     <w:tblStylePr w:type="lastCol">
       <w:rPr>
-        <w:rFonts w:asciiTheme="majorHAnsi" w:eastAsiaTheme="majorEastAsia" w:hAnsiTheme="majorHAnsi" w:cstheme="majorBidi"/>
+        <w:rFonts w:ascii="Arial" w:hAnsi="Arial" w:cs="Arial" w:eastAsia="Arial"/>
         <w:b/>
         <w:bCs/>
       </w:rPr>
@@ -6156,7 +7283,7 @@
     <w:uiPriority w:val="62"/>
     <w:rsid w:val="00CB0664"/>
     <w:pPr>
-      <w:spacing w:after="0" w:line="240" w:lineRule="auto"/>
+      <w:spacing w:after="0" w:line="480" w:lineRule="auto"/>
     </w:pPr>
     <w:tblPr>
       <w:tblStyleRowBandSize w:val="1"/>
@@ -6182,7 +7309,7 @@
         <w:spacing w:before="0" w:after="0" w:line="240" w:lineRule="auto"/>
       </w:pPr>
       <w:rPr>
-        <w:rFonts w:asciiTheme="majorHAnsi" w:eastAsiaTheme="majorEastAsia" w:hAnsiTheme="majorHAnsi" w:cstheme="majorBidi"/>
+        <w:rFonts w:ascii="Arial" w:hAnsi="Arial" w:cs="Arial" w:eastAsia="Arial"/>
         <w:b/>
         <w:bCs/>
       </w:rPr>
@@ -6203,7 +7330,7 @@
         <w:spacing w:before="0" w:after="0" w:line="240" w:lineRule="auto"/>
       </w:pPr>
       <w:rPr>
-        <w:rFonts w:asciiTheme="majorHAnsi" w:eastAsiaTheme="majorEastAsia" w:hAnsiTheme="majorHAnsi" w:cstheme="majorBidi"/>
+        <w:rFonts w:ascii="Arial" w:hAnsi="Arial" w:cs="Arial" w:eastAsia="Arial"/>
         <w:b/>
         <w:bCs/>
       </w:rPr>
@@ -6221,14 +7348,14 @@
     </w:tblStylePr>
     <w:tblStylePr w:type="firstCol">
       <w:rPr>
-        <w:rFonts w:asciiTheme="majorHAnsi" w:eastAsiaTheme="majorEastAsia" w:hAnsiTheme="majorHAnsi" w:cstheme="majorBidi"/>
+        <w:rFonts w:ascii="Arial" w:hAnsi="Arial" w:cs="Arial" w:eastAsia="Arial"/>
         <w:b/>
         <w:bCs/>
       </w:rPr>
     </w:tblStylePr>
     <w:tblStylePr w:type="lastCol">
       <w:rPr>
-        <w:rFonts w:asciiTheme="majorHAnsi" w:eastAsiaTheme="majorEastAsia" w:hAnsiTheme="majorHAnsi" w:cstheme="majorBidi"/>
+        <w:rFonts w:ascii="Arial" w:hAnsi="Arial" w:cs="Arial" w:eastAsia="Arial"/>
         <w:b/>
         <w:bCs/>
       </w:rPr>
@@ -6286,7 +7413,7 @@
     <w:uiPriority w:val="62"/>
     <w:rsid w:val="00CB0664"/>
     <w:pPr>
-      <w:spacing w:after="0" w:line="240" w:lineRule="auto"/>
+      <w:spacing w:after="0" w:line="480" w:lineRule="auto"/>
     </w:pPr>
     <w:tblPr>
       <w:tblStyleRowBandSize w:val="1"/>
@@ -6312,7 +7439,7 @@
         <w:spacing w:before="0" w:after="0" w:line="240" w:lineRule="auto"/>
       </w:pPr>
       <w:rPr>
-        <w:rFonts w:asciiTheme="majorHAnsi" w:eastAsiaTheme="majorEastAsia" w:hAnsiTheme="majorHAnsi" w:cstheme="majorBidi"/>
+        <w:rFonts w:ascii="Arial" w:hAnsi="Arial" w:cs="Arial" w:eastAsia="Arial"/>
         <w:b/>
         <w:bCs/>
       </w:rPr>
@@ -6333,7 +7460,7 @@
         <w:spacing w:before="0" w:after="0" w:line="240" w:lineRule="auto"/>
       </w:pPr>
       <w:rPr>
-        <w:rFonts w:asciiTheme="majorHAnsi" w:eastAsiaTheme="majorEastAsia" w:hAnsiTheme="majorHAnsi" w:cstheme="majorBidi"/>
+        <w:rFonts w:ascii="Arial" w:hAnsi="Arial" w:cs="Arial" w:eastAsia="Arial"/>
         <w:b/>
         <w:bCs/>
       </w:rPr>
@@ -6351,14 +7478,14 @@
     </w:tblStylePr>
     <w:tblStylePr w:type="firstCol">
       <w:rPr>
-        <w:rFonts w:asciiTheme="majorHAnsi" w:eastAsiaTheme="majorEastAsia" w:hAnsiTheme="majorHAnsi" w:cstheme="majorBidi"/>
+        <w:rFonts w:ascii="Arial" w:hAnsi="Arial" w:cs="Arial" w:eastAsia="Arial"/>
         <w:b/>
         <w:bCs/>
       </w:rPr>
     </w:tblStylePr>
     <w:tblStylePr w:type="lastCol">
       <w:rPr>
-        <w:rFonts w:asciiTheme="majorHAnsi" w:eastAsiaTheme="majorEastAsia" w:hAnsiTheme="majorHAnsi" w:cstheme="majorBidi"/>
+        <w:rFonts w:ascii="Arial" w:hAnsi="Arial" w:cs="Arial" w:eastAsia="Arial"/>
         <w:b/>
         <w:bCs/>
       </w:rPr>
@@ -6416,7 +7543,7 @@
     <w:uiPriority w:val="62"/>
     <w:rsid w:val="00CB0664"/>
     <w:pPr>
-      <w:spacing w:after="0" w:line="240" w:lineRule="auto"/>
+      <w:spacing w:after="0" w:line="480" w:lineRule="auto"/>
     </w:pPr>
     <w:tblPr>
       <w:tblStyleRowBandSize w:val="1"/>
@@ -6442,7 +7569,7 @@
         <w:spacing w:before="0" w:after="0" w:line="240" w:lineRule="auto"/>
       </w:pPr>
       <w:rPr>
-        <w:rFonts w:asciiTheme="majorHAnsi" w:eastAsiaTheme="majorEastAsia" w:hAnsiTheme="majorHAnsi" w:cstheme="majorBidi"/>
+        <w:rFonts w:ascii="Arial" w:hAnsi="Arial" w:cs="Arial" w:eastAsia="Arial"/>
         <w:b/>
         <w:bCs/>
       </w:rPr>
@@ -6463,7 +7590,7 @@
         <w:spacing w:before="0" w:after="0" w:line="240" w:lineRule="auto"/>
       </w:pPr>
       <w:rPr>
-        <w:rFonts w:asciiTheme="majorHAnsi" w:eastAsiaTheme="majorEastAsia" w:hAnsiTheme="majorHAnsi" w:cstheme="majorBidi"/>
+        <w:rFonts w:ascii="Arial" w:hAnsi="Arial" w:cs="Arial" w:eastAsia="Arial"/>
         <w:b/>
         <w:bCs/>
       </w:rPr>
@@ -6481,14 +7608,14 @@
     </w:tblStylePr>
     <w:tblStylePr w:type="firstCol">
       <w:rPr>
-        <w:rFonts w:asciiTheme="majorHAnsi" w:eastAsiaTheme="majorEastAsia" w:hAnsiTheme="majorHAnsi" w:cstheme="majorBidi"/>
+        <w:rFonts w:ascii="Arial" w:hAnsi="Arial" w:cs="Arial" w:eastAsia="Arial"/>
         <w:b/>
         <w:bCs/>
       </w:rPr>
     </w:tblStylePr>
     <w:tblStylePr w:type="lastCol">
       <w:rPr>
-        <w:rFonts w:asciiTheme="majorHAnsi" w:eastAsiaTheme="majorEastAsia" w:hAnsiTheme="majorHAnsi" w:cstheme="majorBidi"/>
+        <w:rFonts w:ascii="Arial" w:hAnsi="Arial" w:cs="Arial" w:eastAsia="Arial"/>
         <w:b/>
         <w:bCs/>
       </w:rPr>
@@ -6546,7 +7673,7 @@
     <w:uiPriority w:val="63"/>
     <w:rsid w:val="00CB0664"/>
     <w:pPr>
-      <w:spacing w:after="0" w:line="240" w:lineRule="auto"/>
+      <w:spacing w:after="0" w:line="480" w:lineRule="auto"/>
     </w:pPr>
     <w:tblPr>
       <w:tblStyleRowBandSize w:val="1"/>
@@ -6571,6 +7698,7 @@
         <w:spacing w:before="0" w:after="0" w:line="240" w:lineRule="auto"/>
       </w:pPr>
       <w:rPr>
+        <w:rFonts w:ascii="Arial" w:hAnsi="Arial" w:cs="Arial" w:eastAsia="Arial"/>
         <w:b/>
         <w:bCs/>
         <w:color w:val="FFFFFF" w:themeColor="background1"/>
@@ -6593,6 +7721,7 @@
         <w:spacing w:before="0" w:after="0" w:line="240" w:lineRule="auto"/>
       </w:pPr>
       <w:rPr>
+        <w:rFonts w:ascii="Arial" w:hAnsi="Arial" w:cs="Arial" w:eastAsia="Arial"/>
         <w:b/>
         <w:bCs/>
       </w:rPr>
@@ -6610,12 +7739,14 @@
     </w:tblStylePr>
     <w:tblStylePr w:type="firstCol">
       <w:rPr>
+        <w:rFonts w:ascii="Arial" w:hAnsi="Arial" w:cs="Arial" w:eastAsia="Arial"/>
         <w:b/>
         <w:bCs/>
       </w:rPr>
     </w:tblStylePr>
     <w:tblStylePr w:type="lastCol">
       <w:rPr>
+        <w:rFonts w:ascii="Arial" w:hAnsi="Arial" w:cs="Arial" w:eastAsia="Arial"/>
         <w:b/>
         <w:bCs/>
       </w:rPr>
@@ -6652,7 +7783,7 @@
     <w:uiPriority w:val="63"/>
     <w:rsid w:val="00CB0664"/>
     <w:pPr>
-      <w:spacing w:after="0" w:line="240" w:lineRule="auto"/>
+      <w:spacing w:after="0" w:line="480" w:lineRule="auto"/>
     </w:pPr>
     <w:tblPr>
       <w:tblStyleRowBandSize w:val="1"/>
@@ -6677,6 +7808,7 @@
         <w:spacing w:before="0" w:after="0" w:line="240" w:lineRule="auto"/>
       </w:pPr>
       <w:rPr>
+        <w:rFonts w:ascii="Arial" w:hAnsi="Arial" w:cs="Arial" w:eastAsia="Arial"/>
         <w:b/>
         <w:bCs/>
         <w:color w:val="FFFFFF" w:themeColor="background1"/>
@@ -6699,6 +7831,7 @@
         <w:spacing w:before="0" w:after="0" w:line="240" w:lineRule="auto"/>
       </w:pPr>
       <w:rPr>
+        <w:rFonts w:ascii="Arial" w:hAnsi="Arial" w:cs="Arial" w:eastAsia="Arial"/>
         <w:b/>
         <w:bCs/>
       </w:rPr>
@@ -6716,12 +7849,14 @@
     </w:tblStylePr>
     <w:tblStylePr w:type="firstCol">
       <w:rPr>
+        <w:rFonts w:ascii="Arial" w:hAnsi="Arial" w:cs="Arial" w:eastAsia="Arial"/>
         <w:b/>
         <w:bCs/>
       </w:rPr>
     </w:tblStylePr>
     <w:tblStylePr w:type="lastCol">
       <w:rPr>
+        <w:rFonts w:ascii="Arial" w:hAnsi="Arial" w:cs="Arial" w:eastAsia="Arial"/>
         <w:b/>
         <w:bCs/>
       </w:rPr>
@@ -6758,7 +7893,7 @@
     <w:uiPriority w:val="63"/>
     <w:rsid w:val="00CB0664"/>
     <w:pPr>
-      <w:spacing w:after="0" w:line="240" w:lineRule="auto"/>
+      <w:spacing w:after="0" w:line="480" w:lineRule="auto"/>
     </w:pPr>
     <w:tblPr>
       <w:tblStyleRowBandSize w:val="1"/>
@@ -6783,6 +7918,7 @@
         <w:spacing w:before="0" w:after="0" w:line="240" w:lineRule="auto"/>
       </w:pPr>
       <w:rPr>
+        <w:rFonts w:ascii="Arial" w:hAnsi="Arial" w:cs="Arial" w:eastAsia="Arial"/>
         <w:b/>
         <w:bCs/>
         <w:color w:val="FFFFFF" w:themeColor="background1"/>
@@ -6805,6 +7941,7 @@
         <w:spacing w:before="0" w:after="0" w:line="240" w:lineRule="auto"/>
       </w:pPr>
       <w:rPr>
+        <w:rFonts w:ascii="Arial" w:hAnsi="Arial" w:cs="Arial" w:eastAsia="Arial"/>
         <w:b/>
         <w:bCs/>
       </w:rPr>
@@ -6822,12 +7959,14 @@
     </w:tblStylePr>
     <w:tblStylePr w:type="firstCol">
       <w:rPr>
+        <w:rFonts w:ascii="Arial" w:hAnsi="Arial" w:cs="Arial" w:eastAsia="Arial"/>
         <w:b/>
         <w:bCs/>
       </w:rPr>
     </w:tblStylePr>
     <w:tblStylePr w:type="lastCol">
       <w:rPr>
+        <w:rFonts w:ascii="Arial" w:hAnsi="Arial" w:cs="Arial" w:eastAsia="Arial"/>
         <w:b/>
         <w:bCs/>
       </w:rPr>
@@ -6864,7 +8003,7 @@
     <w:uiPriority w:val="63"/>
     <w:rsid w:val="00CB0664"/>
     <w:pPr>
-      <w:spacing w:after="0" w:line="240" w:lineRule="auto"/>
+      <w:spacing w:after="0" w:line="480" w:lineRule="auto"/>
     </w:pPr>
     <w:tblPr>
       <w:tblStyleRowBandSize w:val="1"/>
@@ -6889,6 +8028,7 @@
         <w:spacing w:before="0" w:after="0" w:line="240" w:lineRule="auto"/>
       </w:pPr>
       <w:rPr>
+        <w:rFonts w:ascii="Arial" w:hAnsi="Arial" w:cs="Arial" w:eastAsia="Arial"/>
         <w:b/>
         <w:bCs/>
         <w:color w:val="FFFFFF" w:themeColor="background1"/>
@@ -6911,6 +8051,7 @@
         <w:spacing w:before="0" w:after="0" w:line="240" w:lineRule="auto"/>
       </w:pPr>
       <w:rPr>
+        <w:rFonts w:ascii="Arial" w:hAnsi="Arial" w:cs="Arial" w:eastAsia="Arial"/>
         <w:b/>
         <w:bCs/>
       </w:rPr>
@@ -6928,12 +8069,14 @@
     </w:tblStylePr>
     <w:tblStylePr w:type="firstCol">
       <w:rPr>
+        <w:rFonts w:ascii="Arial" w:hAnsi="Arial" w:cs="Arial" w:eastAsia="Arial"/>
         <w:b/>
         <w:bCs/>
       </w:rPr>
     </w:tblStylePr>
     <w:tblStylePr w:type="lastCol">
       <w:rPr>
+        <w:rFonts w:ascii="Arial" w:hAnsi="Arial" w:cs="Arial" w:eastAsia="Arial"/>
         <w:b/>
         <w:bCs/>
       </w:rPr>
@@ -6970,7 +8113,7 @@
     <w:uiPriority w:val="63"/>
     <w:rsid w:val="00CB0664"/>
     <w:pPr>
-      <w:spacing w:after="0" w:line="240" w:lineRule="auto"/>
+      <w:spacing w:after="0" w:line="480" w:lineRule="auto"/>
     </w:pPr>
     <w:tblPr>
       <w:tblStyleRowBandSize w:val="1"/>
@@ -6995,6 +8138,7 @@
         <w:spacing w:before="0" w:after="0" w:line="240" w:lineRule="auto"/>
       </w:pPr>
       <w:rPr>
+        <w:rFonts w:ascii="Arial" w:hAnsi="Arial" w:cs="Arial" w:eastAsia="Arial"/>
         <w:b/>
         <w:bCs/>
         <w:color w:val="FFFFFF" w:themeColor="background1"/>
@@ -7017,6 +8161,7 @@
         <w:spacing w:before="0" w:after="0" w:line="240" w:lineRule="auto"/>
       </w:pPr>
       <w:rPr>
+        <w:rFonts w:ascii="Arial" w:hAnsi="Arial" w:cs="Arial" w:eastAsia="Arial"/>
         <w:b/>
         <w:bCs/>
       </w:rPr>
@@ -7034,12 +8179,14 @@
     </w:tblStylePr>
     <w:tblStylePr w:type="firstCol">
       <w:rPr>
+        <w:rFonts w:ascii="Arial" w:hAnsi="Arial" w:cs="Arial" w:eastAsia="Arial"/>
         <w:b/>
         <w:bCs/>
       </w:rPr>
     </w:tblStylePr>
     <w:tblStylePr w:type="lastCol">
       <w:rPr>
+        <w:rFonts w:ascii="Arial" w:hAnsi="Arial" w:cs="Arial" w:eastAsia="Arial"/>
         <w:b/>
         <w:bCs/>
       </w:rPr>
@@ -7076,7 +8223,7 @@
     <w:uiPriority w:val="63"/>
     <w:rsid w:val="00CB0664"/>
     <w:pPr>
-      <w:spacing w:after="0" w:line="240" w:lineRule="auto"/>
+      <w:spacing w:after="0" w:line="480" w:lineRule="auto"/>
     </w:pPr>
     <w:tblPr>
       <w:tblStyleRowBandSize w:val="1"/>
@@ -7101,6 +8248,7 @@
         <w:spacing w:before="0" w:after="0" w:line="240" w:lineRule="auto"/>
       </w:pPr>
       <w:rPr>
+        <w:rFonts w:ascii="Arial" w:hAnsi="Arial" w:cs="Arial" w:eastAsia="Arial"/>
         <w:b/>
         <w:bCs/>
         <w:color w:val="FFFFFF" w:themeColor="background1"/>
@@ -7123,6 +8271,7 @@
         <w:spacing w:before="0" w:after="0" w:line="240" w:lineRule="auto"/>
       </w:pPr>
       <w:rPr>
+        <w:rFonts w:ascii="Arial" w:hAnsi="Arial" w:cs="Arial" w:eastAsia="Arial"/>
         <w:b/>
         <w:bCs/>
       </w:rPr>
@@ -7140,12 +8289,14 @@
     </w:tblStylePr>
     <w:tblStylePr w:type="firstCol">
       <w:rPr>
+        <w:rFonts w:ascii="Arial" w:hAnsi="Arial" w:cs="Arial" w:eastAsia="Arial"/>
         <w:b/>
         <w:bCs/>
       </w:rPr>
     </w:tblStylePr>
     <w:tblStylePr w:type="lastCol">
       <w:rPr>
+        <w:rFonts w:ascii="Arial" w:hAnsi="Arial" w:cs="Arial" w:eastAsia="Arial"/>
         <w:b/>
         <w:bCs/>
       </w:rPr>
@@ -7182,7 +8333,7 @@
     <w:uiPriority w:val="63"/>
     <w:rsid w:val="00CB0664"/>
     <w:pPr>
-      <w:spacing w:after="0" w:line="240" w:lineRule="auto"/>
+      <w:spacing w:after="0" w:line="480" w:lineRule="auto"/>
     </w:pPr>
     <w:tblPr>
       <w:tblStyleRowBandSize w:val="1"/>
@@ -7207,6 +8358,7 @@
         <w:spacing w:before="0" w:after="0" w:line="240" w:lineRule="auto"/>
       </w:pPr>
       <w:rPr>
+        <w:rFonts w:ascii="Arial" w:hAnsi="Arial" w:cs="Arial" w:eastAsia="Arial"/>
         <w:b/>
         <w:bCs/>
         <w:color w:val="FFFFFF" w:themeColor="background1"/>
@@ -7229,6 +8381,7 @@
         <w:spacing w:before="0" w:after="0" w:line="240" w:lineRule="auto"/>
       </w:pPr>
       <w:rPr>
+        <w:rFonts w:ascii="Arial" w:hAnsi="Arial" w:cs="Arial" w:eastAsia="Arial"/>
         <w:b/>
         <w:bCs/>
       </w:rPr>
@@ -7246,12 +8399,14 @@
     </w:tblStylePr>
     <w:tblStylePr w:type="firstCol">
       <w:rPr>
+        <w:rFonts w:ascii="Arial" w:hAnsi="Arial" w:cs="Arial" w:eastAsia="Arial"/>
         <w:b/>
         <w:bCs/>
       </w:rPr>
     </w:tblStylePr>
     <w:tblStylePr w:type="lastCol">
       <w:rPr>
+        <w:rFonts w:ascii="Arial" w:hAnsi="Arial" w:cs="Arial" w:eastAsia="Arial"/>
         <w:b/>
         <w:bCs/>
       </w:rPr>
@@ -7288,7 +8443,7 @@
     <w:uiPriority w:val="64"/>
     <w:rsid w:val="00CB0664"/>
     <w:pPr>
-      <w:spacing w:after="0" w:line="240" w:lineRule="auto"/>
+      <w:spacing w:after="0" w:line="480" w:lineRule="auto"/>
     </w:pPr>
     <w:tblPr>
       <w:tblStyleRowBandSize w:val="1"/>
@@ -7310,6 +8465,7 @@
         <w:spacing w:before="0" w:after="0" w:line="240" w:lineRule="auto"/>
       </w:pPr>
       <w:rPr>
+        <w:rFonts w:ascii="Arial" w:hAnsi="Arial" w:cs="Arial" w:eastAsia="Arial"/>
         <w:b/>
         <w:bCs/>
         <w:color w:val="FFFFFF" w:themeColor="background1"/>
@@ -7332,6 +8488,7 @@
         <w:spacing w:before="0" w:after="0" w:line="240" w:lineRule="auto"/>
       </w:pPr>
       <w:rPr>
+        <w:rFonts w:ascii="Arial" w:hAnsi="Arial" w:cs="Arial" w:eastAsia="Arial"/>
         <w:color w:val="auto"/>
       </w:rPr>
       <w:tblPr/>
@@ -7349,6 +8506,7 @@
     </w:tblStylePr>
     <w:tblStylePr w:type="firstCol">
       <w:rPr>
+        <w:rFonts w:ascii="Arial" w:hAnsi="Arial" w:cs="Arial" w:eastAsia="Arial"/>
         <w:b/>
         <w:bCs/>
         <w:color w:val="FFFFFF" w:themeColor="background1"/>
@@ -7368,6 +8526,7 @@
     </w:tblStylePr>
     <w:tblStylePr w:type="lastCol">
       <w:rPr>
+        <w:rFonts w:ascii="Arial" w:hAnsi="Arial" w:cs="Arial" w:eastAsia="Arial"/>
         <w:b/>
         <w:bCs/>
         <w:color w:val="FFFFFF" w:themeColor="background1"/>
@@ -7416,6 +8575,7 @@
     </w:tblStylePr>
     <w:tblStylePr w:type="nwCell">
       <w:rPr>
+        <w:rFonts w:ascii="Arial" w:hAnsi="Arial" w:cs="Arial" w:eastAsia="Arial"/>
         <w:color w:val="FFFFFF" w:themeColor="background1"/>
       </w:rPr>
       <w:tblPr/>
@@ -7437,7 +8597,7 @@
     <w:uiPriority w:val="64"/>
     <w:rsid w:val="00CB0664"/>
     <w:pPr>
-      <w:spacing w:after="0" w:line="240" w:lineRule="auto"/>
+      <w:spacing w:after="0" w:line="480" w:lineRule="auto"/>
     </w:pPr>
     <w:tblPr>
       <w:tblStyleRowBandSize w:val="1"/>
@@ -7459,6 +8619,7 @@
         <w:spacing w:before="0" w:after="0" w:line="240" w:lineRule="auto"/>
       </w:pPr>
       <w:rPr>
+        <w:rFonts w:ascii="Arial" w:hAnsi="Arial" w:cs="Arial" w:eastAsia="Arial"/>
         <w:b/>
         <w:bCs/>
         <w:color w:val="FFFFFF" w:themeColor="background1"/>
@@ -7481,6 +8642,7 @@
         <w:spacing w:before="0" w:after="0" w:line="240" w:lineRule="auto"/>
       </w:pPr>
       <w:rPr>
+        <w:rFonts w:ascii="Arial" w:hAnsi="Arial" w:cs="Arial" w:eastAsia="Arial"/>
         <w:color w:val="auto"/>
       </w:rPr>
       <w:tblPr/>
@@ -7498,6 +8660,7 @@
     </w:tblStylePr>
     <w:tblStylePr w:type="firstCol">
       <w:rPr>
+        <w:rFonts w:ascii="Arial" w:hAnsi="Arial" w:cs="Arial" w:eastAsia="Arial"/>
         <w:b/>
         <w:bCs/>
         <w:color w:val="FFFFFF" w:themeColor="background1"/>
@@ -7517,6 +8680,7 @@
     </w:tblStylePr>
     <w:tblStylePr w:type="lastCol">
       <w:rPr>
+        <w:rFonts w:ascii="Arial" w:hAnsi="Arial" w:cs="Arial" w:eastAsia="Arial"/>
         <w:b/>
         <w:bCs/>
         <w:color w:val="FFFFFF" w:themeColor="background1"/>
@@ -7565,6 +8729,7 @@
     </w:tblStylePr>
     <w:tblStylePr w:type="nwCell">
       <w:rPr>
+        <w:rFonts w:ascii="Arial" w:hAnsi="Arial" w:cs="Arial" w:eastAsia="Arial"/>
         <w:color w:val="FFFFFF" w:themeColor="background1"/>
       </w:rPr>
       <w:tblPr/>
@@ -7586,7 +8751,7 @@
     <w:uiPriority w:val="64"/>
     <w:rsid w:val="00CB0664"/>
     <w:pPr>
-      <w:spacing w:after="0" w:line="240" w:lineRule="auto"/>
+      <w:spacing w:after="0" w:line="480" w:lineRule="auto"/>
     </w:pPr>
     <w:tblPr>
       <w:tblStyleRowBandSize w:val="1"/>
@@ -7608,6 +8773,7 @@
         <w:spacing w:before="0" w:after="0" w:line="240" w:lineRule="auto"/>
       </w:pPr>
       <w:rPr>
+        <w:rFonts w:ascii="Arial" w:hAnsi="Arial" w:cs="Arial" w:eastAsia="Arial"/>
         <w:b/>
         <w:bCs/>
         <w:color w:val="FFFFFF" w:themeColor="background1"/>
@@ -7630,6 +8796,7 @@
         <w:spacing w:before="0" w:after="0" w:line="240" w:lineRule="auto"/>
       </w:pPr>
       <w:rPr>
+        <w:rFonts w:ascii="Arial" w:hAnsi="Arial" w:cs="Arial" w:eastAsia="Arial"/>
         <w:color w:val="auto"/>
       </w:rPr>
       <w:tblPr/>
@@ -7647,6 +8814,7 @@
     </w:tblStylePr>
     <w:tblStylePr w:type="firstCol">
       <w:rPr>
+        <w:rFonts w:ascii="Arial" w:hAnsi="Arial" w:cs="Arial" w:eastAsia="Arial"/>
         <w:b/>
         <w:bCs/>
         <w:color w:val="FFFFFF" w:themeColor="background1"/>
@@ -7666,6 +8834,7 @@
     </w:tblStylePr>
     <w:tblStylePr w:type="lastCol">
       <w:rPr>
+        <w:rFonts w:ascii="Arial" w:hAnsi="Arial" w:cs="Arial" w:eastAsia="Arial"/>
         <w:b/>
         <w:bCs/>
         <w:color w:val="FFFFFF" w:themeColor="background1"/>
@@ -7714,6 +8883,7 @@
     </w:tblStylePr>
     <w:tblStylePr w:type="nwCell">
       <w:rPr>
+        <w:rFonts w:ascii="Arial" w:hAnsi="Arial" w:cs="Arial" w:eastAsia="Arial"/>
         <w:color w:val="FFFFFF" w:themeColor="background1"/>
       </w:rPr>
       <w:tblPr/>
@@ -7735,7 +8905,7 @@
     <w:uiPriority w:val="64"/>
     <w:rsid w:val="00CB0664"/>
     <w:pPr>
-      <w:spacing w:after="0" w:line="240" w:lineRule="auto"/>
+      <w:spacing w:after="0" w:line="480" w:lineRule="auto"/>
     </w:pPr>
     <w:tblPr>
       <w:tblStyleRowBandSize w:val="1"/>
@@ -7757,6 +8927,7 @@
         <w:spacing w:before="0" w:after="0" w:line="240" w:lineRule="auto"/>
       </w:pPr>
       <w:rPr>
+        <w:rFonts w:ascii="Arial" w:hAnsi="Arial" w:cs="Arial" w:eastAsia="Arial"/>
         <w:b/>
         <w:bCs/>
         <w:color w:val="FFFFFF" w:themeColor="background1"/>
@@ -7779,6 +8950,7 @@
         <w:spacing w:before="0" w:after="0" w:line="240" w:lineRule="auto"/>
       </w:pPr>
       <w:rPr>
+        <w:rFonts w:ascii="Arial" w:hAnsi="Arial" w:cs="Arial" w:eastAsia="Arial"/>
         <w:color w:val="auto"/>
       </w:rPr>
       <w:tblPr/>
@@ -7796,6 +8968,7 @@
     </w:tblStylePr>
     <w:tblStylePr w:type="firstCol">
       <w:rPr>
+        <w:rFonts w:ascii="Arial" w:hAnsi="Arial" w:cs="Arial" w:eastAsia="Arial"/>
         <w:b/>
         <w:bCs/>
         <w:color w:val="FFFFFF" w:themeColor="background1"/>
@@ -7815,6 +8988,7 @@
     </w:tblStylePr>
     <w:tblStylePr w:type="lastCol">
       <w:rPr>
+        <w:rFonts w:ascii="Arial" w:hAnsi="Arial" w:cs="Arial" w:eastAsia="Arial"/>
         <w:b/>
         <w:bCs/>
         <w:color w:val="FFFFFF" w:themeColor="background1"/>
@@ -7863,6 +9037,7 @@
     </w:tblStylePr>
     <w:tblStylePr w:type="nwCell">
       <w:rPr>
+        <w:rFonts w:ascii="Arial" w:hAnsi="Arial" w:cs="Arial" w:eastAsia="Arial"/>
         <w:color w:val="FFFFFF" w:themeColor="background1"/>
       </w:rPr>
       <w:tblPr/>
@@ -7884,7 +9059,7 @@
     <w:uiPriority w:val="64"/>
     <w:rsid w:val="00CB0664"/>
     <w:pPr>
-      <w:spacing w:after="0" w:line="240" w:lineRule="auto"/>
+      <w:spacing w:after="0" w:line="480" w:lineRule="auto"/>
     </w:pPr>
     <w:tblPr>
       <w:tblStyleRowBandSize w:val="1"/>
@@ -7906,6 +9081,7 @@
         <w:spacing w:before="0" w:after="0" w:line="240" w:lineRule="auto"/>
       </w:pPr>
       <w:rPr>
+        <w:rFonts w:ascii="Arial" w:hAnsi="Arial" w:cs="Arial" w:eastAsia="Arial"/>
         <w:b/>
         <w:bCs/>
         <w:color w:val="FFFFFF" w:themeColor="background1"/>
@@ -7928,6 +9104,7 @@
         <w:spacing w:before="0" w:after="0" w:line="240" w:lineRule="auto"/>
       </w:pPr>
       <w:rPr>
+        <w:rFonts w:ascii="Arial" w:hAnsi="Arial" w:cs="Arial" w:eastAsia="Arial"/>
         <w:color w:val="auto"/>
       </w:rPr>
       <w:tblPr/>
@@ -7945,6 +9122,7 @@
     </w:tblStylePr>
     <w:tblStylePr w:type="firstCol">
       <w:rPr>
+        <w:rFonts w:ascii="Arial" w:hAnsi="Arial" w:cs="Arial" w:eastAsia="Arial"/>
         <w:b/>
         <w:bCs/>
         <w:color w:val="FFFFFF" w:themeColor="background1"/>
@@ -7964,6 +9142,7 @@
     </w:tblStylePr>
     <w:tblStylePr w:type="lastCol">
       <w:rPr>
+        <w:rFonts w:ascii="Arial" w:hAnsi="Arial" w:cs="Arial" w:eastAsia="Arial"/>
         <w:b/>
         <w:bCs/>
         <w:color w:val="FFFFFF" w:themeColor="background1"/>
@@ -8012,6 +9191,7 @@
     </w:tblStylePr>
     <w:tblStylePr w:type="nwCell">
       <w:rPr>
+        <w:rFonts w:ascii="Arial" w:hAnsi="Arial" w:cs="Arial" w:eastAsia="Arial"/>
         <w:color w:val="FFFFFF" w:themeColor="background1"/>
       </w:rPr>
       <w:tblPr/>
@@ -8033,7 +9213,7 @@
     <w:uiPriority w:val="64"/>
     <w:rsid w:val="00CB0664"/>
     <w:pPr>
-      <w:spacing w:after="0" w:line="240" w:lineRule="auto"/>
+      <w:spacing w:after="0" w:line="480" w:lineRule="auto"/>
     </w:pPr>
     <w:tblPr>
       <w:tblStyleRowBandSize w:val="1"/>
@@ -8055,6 +9235,7 @@
         <w:spacing w:before="0" w:after="0" w:line="240" w:lineRule="auto"/>
       </w:pPr>
       <w:rPr>
+        <w:rFonts w:ascii="Arial" w:hAnsi="Arial" w:cs="Arial" w:eastAsia="Arial"/>
         <w:b/>
         <w:bCs/>
         <w:color w:val="FFFFFF" w:themeColor="background1"/>
@@ -8077,6 +9258,7 @@
         <w:spacing w:before="0" w:after="0" w:line="240" w:lineRule="auto"/>
       </w:pPr>
       <w:rPr>
+        <w:rFonts w:ascii="Arial" w:hAnsi="Arial" w:cs="Arial" w:eastAsia="Arial"/>
         <w:color w:val="auto"/>
       </w:rPr>
       <w:tblPr/>
@@ -8094,6 +9276,7 @@
     </w:tblStylePr>
     <w:tblStylePr w:type="firstCol">
       <w:rPr>
+        <w:rFonts w:ascii="Arial" w:hAnsi="Arial" w:cs="Arial" w:eastAsia="Arial"/>
         <w:b/>
         <w:bCs/>
         <w:color w:val="FFFFFF" w:themeColor="background1"/>
@@ -8113,6 +9296,7 @@
     </w:tblStylePr>
     <w:tblStylePr w:type="lastCol">
       <w:rPr>
+        <w:rFonts w:ascii="Arial" w:hAnsi="Arial" w:cs="Arial" w:eastAsia="Arial"/>
         <w:b/>
         <w:bCs/>
         <w:color w:val="FFFFFF" w:themeColor="background1"/>
@@ -8161,6 +9345,7 @@
     </w:tblStylePr>
     <w:tblStylePr w:type="nwCell">
       <w:rPr>
+        <w:rFonts w:ascii="Arial" w:hAnsi="Arial" w:cs="Arial" w:eastAsia="Arial"/>
         <w:color w:val="FFFFFF" w:themeColor="background1"/>
       </w:rPr>
       <w:tblPr/>
@@ -8182,7 +9367,7 @@
     <w:uiPriority w:val="64"/>
     <w:rsid w:val="00CB0664"/>
     <w:pPr>
-      <w:spacing w:after="0" w:line="240" w:lineRule="auto"/>
+      <w:spacing w:after="0" w:line="480" w:lineRule="auto"/>
     </w:pPr>
     <w:tblPr>
       <w:tblStyleRowBandSize w:val="1"/>
@@ -8204,6 +9389,7 @@
         <w:spacing w:before="0" w:after="0" w:line="240" w:lineRule="auto"/>
       </w:pPr>
       <w:rPr>
+        <w:rFonts w:ascii="Arial" w:hAnsi="Arial" w:cs="Arial" w:eastAsia="Arial"/>
         <w:b/>
         <w:bCs/>
         <w:color w:val="FFFFFF" w:themeColor="background1"/>
@@ -8226,6 +9412,7 @@
         <w:spacing w:before="0" w:after="0" w:line="240" w:lineRule="auto"/>
       </w:pPr>
       <w:rPr>
+        <w:rFonts w:ascii="Arial" w:hAnsi="Arial" w:cs="Arial" w:eastAsia="Arial"/>
         <w:color w:val="auto"/>
       </w:rPr>
       <w:tblPr/>
@@ -8243,6 +9430,7 @@
     </w:tblStylePr>
     <w:tblStylePr w:type="firstCol">
       <w:rPr>
+        <w:rFonts w:ascii="Arial" w:hAnsi="Arial" w:cs="Arial" w:eastAsia="Arial"/>
         <w:b/>
         <w:bCs/>
         <w:color w:val="FFFFFF" w:themeColor="background1"/>
@@ -8262,6 +9450,7 @@
     </w:tblStylePr>
     <w:tblStylePr w:type="lastCol">
       <w:rPr>
+        <w:rFonts w:ascii="Arial" w:hAnsi="Arial" w:cs="Arial" w:eastAsia="Arial"/>
         <w:b/>
         <w:bCs/>
         <w:color w:val="FFFFFF" w:themeColor="background1"/>
@@ -8310,6 +9499,7 @@
     </w:tblStylePr>
     <w:tblStylePr w:type="nwCell">
       <w:rPr>
+        <w:rFonts w:ascii="Arial" w:hAnsi="Arial" w:cs="Arial" w:eastAsia="Arial"/>
         <w:color w:val="FFFFFF" w:themeColor="background1"/>
       </w:rPr>
       <w:tblPr/>
@@ -8331,9 +9521,10 @@
     <w:uiPriority w:val="65"/>
     <w:rsid w:val="00CB0664"/>
     <w:pPr>
-      <w:spacing w:after="0" w:line="240" w:lineRule="auto"/>
+      <w:spacing w:after="0" w:line="480" w:lineRule="auto"/>
     </w:pPr>
     <w:rPr>
+      <w:rFonts w:ascii="Arial" w:hAnsi="Arial" w:cs="Arial" w:eastAsia="Arial"/>
       <w:color w:val="000000" w:themeColor="text1"/>
     </w:rPr>
     <w:tblPr>
@@ -8353,7 +9544,7 @@
     </w:tblPr>
     <w:tblStylePr w:type="firstRow">
       <w:rPr>
-        <w:rFonts w:asciiTheme="majorHAnsi" w:eastAsiaTheme="majorEastAsia" w:hAnsiTheme="majorHAnsi" w:cstheme="majorBidi"/>
+        <w:rFonts w:ascii="Arial" w:hAnsi="Arial" w:cs="Arial" w:eastAsia="Arial"/>
       </w:rPr>
       <w:tblPr/>
       <w:tcPr>
@@ -8365,6 +9556,7 @@
     </w:tblStylePr>
     <w:tblStylePr w:type="lastRow">
       <w:rPr>
+        <w:rFonts w:ascii="Arial" w:hAnsi="Arial" w:cs="Arial" w:eastAsia="Arial"/>
         <w:b/>
         <w:bCs/>
         <w:color w:val="1F497D" w:themeColor="text2"/>
@@ -8379,12 +9571,14 @@
     </w:tblStylePr>
     <w:tblStylePr w:type="firstCol">
       <w:rPr>
+        <w:rFonts w:ascii="Arial" w:hAnsi="Arial" w:cs="Arial" w:eastAsia="Arial"/>
         <w:b/>
         <w:bCs/>
       </w:rPr>
     </w:tblStylePr>
     <w:tblStylePr w:type="lastCol">
       <w:rPr>
+        <w:rFonts w:ascii="Arial" w:hAnsi="Arial" w:cs="Arial" w:eastAsia="Arial"/>
         <w:b/>
         <w:bCs/>
       </w:rPr>
@@ -8415,9 +9609,10 @@
     <w:uiPriority w:val="65"/>
     <w:rsid w:val="00CB0664"/>
     <w:pPr>
-      <w:spacing w:after="0" w:line="240" w:lineRule="auto"/>
+      <w:spacing w:after="0" w:line="480" w:lineRule="auto"/>
     </w:pPr>
     <w:rPr>
+      <w:rFonts w:ascii="Arial" w:hAnsi="Arial" w:cs="Arial" w:eastAsia="Arial"/>
       <w:color w:val="000000" w:themeColor="text1"/>
     </w:rPr>
     <w:tblPr>
@@ -8437,7 +9632,7 @@
     </w:tblPr>
     <w:tblStylePr w:type="firstRow">
       <w:rPr>
-        <w:rFonts w:asciiTheme="majorHAnsi" w:eastAsiaTheme="majorEastAsia" w:hAnsiTheme="majorHAnsi" w:cstheme="majorBidi"/>
+        <w:rFonts w:ascii="Arial" w:hAnsi="Arial" w:cs="Arial" w:eastAsia="Arial"/>
       </w:rPr>
       <w:tblPr/>
       <w:tcPr>
@@ -8449,6 +9644,7 @@
     </w:tblStylePr>
     <w:tblStylePr w:type="lastRow">
       <w:rPr>
+        <w:rFonts w:ascii="Arial" w:hAnsi="Arial" w:cs="Arial" w:eastAsia="Arial"/>
         <w:b/>
         <w:bCs/>
         <w:color w:val="1F497D" w:themeColor="text2"/>
@@ -8463,12 +9659,14 @@
     </w:tblStylePr>
     <w:tblStylePr w:type="firstCol">
       <w:rPr>
+        <w:rFonts w:ascii="Arial" w:hAnsi="Arial" w:cs="Arial" w:eastAsia="Arial"/>
         <w:b/>
         <w:bCs/>
       </w:rPr>
     </w:tblStylePr>
     <w:tblStylePr w:type="lastCol">
       <w:rPr>
+        <w:rFonts w:ascii="Arial" w:hAnsi="Arial" w:cs="Arial" w:eastAsia="Arial"/>
         <w:b/>
         <w:bCs/>
       </w:rPr>
@@ -8499,9 +9697,10 @@
     <w:uiPriority w:val="65"/>
     <w:rsid w:val="00CB0664"/>
     <w:pPr>
-      <w:spacing w:after="0" w:line="240" w:lineRule="auto"/>
+      <w:spacing w:after="0" w:line="480" w:lineRule="auto"/>
     </w:pPr>
     <w:rPr>
+      <w:rFonts w:ascii="Arial" w:hAnsi="Arial" w:cs="Arial" w:eastAsia="Arial"/>
       <w:color w:val="000000" w:themeColor="text1"/>
     </w:rPr>
     <w:tblPr>
@@ -8521,7 +9720,7 @@
     </w:tblPr>
     <w:tblStylePr w:type="firstRow">
       <w:rPr>
-        <w:rFonts w:asciiTheme="majorHAnsi" w:eastAsiaTheme="majorEastAsia" w:hAnsiTheme="majorHAnsi" w:cstheme="majorBidi"/>
+        <w:rFonts w:ascii="Arial" w:hAnsi="Arial" w:cs="Arial" w:eastAsia="Arial"/>
       </w:rPr>
       <w:tblPr/>
       <w:tcPr>
@@ -8533,6 +9732,7 @@
     </w:tblStylePr>
     <w:tblStylePr w:type="lastRow">
       <w:rPr>
+        <w:rFonts w:ascii="Arial" w:hAnsi="Arial" w:cs="Arial" w:eastAsia="Arial"/>
         <w:b/>
         <w:bCs/>
         <w:color w:val="1F497D" w:themeColor="text2"/>
@@ -8547,12 +9747,14 @@
     </w:tblStylePr>
     <w:tblStylePr w:type="firstCol">
       <w:rPr>
+        <w:rFonts w:ascii="Arial" w:hAnsi="Arial" w:cs="Arial" w:eastAsia="Arial"/>
         <w:b/>
         <w:bCs/>
       </w:rPr>
     </w:tblStylePr>
     <w:tblStylePr w:type="lastCol">
       <w:rPr>
+        <w:rFonts w:ascii="Arial" w:hAnsi="Arial" w:cs="Arial" w:eastAsia="Arial"/>
         <w:b/>
         <w:bCs/>
       </w:rPr>
@@ -8583,9 +9785,10 @@
     <w:uiPriority w:val="65"/>
     <w:rsid w:val="00CB0664"/>
     <w:pPr>
-      <w:spacing w:after="0" w:line="240" w:lineRule="auto"/>
+      <w:spacing w:after="0" w:line="480" w:lineRule="auto"/>
     </w:pPr>
     <w:rPr>
+      <w:rFonts w:ascii="Arial" w:hAnsi="Arial" w:cs="Arial" w:eastAsia="Arial"/>
       <w:color w:val="000000" w:themeColor="text1"/>
     </w:rPr>
     <w:tblPr>
@@ -8605,7 +9808,7 @@
     </w:tblPr>
     <w:tblStylePr w:type="firstRow">
       <w:rPr>
-        <w:rFonts w:asciiTheme="majorHAnsi" w:eastAsiaTheme="majorEastAsia" w:hAnsiTheme="majorHAnsi" w:cstheme="majorBidi"/>
+        <w:rFonts w:ascii="Arial" w:hAnsi="Arial" w:cs="Arial" w:eastAsia="Arial"/>
       </w:rPr>
       <w:tblPr/>
       <w:tcPr>
@@ -8617,6 +9820,7 @@
     </w:tblStylePr>
     <w:tblStylePr w:type="lastRow">
       <w:rPr>
+        <w:rFonts w:ascii="Arial" w:hAnsi="Arial" w:cs="Arial" w:eastAsia="Arial"/>
         <w:b/>
         <w:bCs/>
         <w:color w:val="1F497D" w:themeColor="text2"/>
@@ -8631,12 +9835,14 @@
     </w:tblStylePr>
     <w:tblStylePr w:type="firstCol">
       <w:rPr>
+        <w:rFonts w:ascii="Arial" w:hAnsi="Arial" w:cs="Arial" w:eastAsia="Arial"/>
         <w:b/>
         <w:bCs/>
       </w:rPr>
     </w:tblStylePr>
     <w:tblStylePr w:type="lastCol">
       <w:rPr>
+        <w:rFonts w:ascii="Arial" w:hAnsi="Arial" w:cs="Arial" w:eastAsia="Arial"/>
         <w:b/>
         <w:bCs/>
       </w:rPr>
@@ -8667,9 +9873,10 @@
     <w:uiPriority w:val="65"/>
     <w:rsid w:val="00CB0664"/>
     <w:pPr>
-      <w:spacing w:after="0" w:line="240" w:lineRule="auto"/>
+      <w:spacing w:after="0" w:line="480" w:lineRule="auto"/>
     </w:pPr>
     <w:rPr>
+      <w:rFonts w:ascii="Arial" w:hAnsi="Arial" w:cs="Arial" w:eastAsia="Arial"/>
       <w:color w:val="000000" w:themeColor="text1"/>
     </w:rPr>
     <w:tblPr>
@@ -8689,7 +9896,7 @@
     </w:tblPr>
     <w:tblStylePr w:type="firstRow">
       <w:rPr>
-        <w:rFonts w:asciiTheme="majorHAnsi" w:eastAsiaTheme="majorEastAsia" w:hAnsiTheme="majorHAnsi" w:cstheme="majorBidi"/>
+        <w:rFonts w:ascii="Arial" w:hAnsi="Arial" w:cs="Arial" w:eastAsia="Arial"/>
       </w:rPr>
       <w:tblPr/>
       <w:tcPr>
@@ -8701,6 +9908,7 @@
     </w:tblStylePr>
     <w:tblStylePr w:type="lastRow">
       <w:rPr>
+        <w:rFonts w:ascii="Arial" w:hAnsi="Arial" w:cs="Arial" w:eastAsia="Arial"/>
         <w:b/>
         <w:bCs/>
         <w:color w:val="1F497D" w:themeColor="text2"/>
@@ -8715,12 +9923,14 @@
     </w:tblStylePr>
     <w:tblStylePr w:type="firstCol">
       <w:rPr>
+        <w:rFonts w:ascii="Arial" w:hAnsi="Arial" w:cs="Arial" w:eastAsia="Arial"/>
         <w:b/>
         <w:bCs/>
       </w:rPr>
     </w:tblStylePr>
     <w:tblStylePr w:type="lastCol">
       <w:rPr>
+        <w:rFonts w:ascii="Arial" w:hAnsi="Arial" w:cs="Arial" w:eastAsia="Arial"/>
         <w:b/>
         <w:bCs/>
       </w:rPr>
@@ -8751,9 +9961,10 @@
     <w:uiPriority w:val="65"/>
     <w:rsid w:val="00CB0664"/>
     <w:pPr>
-      <w:spacing w:after="0" w:line="240" w:lineRule="auto"/>
+      <w:spacing w:after="0" w:line="480" w:lineRule="auto"/>
     </w:pPr>
     <w:rPr>
+      <w:rFonts w:ascii="Arial" w:hAnsi="Arial" w:cs="Arial" w:eastAsia="Arial"/>
       <w:color w:val="000000" w:themeColor="text1"/>
     </w:rPr>
     <w:tblPr>
@@ -8773,7 +9984,7 @@
     </w:tblPr>
     <w:tblStylePr w:type="firstRow">
       <w:rPr>
-        <w:rFonts w:asciiTheme="majorHAnsi" w:eastAsiaTheme="majorEastAsia" w:hAnsiTheme="majorHAnsi" w:cstheme="majorBidi"/>
+        <w:rFonts w:ascii="Arial" w:hAnsi="Arial" w:cs="Arial" w:eastAsia="Arial"/>
       </w:rPr>
       <w:tblPr/>
       <w:tcPr>
@@ -8785,6 +9996,7 @@
     </w:tblStylePr>
     <w:tblStylePr w:type="lastRow">
       <w:rPr>
+        <w:rFonts w:ascii="Arial" w:hAnsi="Arial" w:cs="Arial" w:eastAsia="Arial"/>
         <w:b/>
         <w:bCs/>
         <w:color w:val="1F497D" w:themeColor="text2"/>
@@ -8799,12 +10011,14 @@
     </w:tblStylePr>
     <w:tblStylePr w:type="firstCol">
       <w:rPr>
+        <w:rFonts w:ascii="Arial" w:hAnsi="Arial" w:cs="Arial" w:eastAsia="Arial"/>
         <w:b/>
         <w:bCs/>
       </w:rPr>
     </w:tblStylePr>
     <w:tblStylePr w:type="lastCol">
       <w:rPr>
+        <w:rFonts w:ascii="Arial" w:hAnsi="Arial" w:cs="Arial" w:eastAsia="Arial"/>
         <w:b/>
         <w:bCs/>
       </w:rPr>
@@ -8835,9 +10049,10 @@
     <w:uiPriority w:val="65"/>
     <w:rsid w:val="00CB0664"/>
     <w:pPr>
-      <w:spacing w:after="0" w:line="240" w:lineRule="auto"/>
+      <w:spacing w:after="0" w:line="480" w:lineRule="auto"/>
     </w:pPr>
     <w:rPr>
+      <w:rFonts w:ascii="Arial" w:hAnsi="Arial" w:cs="Arial" w:eastAsia="Arial"/>
       <w:color w:val="000000" w:themeColor="text1"/>
     </w:rPr>
     <w:tblPr>
@@ -8857,7 +10072,7 @@
     </w:tblPr>
     <w:tblStylePr w:type="firstRow">
       <w:rPr>
-        <w:rFonts w:asciiTheme="majorHAnsi" w:eastAsiaTheme="majorEastAsia" w:hAnsiTheme="majorHAnsi" w:cstheme="majorBidi"/>
+        <w:rFonts w:ascii="Arial" w:hAnsi="Arial" w:cs="Arial" w:eastAsia="Arial"/>
       </w:rPr>
       <w:tblPr/>
       <w:tcPr>
@@ -8869,6 +10084,7 @@
     </w:tblStylePr>
     <w:tblStylePr w:type="lastRow">
       <w:rPr>
+        <w:rFonts w:ascii="Arial" w:hAnsi="Arial" w:cs="Arial" w:eastAsia="Arial"/>
         <w:b/>
         <w:bCs/>
         <w:color w:val="1F497D" w:themeColor="text2"/>
@@ -8883,12 +10099,14 @@
     </w:tblStylePr>
     <w:tblStylePr w:type="firstCol">
       <w:rPr>
+        <w:rFonts w:ascii="Arial" w:hAnsi="Arial" w:cs="Arial" w:eastAsia="Arial"/>
         <w:b/>
         <w:bCs/>
       </w:rPr>
     </w:tblStylePr>
     <w:tblStylePr w:type="lastCol">
       <w:rPr>
+        <w:rFonts w:ascii="Arial" w:hAnsi="Arial" w:cs="Arial" w:eastAsia="Arial"/>
         <w:b/>
         <w:bCs/>
       </w:rPr>
@@ -8919,10 +10137,10 @@
     <w:uiPriority w:val="66"/>
     <w:rsid w:val="00CB0664"/>
     <w:pPr>
-      <w:spacing w:after="0" w:line="240" w:lineRule="auto"/>
+      <w:spacing w:after="0" w:line="480" w:lineRule="auto"/>
     </w:pPr>
     <w:rPr>
-      <w:rFonts w:asciiTheme="majorHAnsi" w:eastAsiaTheme="majorEastAsia" w:hAnsiTheme="majorHAnsi" w:cstheme="majorBidi"/>
+      <w:rFonts w:ascii="Arial" w:hAnsi="Arial" w:cs="Arial" w:eastAsia="Arial"/>
       <w:color w:val="000000" w:themeColor="text1"/>
     </w:rPr>
     <w:tblPr>
@@ -8944,6 +10162,7 @@
     </w:tblPr>
     <w:tblStylePr w:type="firstRow">
       <w:rPr>
+        <w:rFonts w:ascii="Arial" w:hAnsi="Arial" w:cs="Arial" w:eastAsia="Arial"/>
         <w:sz w:val="24"/>
         <w:szCs w:val="24"/>
       </w:rPr>
@@ -9047,10 +10266,10 @@
     <w:uiPriority w:val="66"/>
     <w:rsid w:val="00CB0664"/>
     <w:pPr>
-      <w:spacing w:after="0" w:line="240" w:lineRule="auto"/>
+      <w:spacing w:after="0" w:line="480" w:lineRule="auto"/>
     </w:pPr>
     <w:rPr>
-      <w:rFonts w:asciiTheme="majorHAnsi" w:eastAsiaTheme="majorEastAsia" w:hAnsiTheme="majorHAnsi" w:cstheme="majorBidi"/>
+      <w:rFonts w:ascii="Arial" w:hAnsi="Arial" w:cs="Arial" w:eastAsia="Arial"/>
       <w:color w:val="000000" w:themeColor="text1"/>
     </w:rPr>
     <w:tblPr>
@@ -9072,6 +10291,7 @@
     </w:tblPr>
     <w:tblStylePr w:type="firstRow">
       <w:rPr>
+        <w:rFonts w:ascii="Arial" w:hAnsi="Arial" w:cs="Arial" w:eastAsia="Arial"/>
         <w:sz w:val="24"/>
         <w:szCs w:val="24"/>
       </w:rPr>
@@ -9175,10 +10395,10 @@
     <w:uiPriority w:val="66"/>
     <w:rsid w:val="00CB0664"/>
     <w:pPr>
-      <w:spacing w:after="0" w:line="240" w:lineRule="auto"/>
+      <w:spacing w:after="0" w:line="480" w:lineRule="auto"/>
     </w:pPr>
     <w:rPr>
-      <w:rFonts w:asciiTheme="majorHAnsi" w:eastAsiaTheme="majorEastAsia" w:hAnsiTheme="majorHAnsi" w:cstheme="majorBidi"/>
+      <w:rFonts w:ascii="Arial" w:hAnsi="Arial" w:cs="Arial" w:eastAsia="Arial"/>
       <w:color w:val="000000" w:themeColor="text1"/>
     </w:rPr>
     <w:tblPr>
@@ -9200,6 +10420,7 @@
     </w:tblPr>
     <w:tblStylePr w:type="firstRow">
       <w:rPr>
+        <w:rFonts w:ascii="Arial" w:hAnsi="Arial" w:cs="Arial" w:eastAsia="Arial"/>
         <w:sz w:val="24"/>
         <w:szCs w:val="24"/>
       </w:rPr>
@@ -9303,10 +10524,10 @@
     <w:uiPriority w:val="66"/>
     <w:rsid w:val="00CB0664"/>
     <w:pPr>
-      <w:spacing w:after="0" w:line="240" w:lineRule="auto"/>
+      <w:spacing w:after="0" w:line="480" w:lineRule="auto"/>
     </w:pPr>
     <w:rPr>
-      <w:rFonts w:asciiTheme="majorHAnsi" w:eastAsiaTheme="majorEastAsia" w:hAnsiTheme="majorHAnsi" w:cstheme="majorBidi"/>
+      <w:rFonts w:ascii="Arial" w:hAnsi="Arial" w:cs="Arial" w:eastAsia="Arial"/>
       <w:color w:val="000000" w:themeColor="text1"/>
     </w:rPr>
     <w:tblPr>
@@ -9328,6 +10549,7 @@
     </w:tblPr>
     <w:tblStylePr w:type="firstRow">
       <w:rPr>
+        <w:rFonts w:ascii="Arial" w:hAnsi="Arial" w:cs="Arial" w:eastAsia="Arial"/>
         <w:sz w:val="24"/>
         <w:szCs w:val="24"/>
       </w:rPr>
@@ -9431,10 +10653,10 @@
     <w:uiPriority w:val="66"/>
     <w:rsid w:val="00CB0664"/>
     <w:pPr>
-      <w:spacing w:after="0" w:line="240" w:lineRule="auto"/>
+      <w:spacing w:after="0" w:line="480" w:lineRule="auto"/>
     </w:pPr>
     <w:rPr>
-      <w:rFonts w:asciiTheme="majorHAnsi" w:eastAsiaTheme="majorEastAsia" w:hAnsiTheme="majorHAnsi" w:cstheme="majorBidi"/>
+      <w:rFonts w:ascii="Arial" w:hAnsi="Arial" w:cs="Arial" w:eastAsia="Arial"/>
       <w:color w:val="000000" w:themeColor="text1"/>
     </w:rPr>
     <w:tblPr>
@@ -9456,6 +10678,7 @@
     </w:tblPr>
     <w:tblStylePr w:type="firstRow">
       <w:rPr>
+        <w:rFonts w:ascii="Arial" w:hAnsi="Arial" w:cs="Arial" w:eastAsia="Arial"/>
         <w:sz w:val="24"/>
         <w:szCs w:val="24"/>
       </w:rPr>
@@ -9559,10 +10782,10 @@
     <w:uiPriority w:val="66"/>
     <w:rsid w:val="00CB0664"/>
     <w:pPr>
-      <w:spacing w:after="0" w:line="240" w:lineRule="auto"/>
+      <w:spacing w:after="0" w:line="480" w:lineRule="auto"/>
     </w:pPr>
     <w:rPr>
-      <w:rFonts w:asciiTheme="majorHAnsi" w:eastAsiaTheme="majorEastAsia" w:hAnsiTheme="majorHAnsi" w:cstheme="majorBidi"/>
+      <w:rFonts w:ascii="Arial" w:hAnsi="Arial" w:cs="Arial" w:eastAsia="Arial"/>
       <w:color w:val="000000" w:themeColor="text1"/>
     </w:rPr>
     <w:tblPr>
@@ -9584,6 +10807,7 @@
     </w:tblPr>
     <w:tblStylePr w:type="firstRow">
       <w:rPr>
+        <w:rFonts w:ascii="Arial" w:hAnsi="Arial" w:cs="Arial" w:eastAsia="Arial"/>
         <w:sz w:val="24"/>
         <w:szCs w:val="24"/>
       </w:rPr>
@@ -9687,10 +10911,10 @@
     <w:uiPriority w:val="66"/>
     <w:rsid w:val="00CB0664"/>
     <w:pPr>
-      <w:spacing w:after="0" w:line="240" w:lineRule="auto"/>
+      <w:spacing w:after="0" w:line="480" w:lineRule="auto"/>
     </w:pPr>
     <w:rPr>
-      <w:rFonts w:asciiTheme="majorHAnsi" w:eastAsiaTheme="majorEastAsia" w:hAnsiTheme="majorHAnsi" w:cstheme="majorBidi"/>
+      <w:rFonts w:ascii="Arial" w:hAnsi="Arial" w:cs="Arial" w:eastAsia="Arial"/>
       <w:color w:val="000000" w:themeColor="text1"/>
     </w:rPr>
     <w:tblPr>
@@ -9712,6 +10936,7 @@
     </w:tblPr>
     <w:tblStylePr w:type="firstRow">
       <w:rPr>
+        <w:rFonts w:ascii="Arial" w:hAnsi="Arial" w:cs="Arial" w:eastAsia="Arial"/>
         <w:sz w:val="24"/>
         <w:szCs w:val="24"/>
       </w:rPr>
@@ -9815,7 +11040,7 @@
     <w:uiPriority w:val="67"/>
     <w:rsid w:val="00CB0664"/>
     <w:pPr>
-      <w:spacing w:after="0" w:line="240" w:lineRule="auto"/>
+      <w:spacing w:after="0" w:line="480" w:lineRule="auto"/>
     </w:pPr>
     <w:tblPr>
       <w:tblStyleRowBandSize w:val="1"/>
@@ -9841,12 +11066,14 @@
     </w:tcPr>
     <w:tblStylePr w:type="firstRow">
       <w:rPr>
+        <w:rFonts w:ascii="Arial" w:hAnsi="Arial" w:cs="Arial" w:eastAsia="Arial"/>
         <w:b/>
         <w:bCs/>
       </w:rPr>
     </w:tblStylePr>
     <w:tblStylePr w:type="lastRow">
       <w:rPr>
+        <w:rFonts w:ascii="Arial" w:hAnsi="Arial" w:cs="Arial" w:eastAsia="Arial"/>
         <w:b/>
         <w:bCs/>
       </w:rPr>
@@ -9859,12 +11086,14 @@
     </w:tblStylePr>
     <w:tblStylePr w:type="firstCol">
       <w:rPr>
+        <w:rFonts w:ascii="Arial" w:hAnsi="Arial" w:cs="Arial" w:eastAsia="Arial"/>
         <w:b/>
         <w:bCs/>
       </w:rPr>
     </w:tblStylePr>
     <w:tblStylePr w:type="lastCol">
       <w:rPr>
+        <w:rFonts w:ascii="Arial" w:hAnsi="Arial" w:cs="Arial" w:eastAsia="Arial"/>
         <w:b/>
         <w:bCs/>
       </w:rPr>
@@ -9888,7 +11117,7 @@
     <w:uiPriority w:val="67"/>
     <w:rsid w:val="00CB0664"/>
     <w:pPr>
-      <w:spacing w:after="0" w:line="240" w:lineRule="auto"/>
+      <w:spacing w:after="0" w:line="480" w:lineRule="auto"/>
     </w:pPr>
     <w:tblPr>
       <w:tblStyleRowBandSize w:val="1"/>
@@ -9914,12 +11143,14 @@
     </w:tcPr>
     <w:tblStylePr w:type="firstRow">
       <w:rPr>
+        <w:rFonts w:ascii="Arial" w:hAnsi="Arial" w:cs="Arial" w:eastAsia="Arial"/>
         <w:b/>
         <w:bCs/>
       </w:rPr>
     </w:tblStylePr>
     <w:tblStylePr w:type="lastRow">
       <w:rPr>
+        <w:rFonts w:ascii="Arial" w:hAnsi="Arial" w:cs="Arial" w:eastAsia="Arial"/>
         <w:b/>
         <w:bCs/>
       </w:rPr>
@@ -9932,12 +11163,14 @@
     </w:tblStylePr>
     <w:tblStylePr w:type="firstCol">
       <w:rPr>
+        <w:rFonts w:ascii="Arial" w:hAnsi="Arial" w:cs="Arial" w:eastAsia="Arial"/>
         <w:b/>
         <w:bCs/>
       </w:rPr>
     </w:tblStylePr>
     <w:tblStylePr w:type="lastCol">
       <w:rPr>
+        <w:rFonts w:ascii="Arial" w:hAnsi="Arial" w:cs="Arial" w:eastAsia="Arial"/>
         <w:b/>
         <w:bCs/>
       </w:rPr>
@@ -9961,7 +11194,7 @@
     <w:uiPriority w:val="67"/>
     <w:rsid w:val="00CB0664"/>
     <w:pPr>
-      <w:spacing w:after="0" w:line="240" w:lineRule="auto"/>
+      <w:spacing w:after="0" w:line="480" w:lineRule="auto"/>
     </w:pPr>
     <w:tblPr>
       <w:tblStyleRowBandSize w:val="1"/>
@@ -9987,12 +11220,14 @@
     </w:tcPr>
     <w:tblStylePr w:type="firstRow">
       <w:rPr>
+        <w:rFonts w:ascii="Arial" w:hAnsi="Arial" w:cs="Arial" w:eastAsia="Arial"/>
         <w:b/>
         <w:bCs/>
       </w:rPr>
     </w:tblStylePr>
     <w:tblStylePr w:type="lastRow">
       <w:rPr>
+        <w:rFonts w:ascii="Arial" w:hAnsi="Arial" w:cs="Arial" w:eastAsia="Arial"/>
         <w:b/>
         <w:bCs/>
       </w:rPr>
@@ -10005,12 +11240,14 @@
     </w:tblStylePr>
     <w:tblStylePr w:type="firstCol">
       <w:rPr>
+        <w:rFonts w:ascii="Arial" w:hAnsi="Arial" w:cs="Arial" w:eastAsia="Arial"/>
         <w:b/>
         <w:bCs/>
       </w:rPr>
     </w:tblStylePr>
     <w:tblStylePr w:type="lastCol">
       <w:rPr>
+        <w:rFonts w:ascii="Arial" w:hAnsi="Arial" w:cs="Arial" w:eastAsia="Arial"/>
         <w:b/>
         <w:bCs/>
       </w:rPr>
@@ -10034,7 +11271,7 @@
     <w:uiPriority w:val="67"/>
     <w:rsid w:val="00CB0664"/>
     <w:pPr>
-      <w:spacing w:after="0" w:line="240" w:lineRule="auto"/>
+      <w:spacing w:after="0" w:line="480" w:lineRule="auto"/>
     </w:pPr>
     <w:tblPr>
       <w:tblStyleRowBandSize w:val="1"/>
@@ -10060,12 +11297,14 @@
     </w:tcPr>
     <w:tblStylePr w:type="firstRow">
       <w:rPr>
+        <w:rFonts w:ascii="Arial" w:hAnsi="Arial" w:cs="Arial" w:eastAsia="Arial"/>
         <w:b/>
         <w:bCs/>
       </w:rPr>
     </w:tblStylePr>
     <w:tblStylePr w:type="lastRow">
       <w:rPr>
+        <w:rFonts w:ascii="Arial" w:hAnsi="Arial" w:cs="Arial" w:eastAsia="Arial"/>
         <w:b/>
         <w:bCs/>
       </w:rPr>
@@ -10078,12 +11317,14 @@
     </w:tblStylePr>
     <w:tblStylePr w:type="firstCol">
       <w:rPr>
+        <w:rFonts w:ascii="Arial" w:hAnsi="Arial" w:cs="Arial" w:eastAsia="Arial"/>
         <w:b/>
         <w:bCs/>
       </w:rPr>
     </w:tblStylePr>
     <w:tblStylePr w:type="lastCol">
       <w:rPr>
+        <w:rFonts w:ascii="Arial" w:hAnsi="Arial" w:cs="Arial" w:eastAsia="Arial"/>
         <w:b/>
         <w:bCs/>
       </w:rPr>
@@ -10107,7 +11348,7 @@
     <w:uiPriority w:val="67"/>
     <w:rsid w:val="00CB0664"/>
     <w:pPr>
-      <w:spacing w:after="0" w:line="240" w:lineRule="auto"/>
+      <w:spacing w:after="0" w:line="480" w:lineRule="auto"/>
     </w:pPr>
     <w:tblPr>
       <w:tblStyleRowBandSize w:val="1"/>
@@ -10133,12 +11374,14 @@
     </w:tcPr>
     <w:tblStylePr w:type="firstRow">
       <w:rPr>
+        <w:rFonts w:ascii="Arial" w:hAnsi="Arial" w:cs="Arial" w:eastAsia="Arial"/>
         <w:b/>
         <w:bCs/>
       </w:rPr>
     </w:tblStylePr>
     <w:tblStylePr w:type="lastRow">
       <w:rPr>
+        <w:rFonts w:ascii="Arial" w:hAnsi="Arial" w:cs="Arial" w:eastAsia="Arial"/>
         <w:b/>
         <w:bCs/>
       </w:rPr>
@@ -10151,12 +11394,14 @@
     </w:tblStylePr>
     <w:tblStylePr w:type="firstCol">
       <w:rPr>
+        <w:rFonts w:ascii="Arial" w:hAnsi="Arial" w:cs="Arial" w:eastAsia="Arial"/>
         <w:b/>
         <w:bCs/>
       </w:rPr>
     </w:tblStylePr>
     <w:tblStylePr w:type="lastCol">
       <w:rPr>
+        <w:rFonts w:ascii="Arial" w:hAnsi="Arial" w:cs="Arial" w:eastAsia="Arial"/>
         <w:b/>
         <w:bCs/>
       </w:rPr>
@@ -10180,7 +11425,7 @@
     <w:uiPriority w:val="67"/>
     <w:rsid w:val="00CB0664"/>
     <w:pPr>
-      <w:spacing w:after="0" w:line="240" w:lineRule="auto"/>
+      <w:spacing w:after="0" w:line="480" w:lineRule="auto"/>
     </w:pPr>
     <w:tblPr>
       <w:tblStyleRowBandSize w:val="1"/>
@@ -10206,12 +11451,14 @@
     </w:tcPr>
     <w:tblStylePr w:type="firstRow">
       <w:rPr>
+        <w:rFonts w:ascii="Arial" w:hAnsi="Arial" w:cs="Arial" w:eastAsia="Arial"/>
         <w:b/>
         <w:bCs/>
       </w:rPr>
     </w:tblStylePr>
     <w:tblStylePr w:type="lastRow">
       <w:rPr>
+        <w:rFonts w:ascii="Arial" w:hAnsi="Arial" w:cs="Arial" w:eastAsia="Arial"/>
         <w:b/>
         <w:bCs/>
       </w:rPr>
@@ -10224,12 +11471,14 @@
     </w:tblStylePr>
     <w:tblStylePr w:type="firstCol">
       <w:rPr>
+        <w:rFonts w:ascii="Arial" w:hAnsi="Arial" w:cs="Arial" w:eastAsia="Arial"/>
         <w:b/>
         <w:bCs/>
       </w:rPr>
     </w:tblStylePr>
     <w:tblStylePr w:type="lastCol">
       <w:rPr>
+        <w:rFonts w:ascii="Arial" w:hAnsi="Arial" w:cs="Arial" w:eastAsia="Arial"/>
         <w:b/>
         <w:bCs/>
       </w:rPr>
@@ -10253,7 +11502,7 @@
     <w:uiPriority w:val="67"/>
     <w:rsid w:val="00CB0664"/>
     <w:pPr>
-      <w:spacing w:after="0" w:line="240" w:lineRule="auto"/>
+      <w:spacing w:after="0" w:line="480" w:lineRule="auto"/>
     </w:pPr>
     <w:tblPr>
       <w:tblStyleRowBandSize w:val="1"/>
@@ -10279,12 +11528,14 @@
     </w:tcPr>
     <w:tblStylePr w:type="firstRow">
       <w:rPr>
+        <w:rFonts w:ascii="Arial" w:hAnsi="Arial" w:cs="Arial" w:eastAsia="Arial"/>
         <w:b/>
         <w:bCs/>
       </w:rPr>
     </w:tblStylePr>
     <w:tblStylePr w:type="lastRow">
       <w:rPr>
+        <w:rFonts w:ascii="Arial" w:hAnsi="Arial" w:cs="Arial" w:eastAsia="Arial"/>
         <w:b/>
         <w:bCs/>
       </w:rPr>
@@ -10297,12 +11548,14 @@
     </w:tblStylePr>
     <w:tblStylePr w:type="firstCol">
       <w:rPr>
+        <w:rFonts w:ascii="Arial" w:hAnsi="Arial" w:cs="Arial" w:eastAsia="Arial"/>
         <w:b/>
         <w:bCs/>
       </w:rPr>
     </w:tblStylePr>
     <w:tblStylePr w:type="lastCol">
       <w:rPr>
+        <w:rFonts w:ascii="Arial" w:hAnsi="Arial" w:cs="Arial" w:eastAsia="Arial"/>
         <w:b/>
         <w:bCs/>
       </w:rPr>
@@ -10326,10 +11579,10 @@
     <w:uiPriority w:val="68"/>
     <w:rsid w:val="00CB0664"/>
     <w:pPr>
-      <w:spacing w:after="0" w:line="240" w:lineRule="auto"/>
+      <w:spacing w:after="0" w:line="480" w:lineRule="auto"/>
     </w:pPr>
     <w:rPr>
-      <w:rFonts w:asciiTheme="majorHAnsi" w:eastAsiaTheme="majorEastAsia" w:hAnsiTheme="majorHAnsi" w:cstheme="majorBidi"/>
+      <w:rFonts w:ascii="Arial" w:hAnsi="Arial" w:cs="Arial" w:eastAsia="Arial"/>
       <w:color w:val="000000" w:themeColor="text1"/>
     </w:rPr>
     <w:tblPr>
@@ -10356,6 +11609,7 @@
     </w:tcPr>
     <w:tblStylePr w:type="firstRow">
       <w:rPr>
+        <w:rFonts w:ascii="Arial" w:hAnsi="Arial" w:cs="Arial" w:eastAsia="Arial"/>
         <w:b/>
         <w:bCs/>
         <w:color w:val="000000" w:themeColor="text1"/>
@@ -10367,6 +11621,7 @@
     </w:tblStylePr>
     <w:tblStylePr w:type="lastRow">
       <w:rPr>
+        <w:rFonts w:ascii="Arial" w:hAnsi="Arial" w:cs="Arial" w:eastAsia="Arial"/>
         <w:b/>
         <w:bCs/>
         <w:color w:val="000000" w:themeColor="text1"/>
@@ -10386,6 +11641,7 @@
     </w:tblStylePr>
     <w:tblStylePr w:type="firstCol">
       <w:rPr>
+        <w:rFonts w:ascii="Arial" w:hAnsi="Arial" w:cs="Arial" w:eastAsia="Arial"/>
         <w:b/>
         <w:bCs/>
         <w:color w:val="000000" w:themeColor="text1"/>
@@ -10405,6 +11661,7 @@
     </w:tblStylePr>
     <w:tblStylePr w:type="lastCol">
       <w:rPr>
+        <w:rFonts w:ascii="Arial" w:hAnsi="Arial" w:cs="Arial" w:eastAsia="Arial"/>
         <w:b w:val="0"/>
         <w:bCs w:val="0"/>
         <w:color w:val="000000" w:themeColor="text1"/>
@@ -10451,10 +11708,10 @@
     <w:uiPriority w:val="68"/>
     <w:rsid w:val="00CB0664"/>
     <w:pPr>
-      <w:spacing w:after="0" w:line="240" w:lineRule="auto"/>
+      <w:spacing w:after="0" w:line="480" w:lineRule="auto"/>
     </w:pPr>
     <w:rPr>
-      <w:rFonts w:asciiTheme="majorHAnsi" w:eastAsiaTheme="majorEastAsia" w:hAnsiTheme="majorHAnsi" w:cstheme="majorBidi"/>
+      <w:rFonts w:ascii="Arial" w:hAnsi="Arial" w:cs="Arial" w:eastAsia="Arial"/>
       <w:color w:val="000000" w:themeColor="text1"/>
     </w:rPr>
     <w:tblPr>
@@ -10481,6 +11738,7 @@
     </w:tcPr>
     <w:tblStylePr w:type="firstRow">
       <w:rPr>
+        <w:rFonts w:ascii="Arial" w:hAnsi="Arial" w:cs="Arial" w:eastAsia="Arial"/>
         <w:b/>
         <w:bCs/>
         <w:color w:val="000000" w:themeColor="text1"/>
@@ -10492,6 +11750,7 @@
     </w:tblStylePr>
     <w:tblStylePr w:type="lastRow">
       <w:rPr>
+        <w:rFonts w:ascii="Arial" w:hAnsi="Arial" w:cs="Arial" w:eastAsia="Arial"/>
         <w:b/>
         <w:bCs/>
         <w:color w:val="000000" w:themeColor="text1"/>
@@ -10511,6 +11770,7 @@
     </w:tblStylePr>
     <w:tblStylePr w:type="firstCol">
       <w:rPr>
+        <w:rFonts w:ascii="Arial" w:hAnsi="Arial" w:cs="Arial" w:eastAsia="Arial"/>
         <w:b/>
         <w:bCs/>
         <w:color w:val="000000" w:themeColor="text1"/>
@@ -10530,6 +11790,7 @@
     </w:tblStylePr>
     <w:tblStylePr w:type="lastCol">
       <w:rPr>
+        <w:rFonts w:ascii="Arial" w:hAnsi="Arial" w:cs="Arial" w:eastAsia="Arial"/>
         <w:b w:val="0"/>
         <w:bCs w:val="0"/>
         <w:color w:val="000000" w:themeColor="text1"/>
@@ -10576,10 +11837,10 @@
     <w:uiPriority w:val="68"/>
     <w:rsid w:val="00CB0664"/>
     <w:pPr>
-      <w:spacing w:after="0" w:line="240" w:lineRule="auto"/>
+      <w:spacing w:after="0" w:line="480" w:lineRule="auto"/>
     </w:pPr>
     <w:rPr>
-      <w:rFonts w:asciiTheme="majorHAnsi" w:eastAsiaTheme="majorEastAsia" w:hAnsiTheme="majorHAnsi" w:cstheme="majorBidi"/>
+      <w:rFonts w:ascii="Arial" w:hAnsi="Arial" w:cs="Arial" w:eastAsia="Arial"/>
       <w:color w:val="000000" w:themeColor="text1"/>
     </w:rPr>
     <w:tblPr>
@@ -10606,6 +11867,7 @@
     </w:tcPr>
     <w:tblStylePr w:type="firstRow">
       <w:rPr>
+        <w:rFonts w:ascii="Arial" w:hAnsi="Arial" w:cs="Arial" w:eastAsia="Arial"/>
         <w:b/>
         <w:bCs/>
         <w:color w:val="000000" w:themeColor="text1"/>
@@ -10617,6 +11879,7 @@
     </w:tblStylePr>
     <w:tblStylePr w:type="lastRow">
       <w:rPr>
+        <w:rFonts w:ascii="Arial" w:hAnsi="Arial" w:cs="Arial" w:eastAsia="Arial"/>
         <w:b/>
         <w:bCs/>
         <w:color w:val="000000" w:themeColor="text1"/>
@@ -10636,6 +11899,7 @@
     </w:tblStylePr>
     <w:tblStylePr w:type="firstCol">
       <w:rPr>
+        <w:rFonts w:ascii="Arial" w:hAnsi="Arial" w:cs="Arial" w:eastAsia="Arial"/>
         <w:b/>
         <w:bCs/>
         <w:color w:val="000000" w:themeColor="text1"/>
@@ -10655,6 +11919,7 @@
     </w:tblStylePr>
     <w:tblStylePr w:type="lastCol">
       <w:rPr>
+        <w:rFonts w:ascii="Arial" w:hAnsi="Arial" w:cs="Arial" w:eastAsia="Arial"/>
         <w:b w:val="0"/>
         <w:bCs w:val="0"/>
         <w:color w:val="000000" w:themeColor="text1"/>
@@ -10701,10 +11966,10 @@
     <w:uiPriority w:val="68"/>
     <w:rsid w:val="00CB0664"/>
     <w:pPr>
-      <w:spacing w:after="0" w:line="240" w:lineRule="auto"/>
+      <w:spacing w:after="0" w:line="480" w:lineRule="auto"/>
     </w:pPr>
     <w:rPr>
-      <w:rFonts w:asciiTheme="majorHAnsi" w:eastAsiaTheme="majorEastAsia" w:hAnsiTheme="majorHAnsi" w:cstheme="majorBidi"/>
+      <w:rFonts w:ascii="Arial" w:hAnsi="Arial" w:cs="Arial" w:eastAsia="Arial"/>
       <w:color w:val="000000" w:themeColor="text1"/>
     </w:rPr>
     <w:tblPr>
@@ -10731,6 +11996,7 @@
     </w:tcPr>
     <w:tblStylePr w:type="firstRow">
       <w:rPr>
+        <w:rFonts w:ascii="Arial" w:hAnsi="Arial" w:cs="Arial" w:eastAsia="Arial"/>
         <w:b/>
         <w:bCs/>
         <w:color w:val="000000" w:themeColor="text1"/>
@@ -10742,6 +12008,7 @@
     </w:tblStylePr>
     <w:tblStylePr w:type="lastRow">
       <w:rPr>
+        <w:rFonts w:ascii="Arial" w:hAnsi="Arial" w:cs="Arial" w:eastAsia="Arial"/>
         <w:b/>
         <w:bCs/>
         <w:color w:val="000000" w:themeColor="text1"/>
@@ -10761,6 +12028,7 @@
     </w:tblStylePr>
     <w:tblStylePr w:type="firstCol">
       <w:rPr>
+        <w:rFonts w:ascii="Arial" w:hAnsi="Arial" w:cs="Arial" w:eastAsia="Arial"/>
         <w:b/>
         <w:bCs/>
         <w:color w:val="000000" w:themeColor="text1"/>
@@ -10780,6 +12048,7 @@
     </w:tblStylePr>
     <w:tblStylePr w:type="lastCol">
       <w:rPr>
+        <w:rFonts w:ascii="Arial" w:hAnsi="Arial" w:cs="Arial" w:eastAsia="Arial"/>
         <w:b w:val="0"/>
         <w:bCs w:val="0"/>
         <w:color w:val="000000" w:themeColor="text1"/>
@@ -10826,10 +12095,10 @@
     <w:uiPriority w:val="68"/>
     <w:rsid w:val="00CB0664"/>
     <w:pPr>
-      <w:spacing w:after="0" w:line="240" w:lineRule="auto"/>
+      <w:spacing w:after="0" w:line="480" w:lineRule="auto"/>
     </w:pPr>
     <w:rPr>
-      <w:rFonts w:asciiTheme="majorHAnsi" w:eastAsiaTheme="majorEastAsia" w:hAnsiTheme="majorHAnsi" w:cstheme="majorBidi"/>
+      <w:rFonts w:ascii="Arial" w:hAnsi="Arial" w:cs="Arial" w:eastAsia="Arial"/>
       <w:color w:val="000000" w:themeColor="text1"/>
     </w:rPr>
     <w:tblPr>
@@ -10856,6 +12125,7 @@
     </w:tcPr>
     <w:tblStylePr w:type="firstRow">
       <w:rPr>
+        <w:rFonts w:ascii="Arial" w:hAnsi="Arial" w:cs="Arial" w:eastAsia="Arial"/>
         <w:b/>
         <w:bCs/>
         <w:color w:val="000000" w:themeColor="text1"/>
@@ -10867,6 +12137,7 @@
     </w:tblStylePr>
     <w:tblStylePr w:type="lastRow">
       <w:rPr>
+        <w:rFonts w:ascii="Arial" w:hAnsi="Arial" w:cs="Arial" w:eastAsia="Arial"/>
         <w:b/>
         <w:bCs/>
         <w:color w:val="000000" w:themeColor="text1"/>
@@ -10886,6 +12157,7 @@
     </w:tblStylePr>
     <w:tblStylePr w:type="firstCol">
       <w:rPr>
+        <w:rFonts w:ascii="Arial" w:hAnsi="Arial" w:cs="Arial" w:eastAsia="Arial"/>
         <w:b/>
         <w:bCs/>
         <w:color w:val="000000" w:themeColor="text1"/>
@@ -10905,6 +12177,7 @@
     </w:tblStylePr>
     <w:tblStylePr w:type="lastCol">
       <w:rPr>
+        <w:rFonts w:ascii="Arial" w:hAnsi="Arial" w:cs="Arial" w:eastAsia="Arial"/>
         <w:b w:val="0"/>
         <w:bCs w:val="0"/>
         <w:color w:val="000000" w:themeColor="text1"/>
@@ -10951,10 +12224,10 @@
     <w:uiPriority w:val="68"/>
     <w:rsid w:val="00CB0664"/>
     <w:pPr>
-      <w:spacing w:after="0" w:line="240" w:lineRule="auto"/>
+      <w:spacing w:after="0" w:line="480" w:lineRule="auto"/>
     </w:pPr>
     <w:rPr>
-      <w:rFonts w:asciiTheme="majorHAnsi" w:eastAsiaTheme="majorEastAsia" w:hAnsiTheme="majorHAnsi" w:cstheme="majorBidi"/>
+      <w:rFonts w:ascii="Arial" w:hAnsi="Arial" w:cs="Arial" w:eastAsia="Arial"/>
       <w:color w:val="000000" w:themeColor="text1"/>
     </w:rPr>
     <w:tblPr>
@@ -10981,6 +12254,7 @@
     </w:tcPr>
     <w:tblStylePr w:type="firstRow">
       <w:rPr>
+        <w:rFonts w:ascii="Arial" w:hAnsi="Arial" w:cs="Arial" w:eastAsia="Arial"/>
         <w:b/>
         <w:bCs/>
         <w:color w:val="000000" w:themeColor="text1"/>
@@ -10992,6 +12266,7 @@
     </w:tblStylePr>
     <w:tblStylePr w:type="lastRow">
       <w:rPr>
+        <w:rFonts w:ascii="Arial" w:hAnsi="Arial" w:cs="Arial" w:eastAsia="Arial"/>
         <w:b/>
         <w:bCs/>
         <w:color w:val="000000" w:themeColor="text1"/>
@@ -11011,6 +12286,7 @@
     </w:tblStylePr>
     <w:tblStylePr w:type="firstCol">
       <w:rPr>
+        <w:rFonts w:ascii="Arial" w:hAnsi="Arial" w:cs="Arial" w:eastAsia="Arial"/>
         <w:b/>
         <w:bCs/>
         <w:color w:val="000000" w:themeColor="text1"/>
@@ -11030,6 +12306,7 @@
     </w:tblStylePr>
     <w:tblStylePr w:type="lastCol">
       <w:rPr>
+        <w:rFonts w:ascii="Arial" w:hAnsi="Arial" w:cs="Arial" w:eastAsia="Arial"/>
         <w:b w:val="0"/>
         <w:bCs w:val="0"/>
         <w:color w:val="000000" w:themeColor="text1"/>
@@ -11076,10 +12353,10 @@
     <w:uiPriority w:val="68"/>
     <w:rsid w:val="00CB0664"/>
     <w:pPr>
-      <w:spacing w:after="0" w:line="240" w:lineRule="auto"/>
+      <w:spacing w:after="0" w:line="480" w:lineRule="auto"/>
     </w:pPr>
     <w:rPr>
-      <w:rFonts w:asciiTheme="majorHAnsi" w:eastAsiaTheme="majorEastAsia" w:hAnsiTheme="majorHAnsi" w:cstheme="majorBidi"/>
+      <w:rFonts w:ascii="Arial" w:hAnsi="Arial" w:cs="Arial" w:eastAsia="Arial"/>
       <w:color w:val="000000" w:themeColor="text1"/>
     </w:rPr>
     <w:tblPr>
@@ -11106,6 +12383,7 @@
     </w:tcPr>
     <w:tblStylePr w:type="firstRow">
       <w:rPr>
+        <w:rFonts w:ascii="Arial" w:hAnsi="Arial" w:cs="Arial" w:eastAsia="Arial"/>
         <w:b/>
         <w:bCs/>
         <w:color w:val="000000" w:themeColor="text1"/>
@@ -11117,6 +12395,7 @@
     </w:tblStylePr>
     <w:tblStylePr w:type="lastRow">
       <w:rPr>
+        <w:rFonts w:ascii="Arial" w:hAnsi="Arial" w:cs="Arial" w:eastAsia="Arial"/>
         <w:b/>
         <w:bCs/>
         <w:color w:val="000000" w:themeColor="text1"/>
@@ -11136,6 +12415,7 @@
     </w:tblStylePr>
     <w:tblStylePr w:type="firstCol">
       <w:rPr>
+        <w:rFonts w:ascii="Arial" w:hAnsi="Arial" w:cs="Arial" w:eastAsia="Arial"/>
         <w:b/>
         <w:bCs/>
         <w:color w:val="000000" w:themeColor="text1"/>
@@ -11155,6 +12435,7 @@
     </w:tblStylePr>
     <w:tblStylePr w:type="lastCol">
       <w:rPr>
+        <w:rFonts w:ascii="Arial" w:hAnsi="Arial" w:cs="Arial" w:eastAsia="Arial"/>
         <w:b w:val="0"/>
         <w:bCs w:val="0"/>
         <w:color w:val="000000" w:themeColor="text1"/>
@@ -11201,7 +12482,7 @@
     <w:uiPriority w:val="69"/>
     <w:rsid w:val="00CB0664"/>
     <w:pPr>
-      <w:spacing w:after="0" w:line="240" w:lineRule="auto"/>
+      <w:spacing w:after="0" w:line="480" w:lineRule="auto"/>
     </w:pPr>
     <w:tblPr>
       <w:tblStyleRowBandSize w:val="1"/>
@@ -11227,6 +12508,7 @@
     </w:tcPr>
     <w:tblStylePr w:type="firstRow">
       <w:rPr>
+        <w:rFonts w:ascii="Arial" w:hAnsi="Arial" w:cs="Arial" w:eastAsia="Arial"/>
         <w:b/>
         <w:bCs/>
         <w:i w:val="0"/>
@@ -11248,6 +12530,7 @@
     </w:tblStylePr>
     <w:tblStylePr w:type="lastRow">
       <w:rPr>
+        <w:rFonts w:ascii="Arial" w:hAnsi="Arial" w:cs="Arial" w:eastAsia="Arial"/>
         <w:b/>
         <w:bCs/>
         <w:i w:val="0"/>
@@ -11269,6 +12552,7 @@
     </w:tblStylePr>
     <w:tblStylePr w:type="firstCol">
       <w:rPr>
+        <w:rFonts w:ascii="Arial" w:hAnsi="Arial" w:cs="Arial" w:eastAsia="Arial"/>
         <w:b/>
         <w:bCs/>
         <w:i w:val="0"/>
@@ -11288,6 +12572,7 @@
     </w:tblStylePr>
     <w:tblStylePr w:type="lastCol">
       <w:rPr>
+        <w:rFonts w:ascii="Arial" w:hAnsi="Arial" w:cs="Arial" w:eastAsia="Arial"/>
         <w:b/>
         <w:bCs/>
         <w:i w:val="0"/>
@@ -11342,7 +12627,7 @@
     <w:uiPriority w:val="69"/>
     <w:rsid w:val="00CB0664"/>
     <w:pPr>
-      <w:spacing w:after="0" w:line="240" w:lineRule="auto"/>
+      <w:spacing w:after="0" w:line="480" w:lineRule="auto"/>
     </w:pPr>
     <w:tblPr>
       <w:tblStyleRowBandSize w:val="1"/>
@@ -11368,6 +12653,7 @@
     </w:tcPr>
     <w:tblStylePr w:type="firstRow">
       <w:rPr>
+        <w:rFonts w:ascii="Arial" w:hAnsi="Arial" w:cs="Arial" w:eastAsia="Arial"/>
         <w:b/>
         <w:bCs/>
         <w:i w:val="0"/>
@@ -11389,6 +12675,7 @@
     </w:tblStylePr>
     <w:tblStylePr w:type="lastRow">
       <w:rPr>
+        <w:rFonts w:ascii="Arial" w:hAnsi="Arial" w:cs="Arial" w:eastAsia="Arial"/>
         <w:b/>
         <w:bCs/>
         <w:i w:val="0"/>
@@ -11410,6 +12697,7 @@
     </w:tblStylePr>
     <w:tblStylePr w:type="firstCol">
       <w:rPr>
+        <w:rFonts w:ascii="Arial" w:hAnsi="Arial" w:cs="Arial" w:eastAsia="Arial"/>
         <w:b/>
         <w:bCs/>
         <w:i w:val="0"/>
@@ -11429,6 +12717,7 @@
     </w:tblStylePr>
     <w:tblStylePr w:type="lastCol">
       <w:rPr>
+        <w:rFonts w:ascii="Arial" w:hAnsi="Arial" w:cs="Arial" w:eastAsia="Arial"/>
         <w:b/>
         <w:bCs/>
         <w:i w:val="0"/>
@@ -11483,7 +12772,7 @@
     <w:uiPriority w:val="69"/>
     <w:rsid w:val="00CB0664"/>
     <w:pPr>
-      <w:spacing w:after="0" w:line="240" w:lineRule="auto"/>
+      <w:spacing w:after="0" w:line="480" w:lineRule="auto"/>
     </w:pPr>
     <w:tblPr>
       <w:tblStyleRowBandSize w:val="1"/>
@@ -11509,6 +12798,7 @@
     </w:tcPr>
     <w:tblStylePr w:type="firstRow">
       <w:rPr>
+        <w:rFonts w:ascii="Arial" w:hAnsi="Arial" w:cs="Arial" w:eastAsia="Arial"/>
         <w:b/>
         <w:bCs/>
         <w:i w:val="0"/>
@@ -11530,6 +12820,7 @@
     </w:tblStylePr>
     <w:tblStylePr w:type="lastRow">
       <w:rPr>
+        <w:rFonts w:ascii="Arial" w:hAnsi="Arial" w:cs="Arial" w:eastAsia="Arial"/>
         <w:b/>
         <w:bCs/>
         <w:i w:val="0"/>
@@ -11551,6 +12842,7 @@
     </w:tblStylePr>
     <w:tblStylePr w:type="firstCol">
       <w:rPr>
+        <w:rFonts w:ascii="Arial" w:hAnsi="Arial" w:cs="Arial" w:eastAsia="Arial"/>
         <w:b/>
         <w:bCs/>
         <w:i w:val="0"/>
@@ -11570,6 +12862,7 @@
     </w:tblStylePr>
     <w:tblStylePr w:type="lastCol">
       <w:rPr>
+        <w:rFonts w:ascii="Arial" w:hAnsi="Arial" w:cs="Arial" w:eastAsia="Arial"/>
         <w:b/>
         <w:bCs/>
         <w:i w:val="0"/>
@@ -11624,7 +12917,7 @@
     <w:uiPriority w:val="69"/>
     <w:rsid w:val="00CB0664"/>
     <w:pPr>
-      <w:spacing w:after="0" w:line="240" w:lineRule="auto"/>
+      <w:spacing w:after="0" w:line="480" w:lineRule="auto"/>
     </w:pPr>
     <w:tblPr>
       <w:tblStyleRowBandSize w:val="1"/>
@@ -11650,6 +12943,7 @@
     </w:tcPr>
     <w:tblStylePr w:type="firstRow">
       <w:rPr>
+        <w:rFonts w:ascii="Arial" w:hAnsi="Arial" w:cs="Arial" w:eastAsia="Arial"/>
         <w:b/>
         <w:bCs/>
         <w:i w:val="0"/>
@@ -11671,6 +12965,7 @@
     </w:tblStylePr>
     <w:tblStylePr w:type="lastRow">
       <w:rPr>
+        <w:rFonts w:ascii="Arial" w:hAnsi="Arial" w:cs="Arial" w:eastAsia="Arial"/>
         <w:b/>
         <w:bCs/>
         <w:i w:val="0"/>
@@ -11692,6 +12987,7 @@
     </w:tblStylePr>
     <w:tblStylePr w:type="firstCol">
       <w:rPr>
+        <w:rFonts w:ascii="Arial" w:hAnsi="Arial" w:cs="Arial" w:eastAsia="Arial"/>
         <w:b/>
         <w:bCs/>
         <w:i w:val="0"/>
@@ -11711,6 +13007,7 @@
     </w:tblStylePr>
     <w:tblStylePr w:type="lastCol">
       <w:rPr>
+        <w:rFonts w:ascii="Arial" w:hAnsi="Arial" w:cs="Arial" w:eastAsia="Arial"/>
         <w:b/>
         <w:bCs/>
         <w:i w:val="0"/>
@@ -11765,7 +13062,7 @@
     <w:uiPriority w:val="69"/>
     <w:rsid w:val="00CB0664"/>
     <w:pPr>
-      <w:spacing w:after="0" w:line="240" w:lineRule="auto"/>
+      <w:spacing w:after="0" w:line="480" w:lineRule="auto"/>
     </w:pPr>
     <w:tblPr>
       <w:tblStyleRowBandSize w:val="1"/>
@@ -11791,6 +13088,7 @@
     </w:tcPr>
     <w:tblStylePr w:type="firstRow">
       <w:rPr>
+        <w:rFonts w:ascii="Arial" w:hAnsi="Arial" w:cs="Arial" w:eastAsia="Arial"/>
         <w:b/>
         <w:bCs/>
         <w:i w:val="0"/>
@@ -11812,6 +13110,7 @@
     </w:tblStylePr>
     <w:tblStylePr w:type="lastRow">
       <w:rPr>
+        <w:rFonts w:ascii="Arial" w:hAnsi="Arial" w:cs="Arial" w:eastAsia="Arial"/>
         <w:b/>
         <w:bCs/>
         <w:i w:val="0"/>
@@ -11833,6 +13132,7 @@
     </w:tblStylePr>
     <w:tblStylePr w:type="firstCol">
       <w:rPr>
+        <w:rFonts w:ascii="Arial" w:hAnsi="Arial" w:cs="Arial" w:eastAsia="Arial"/>
         <w:b/>
         <w:bCs/>
         <w:i w:val="0"/>
@@ -11852,6 +13152,7 @@
     </w:tblStylePr>
     <w:tblStylePr w:type="lastCol">
       <w:rPr>
+        <w:rFonts w:ascii="Arial" w:hAnsi="Arial" w:cs="Arial" w:eastAsia="Arial"/>
         <w:b/>
         <w:bCs/>
         <w:i w:val="0"/>
@@ -11906,7 +13207,7 @@
     <w:uiPriority w:val="69"/>
     <w:rsid w:val="00CB0664"/>
     <w:pPr>
-      <w:spacing w:after="0" w:line="240" w:lineRule="auto"/>
+      <w:spacing w:after="0" w:line="480" w:lineRule="auto"/>
     </w:pPr>
     <w:tblPr>
       <w:tblStyleRowBandSize w:val="1"/>
@@ -11932,6 +13233,7 @@
     </w:tcPr>
     <w:tblStylePr w:type="firstRow">
       <w:rPr>
+        <w:rFonts w:ascii="Arial" w:hAnsi="Arial" w:cs="Arial" w:eastAsia="Arial"/>
         <w:b/>
         <w:bCs/>
         <w:i w:val="0"/>
@@ -11953,6 +13255,7 @@
     </w:tblStylePr>
     <w:tblStylePr w:type="lastRow">
       <w:rPr>
+        <w:rFonts w:ascii="Arial" w:hAnsi="Arial" w:cs="Arial" w:eastAsia="Arial"/>
         <w:b/>
         <w:bCs/>
         <w:i w:val="0"/>
@@ -11974,6 +13277,7 @@
     </w:tblStylePr>
     <w:tblStylePr w:type="firstCol">
       <w:rPr>
+        <w:rFonts w:ascii="Arial" w:hAnsi="Arial" w:cs="Arial" w:eastAsia="Arial"/>
         <w:b/>
         <w:bCs/>
         <w:i w:val="0"/>
@@ -11993,6 +13297,7 @@
     </w:tblStylePr>
     <w:tblStylePr w:type="lastCol">
       <w:rPr>
+        <w:rFonts w:ascii="Arial" w:hAnsi="Arial" w:cs="Arial" w:eastAsia="Arial"/>
         <w:b/>
         <w:bCs/>
         <w:i w:val="0"/>
@@ -12047,7 +13352,7 @@
     <w:uiPriority w:val="69"/>
     <w:rsid w:val="00CB0664"/>
     <w:pPr>
-      <w:spacing w:after="0" w:line="240" w:lineRule="auto"/>
+      <w:spacing w:after="0" w:line="480" w:lineRule="auto"/>
     </w:pPr>
     <w:tblPr>
       <w:tblStyleRowBandSize w:val="1"/>
@@ -12073,6 +13378,7 @@
     </w:tcPr>
     <w:tblStylePr w:type="firstRow">
       <w:rPr>
+        <w:rFonts w:ascii="Arial" w:hAnsi="Arial" w:cs="Arial" w:eastAsia="Arial"/>
         <w:b/>
         <w:bCs/>
         <w:i w:val="0"/>
@@ -12094,6 +13400,7 @@
     </w:tblStylePr>
     <w:tblStylePr w:type="lastRow">
       <w:rPr>
+        <w:rFonts w:ascii="Arial" w:hAnsi="Arial" w:cs="Arial" w:eastAsia="Arial"/>
         <w:b/>
         <w:bCs/>
         <w:i w:val="0"/>
@@ -12115,6 +13422,7 @@
     </w:tblStylePr>
     <w:tblStylePr w:type="firstCol">
       <w:rPr>
+        <w:rFonts w:ascii="Arial" w:hAnsi="Arial" w:cs="Arial" w:eastAsia="Arial"/>
         <w:b/>
         <w:bCs/>
         <w:i w:val="0"/>
@@ -12134,6 +13442,7 @@
     </w:tblStylePr>
     <w:tblStylePr w:type="lastCol">
       <w:rPr>
+        <w:rFonts w:ascii="Arial" w:hAnsi="Arial" w:cs="Arial" w:eastAsia="Arial"/>
         <w:b/>
         <w:bCs/>
         <w:i w:val="0"/>
@@ -12188,9 +13497,10 @@
     <w:uiPriority w:val="70"/>
     <w:rsid w:val="00CB0664"/>
     <w:pPr>
-      <w:spacing w:after="0" w:line="240" w:lineRule="auto"/>
+      <w:spacing w:after="0" w:line="480" w:lineRule="auto"/>
     </w:pPr>
     <w:rPr>
+      <w:rFonts w:ascii="Arial" w:hAnsi="Arial" w:cs="Arial" w:eastAsia="Arial"/>
       <w:color w:val="FFFFFF" w:themeColor="background1"/>
     </w:rPr>
     <w:tblPr>
@@ -12209,6 +13519,7 @@
     </w:tcPr>
     <w:tblStylePr w:type="firstRow">
       <w:rPr>
+        <w:rFonts w:ascii="Arial" w:hAnsi="Arial" w:cs="Arial" w:eastAsia="Arial"/>
         <w:b/>
         <w:bCs/>
       </w:rPr>
@@ -12302,9 +13613,10 @@
     <w:uiPriority w:val="70"/>
     <w:rsid w:val="00CB0664"/>
     <w:pPr>
-      <w:spacing w:after="0" w:line="240" w:lineRule="auto"/>
+      <w:spacing w:after="0" w:line="480" w:lineRule="auto"/>
     </w:pPr>
     <w:rPr>
+      <w:rFonts w:ascii="Arial" w:hAnsi="Arial" w:cs="Arial" w:eastAsia="Arial"/>
       <w:color w:val="FFFFFF" w:themeColor="background1"/>
     </w:rPr>
     <w:tblPr>
@@ -12323,6 +13635,7 @@
     </w:tcPr>
     <w:tblStylePr w:type="firstRow">
       <w:rPr>
+        <w:rFonts w:ascii="Arial" w:hAnsi="Arial" w:cs="Arial" w:eastAsia="Arial"/>
         <w:b/>
         <w:bCs/>
       </w:rPr>
@@ -12416,9 +13729,10 @@
     <w:uiPriority w:val="70"/>
     <w:rsid w:val="00CB0664"/>
     <w:pPr>
-      <w:spacing w:after="0" w:line="240" w:lineRule="auto"/>
+      <w:spacing w:after="0" w:line="480" w:lineRule="auto"/>
     </w:pPr>
     <w:rPr>
+      <w:rFonts w:ascii="Arial" w:hAnsi="Arial" w:cs="Arial" w:eastAsia="Arial"/>
       <w:color w:val="FFFFFF" w:themeColor="background1"/>
     </w:rPr>
     <w:tblPr>
@@ -12437,6 +13751,7 @@
     </w:tcPr>
     <w:tblStylePr w:type="firstRow">
       <w:rPr>
+        <w:rFonts w:ascii="Arial" w:hAnsi="Arial" w:cs="Arial" w:eastAsia="Arial"/>
         <w:b/>
         <w:bCs/>
       </w:rPr>
@@ -12530,9 +13845,10 @@
     <w:uiPriority w:val="70"/>
     <w:rsid w:val="00CB0664"/>
     <w:pPr>
-      <w:spacing w:after="0" w:line="240" w:lineRule="auto"/>
+      <w:spacing w:after="0" w:line="480" w:lineRule="auto"/>
     </w:pPr>
     <w:rPr>
+      <w:rFonts w:ascii="Arial" w:hAnsi="Arial" w:cs="Arial" w:eastAsia="Arial"/>
       <w:color w:val="FFFFFF" w:themeColor="background1"/>
     </w:rPr>
     <w:tblPr>
@@ -12551,6 +13867,7 @@
     </w:tcPr>
     <w:tblStylePr w:type="firstRow">
       <w:rPr>
+        <w:rFonts w:ascii="Arial" w:hAnsi="Arial" w:cs="Arial" w:eastAsia="Arial"/>
         <w:b/>
         <w:bCs/>
       </w:rPr>
@@ -12644,9 +13961,10 @@
     <w:uiPriority w:val="70"/>
     <w:rsid w:val="00CB0664"/>
     <w:pPr>
-      <w:spacing w:after="0" w:line="240" w:lineRule="auto"/>
+      <w:spacing w:after="0" w:line="480" w:lineRule="auto"/>
     </w:pPr>
     <w:rPr>
+      <w:rFonts w:ascii="Arial" w:hAnsi="Arial" w:cs="Arial" w:eastAsia="Arial"/>
       <w:color w:val="FFFFFF" w:themeColor="background1"/>
     </w:rPr>
     <w:tblPr>
@@ -12665,6 +13983,7 @@
     </w:tcPr>
     <w:tblStylePr w:type="firstRow">
       <w:rPr>
+        <w:rFonts w:ascii="Arial" w:hAnsi="Arial" w:cs="Arial" w:eastAsia="Arial"/>
         <w:b/>
         <w:bCs/>
       </w:rPr>
@@ -12758,9 +14077,10 @@
     <w:uiPriority w:val="70"/>
     <w:rsid w:val="00CB0664"/>
     <w:pPr>
-      <w:spacing w:after="0" w:line="240" w:lineRule="auto"/>
+      <w:spacing w:after="0" w:line="480" w:lineRule="auto"/>
     </w:pPr>
     <w:rPr>
+      <w:rFonts w:ascii="Arial" w:hAnsi="Arial" w:cs="Arial" w:eastAsia="Arial"/>
       <w:color w:val="FFFFFF" w:themeColor="background1"/>
     </w:rPr>
     <w:tblPr>
@@ -12779,6 +14099,7 @@
     </w:tcPr>
     <w:tblStylePr w:type="firstRow">
       <w:rPr>
+        <w:rFonts w:ascii="Arial" w:hAnsi="Arial" w:cs="Arial" w:eastAsia="Arial"/>
         <w:b/>
         <w:bCs/>
       </w:rPr>
@@ -12872,9 +14193,10 @@
     <w:uiPriority w:val="70"/>
     <w:rsid w:val="00CB0664"/>
     <w:pPr>
-      <w:spacing w:after="0" w:line="240" w:lineRule="auto"/>
+      <w:spacing w:after="0" w:line="480" w:lineRule="auto"/>
     </w:pPr>
     <w:rPr>
+      <w:rFonts w:ascii="Arial" w:hAnsi="Arial" w:cs="Arial" w:eastAsia="Arial"/>
       <w:color w:val="FFFFFF" w:themeColor="background1"/>
     </w:rPr>
     <w:tblPr>
@@ -12893,6 +14215,7 @@
     </w:tcPr>
     <w:tblStylePr w:type="firstRow">
       <w:rPr>
+        <w:rFonts w:ascii="Arial" w:hAnsi="Arial" w:cs="Arial" w:eastAsia="Arial"/>
         <w:b/>
         <w:bCs/>
       </w:rPr>
@@ -12986,9 +14309,10 @@
     <w:uiPriority w:val="71"/>
     <w:rsid w:val="00CB0664"/>
     <w:pPr>
-      <w:spacing w:after="0" w:line="240" w:lineRule="auto"/>
+      <w:spacing w:after="0" w:line="480" w:lineRule="auto"/>
     </w:pPr>
     <w:rPr>
+      <w:rFonts w:ascii="Arial" w:hAnsi="Arial" w:cs="Arial" w:eastAsia="Arial"/>
       <w:color w:val="000000" w:themeColor="text1"/>
     </w:rPr>
     <w:tblPr>
@@ -13015,6 +14339,7 @@
     </w:tcPr>
     <w:tblStylePr w:type="firstRow">
       <w:rPr>
+        <w:rFonts w:ascii="Arial" w:hAnsi="Arial" w:cs="Arial" w:eastAsia="Arial"/>
         <w:b/>
         <w:bCs/>
       </w:rPr>
@@ -13033,6 +14358,7 @@
     </w:tblStylePr>
     <w:tblStylePr w:type="lastRow">
       <w:rPr>
+        <w:rFonts w:ascii="Arial" w:hAnsi="Arial" w:cs="Arial" w:eastAsia="Arial"/>
         <w:b/>
         <w:bCs/>
         <w:color w:val="FFFFFF" w:themeColor="background1"/>
@@ -13047,6 +14373,7 @@
     </w:tblStylePr>
     <w:tblStylePr w:type="firstCol">
       <w:rPr>
+        <w:rFonts w:ascii="Arial" w:hAnsi="Arial" w:cs="Arial" w:eastAsia="Arial"/>
         <w:color w:val="FFFFFF" w:themeColor="background1"/>
       </w:rPr>
       <w:tblPr/>
@@ -13064,6 +14391,7 @@
     </w:tblStylePr>
     <w:tblStylePr w:type="lastCol">
       <w:rPr>
+        <w:rFonts w:ascii="Arial" w:hAnsi="Arial" w:cs="Arial" w:eastAsia="Arial"/>
         <w:color w:val="FFFFFF" w:themeColor="background1"/>
       </w:rPr>
       <w:tblPr/>
@@ -13093,11 +14421,13 @@
     </w:tblStylePr>
     <w:tblStylePr w:type="neCell">
       <w:rPr>
+        <w:rFonts w:ascii="Arial" w:hAnsi="Arial" w:cs="Arial" w:eastAsia="Arial"/>
         <w:color w:val="000000" w:themeColor="text1"/>
       </w:rPr>
     </w:tblStylePr>
     <w:tblStylePr w:type="nwCell">
       <w:rPr>
+        <w:rFonts w:ascii="Arial" w:hAnsi="Arial" w:cs="Arial" w:eastAsia="Arial"/>
         <w:color w:val="000000" w:themeColor="text1"/>
       </w:rPr>
     </w:tblStylePr>
@@ -13108,9 +14438,10 @@
     <w:uiPriority w:val="71"/>
     <w:rsid w:val="00CB0664"/>
     <w:pPr>
-      <w:spacing w:after="0" w:line="240" w:lineRule="auto"/>
+      <w:spacing w:after="0" w:line="480" w:lineRule="auto"/>
     </w:pPr>
     <w:rPr>
+      <w:rFonts w:ascii="Arial" w:hAnsi="Arial" w:cs="Arial" w:eastAsia="Arial"/>
       <w:color w:val="000000" w:themeColor="text1"/>
     </w:rPr>
     <w:tblPr>
@@ -13137,6 +14468,7 @@
     </w:tcPr>
     <w:tblStylePr w:type="firstRow">
       <w:rPr>
+        <w:rFonts w:ascii="Arial" w:hAnsi="Arial" w:cs="Arial" w:eastAsia="Arial"/>
         <w:b/>
         <w:bCs/>
       </w:rPr>
@@ -13155,6 +14487,7 @@
     </w:tblStylePr>
     <w:tblStylePr w:type="lastRow">
       <w:rPr>
+        <w:rFonts w:ascii="Arial" w:hAnsi="Arial" w:cs="Arial" w:eastAsia="Arial"/>
         <w:b/>
         <w:bCs/>
         <w:color w:val="FFFFFF" w:themeColor="background1"/>
@@ -13169,6 +14502,7 @@
     </w:tblStylePr>
     <w:tblStylePr w:type="firstCol">
       <w:rPr>
+        <w:rFonts w:ascii="Arial" w:hAnsi="Arial" w:cs="Arial" w:eastAsia="Arial"/>
         <w:color w:val="FFFFFF" w:themeColor="background1"/>
       </w:rPr>
       <w:tblPr/>
@@ -13186,6 +14520,7 @@
     </w:tblStylePr>
     <w:tblStylePr w:type="lastCol">
       <w:rPr>
+        <w:rFonts w:ascii="Arial" w:hAnsi="Arial" w:cs="Arial" w:eastAsia="Arial"/>
         <w:color w:val="FFFFFF" w:themeColor="background1"/>
       </w:rPr>
       <w:tblPr/>
@@ -13215,11 +14550,13 @@
     </w:tblStylePr>
     <w:tblStylePr w:type="neCell">
       <w:rPr>
+        <w:rFonts w:ascii="Arial" w:hAnsi="Arial" w:cs="Arial" w:eastAsia="Arial"/>
         <w:color w:val="000000" w:themeColor="text1"/>
       </w:rPr>
     </w:tblStylePr>
     <w:tblStylePr w:type="nwCell">
       <w:rPr>
+        <w:rFonts w:ascii="Arial" w:hAnsi="Arial" w:cs="Arial" w:eastAsia="Arial"/>
         <w:color w:val="000000" w:themeColor="text1"/>
       </w:rPr>
     </w:tblStylePr>
@@ -13230,9 +14567,10 @@
     <w:uiPriority w:val="71"/>
     <w:rsid w:val="00CB0664"/>
     <w:pPr>
-      <w:spacing w:after="0" w:line="240" w:lineRule="auto"/>
+      <w:spacing w:after="0" w:line="480" w:lineRule="auto"/>
     </w:pPr>
     <w:rPr>
+      <w:rFonts w:ascii="Arial" w:hAnsi="Arial" w:cs="Arial" w:eastAsia="Arial"/>
       <w:color w:val="000000" w:themeColor="text1"/>
     </w:rPr>
     <w:tblPr>
@@ -13259,6 +14597,7 @@
     </w:tcPr>
     <w:tblStylePr w:type="firstRow">
       <w:rPr>
+        <w:rFonts w:ascii="Arial" w:hAnsi="Arial" w:cs="Arial" w:eastAsia="Arial"/>
         <w:b/>
         <w:bCs/>
       </w:rPr>
@@ -13277,6 +14616,7 @@
     </w:tblStylePr>
     <w:tblStylePr w:type="lastRow">
       <w:rPr>
+        <w:rFonts w:ascii="Arial" w:hAnsi="Arial" w:cs="Arial" w:eastAsia="Arial"/>
         <w:b/>
         <w:bCs/>
         <w:color w:val="FFFFFF" w:themeColor="background1"/>
@@ -13291,6 +14631,7 @@
     </w:tblStylePr>
     <w:tblStylePr w:type="firstCol">
       <w:rPr>
+        <w:rFonts w:ascii="Arial" w:hAnsi="Arial" w:cs="Arial" w:eastAsia="Arial"/>
         <w:color w:val="FFFFFF" w:themeColor="background1"/>
       </w:rPr>
       <w:tblPr/>
@@ -13308,6 +14649,7 @@
     </w:tblStylePr>
     <w:tblStylePr w:type="lastCol">
       <w:rPr>
+        <w:rFonts w:ascii="Arial" w:hAnsi="Arial" w:cs="Arial" w:eastAsia="Arial"/>
         <w:color w:val="FFFFFF" w:themeColor="background1"/>
       </w:rPr>
       <w:tblPr/>
@@ -13337,11 +14679,13 @@
     </w:tblStylePr>
     <w:tblStylePr w:type="neCell">
       <w:rPr>
+        <w:rFonts w:ascii="Arial" w:hAnsi="Arial" w:cs="Arial" w:eastAsia="Arial"/>
         <w:color w:val="000000" w:themeColor="text1"/>
       </w:rPr>
     </w:tblStylePr>
     <w:tblStylePr w:type="nwCell">
       <w:rPr>
+        <w:rFonts w:ascii="Arial" w:hAnsi="Arial" w:cs="Arial" w:eastAsia="Arial"/>
         <w:color w:val="000000" w:themeColor="text1"/>
       </w:rPr>
     </w:tblStylePr>
@@ -13352,9 +14696,10 @@
     <w:uiPriority w:val="71"/>
     <w:rsid w:val="00CB0664"/>
     <w:pPr>
-      <w:spacing w:after="0" w:line="240" w:lineRule="auto"/>
+      <w:spacing w:after="0" w:line="480" w:lineRule="auto"/>
     </w:pPr>
     <w:rPr>
+      <w:rFonts w:ascii="Arial" w:hAnsi="Arial" w:cs="Arial" w:eastAsia="Arial"/>
       <w:color w:val="000000" w:themeColor="text1"/>
     </w:rPr>
     <w:tblPr>
@@ -13381,6 +14726,7 @@
     </w:tcPr>
     <w:tblStylePr w:type="firstRow">
       <w:rPr>
+        <w:rFonts w:ascii="Arial" w:hAnsi="Arial" w:cs="Arial" w:eastAsia="Arial"/>
         <w:b/>
         <w:bCs/>
       </w:rPr>
@@ -13399,6 +14745,7 @@
     </w:tblStylePr>
     <w:tblStylePr w:type="lastRow">
       <w:rPr>
+        <w:rFonts w:ascii="Arial" w:hAnsi="Arial" w:cs="Arial" w:eastAsia="Arial"/>
         <w:b/>
         <w:bCs/>
         <w:color w:val="FFFFFF" w:themeColor="background1"/>
@@ -13413,6 +14760,7 @@
     </w:tblStylePr>
     <w:tblStylePr w:type="firstCol">
       <w:rPr>
+        <w:rFonts w:ascii="Arial" w:hAnsi="Arial" w:cs="Arial" w:eastAsia="Arial"/>
         <w:color w:val="FFFFFF" w:themeColor="background1"/>
       </w:rPr>
       <w:tblPr/>
@@ -13430,6 +14778,7 @@
     </w:tblStylePr>
     <w:tblStylePr w:type="lastCol">
       <w:rPr>
+        <w:rFonts w:ascii="Arial" w:hAnsi="Arial" w:cs="Arial" w:eastAsia="Arial"/>
         <w:color w:val="FFFFFF" w:themeColor="background1"/>
       </w:rPr>
       <w:tblPr/>
@@ -13464,9 +14813,10 @@
     <w:uiPriority w:val="71"/>
     <w:rsid w:val="00CB0664"/>
     <w:pPr>
-      <w:spacing w:after="0" w:line="240" w:lineRule="auto"/>
+      <w:spacing w:after="0" w:line="480" w:lineRule="auto"/>
     </w:pPr>
     <w:rPr>
+      <w:rFonts w:ascii="Arial" w:hAnsi="Arial" w:cs="Arial" w:eastAsia="Arial"/>
       <w:color w:val="000000" w:themeColor="text1"/>
     </w:rPr>
     <w:tblPr>
@@ -13493,6 +14843,7 @@
     </w:tcPr>
     <w:tblStylePr w:type="firstRow">
       <w:rPr>
+        <w:rFonts w:ascii="Arial" w:hAnsi="Arial" w:cs="Arial" w:eastAsia="Arial"/>
         <w:b/>
         <w:bCs/>
       </w:rPr>
@@ -13511,6 +14862,7 @@
     </w:tblStylePr>
     <w:tblStylePr w:type="lastRow">
       <w:rPr>
+        <w:rFonts w:ascii="Arial" w:hAnsi="Arial" w:cs="Arial" w:eastAsia="Arial"/>
         <w:b/>
         <w:bCs/>
         <w:color w:val="FFFFFF" w:themeColor="background1"/>
@@ -13525,6 +14877,7 @@
     </w:tblStylePr>
     <w:tblStylePr w:type="firstCol">
       <w:rPr>
+        <w:rFonts w:ascii="Arial" w:hAnsi="Arial" w:cs="Arial" w:eastAsia="Arial"/>
         <w:color w:val="FFFFFF" w:themeColor="background1"/>
       </w:rPr>
       <w:tblPr/>
@@ -13542,6 +14895,7 @@
     </w:tblStylePr>
     <w:tblStylePr w:type="lastCol">
       <w:rPr>
+        <w:rFonts w:ascii="Arial" w:hAnsi="Arial" w:cs="Arial" w:eastAsia="Arial"/>
         <w:color w:val="FFFFFF" w:themeColor="background1"/>
       </w:rPr>
       <w:tblPr/>
@@ -13571,11 +14925,13 @@
     </w:tblStylePr>
     <w:tblStylePr w:type="neCell">
       <w:rPr>
+        <w:rFonts w:ascii="Arial" w:hAnsi="Arial" w:cs="Arial" w:eastAsia="Arial"/>
         <w:color w:val="000000" w:themeColor="text1"/>
       </w:rPr>
     </w:tblStylePr>
     <w:tblStylePr w:type="nwCell">
       <w:rPr>
+        <w:rFonts w:ascii="Arial" w:hAnsi="Arial" w:cs="Arial" w:eastAsia="Arial"/>
         <w:color w:val="000000" w:themeColor="text1"/>
       </w:rPr>
     </w:tblStylePr>
@@ -13586,9 +14942,10 @@
     <w:uiPriority w:val="71"/>
     <w:rsid w:val="00CB0664"/>
     <w:pPr>
-      <w:spacing w:after="0" w:line="240" w:lineRule="auto"/>
+      <w:spacing w:after="0" w:line="480" w:lineRule="auto"/>
     </w:pPr>
     <w:rPr>
+      <w:rFonts w:ascii="Arial" w:hAnsi="Arial" w:cs="Arial" w:eastAsia="Arial"/>
       <w:color w:val="000000" w:themeColor="text1"/>
     </w:rPr>
     <w:tblPr>
@@ -13615,6 +14972,7 @@
     </w:tcPr>
     <w:tblStylePr w:type="firstRow">
       <w:rPr>
+        <w:rFonts w:ascii="Arial" w:hAnsi="Arial" w:cs="Arial" w:eastAsia="Arial"/>
         <w:b/>
         <w:bCs/>
       </w:rPr>
@@ -13633,6 +14991,7 @@
     </w:tblStylePr>
     <w:tblStylePr w:type="lastRow">
       <w:rPr>
+        <w:rFonts w:ascii="Arial" w:hAnsi="Arial" w:cs="Arial" w:eastAsia="Arial"/>
         <w:b/>
         <w:bCs/>
         <w:color w:val="FFFFFF" w:themeColor="background1"/>
@@ -13647,6 +15006,7 @@
     </w:tblStylePr>
     <w:tblStylePr w:type="firstCol">
       <w:rPr>
+        <w:rFonts w:ascii="Arial" w:hAnsi="Arial" w:cs="Arial" w:eastAsia="Arial"/>
         <w:color w:val="FFFFFF" w:themeColor="background1"/>
       </w:rPr>
       <w:tblPr/>
@@ -13664,6 +15024,7 @@
     </w:tblStylePr>
     <w:tblStylePr w:type="lastCol">
       <w:rPr>
+        <w:rFonts w:ascii="Arial" w:hAnsi="Arial" w:cs="Arial" w:eastAsia="Arial"/>
         <w:color w:val="FFFFFF" w:themeColor="background1"/>
       </w:rPr>
       <w:tblPr/>
@@ -13693,11 +15054,13 @@
     </w:tblStylePr>
     <w:tblStylePr w:type="neCell">
       <w:rPr>
+        <w:rFonts w:ascii="Arial" w:hAnsi="Arial" w:cs="Arial" w:eastAsia="Arial"/>
         <w:color w:val="000000" w:themeColor="text1"/>
       </w:rPr>
     </w:tblStylePr>
     <w:tblStylePr w:type="nwCell">
       <w:rPr>
+        <w:rFonts w:ascii="Arial" w:hAnsi="Arial" w:cs="Arial" w:eastAsia="Arial"/>
         <w:color w:val="000000" w:themeColor="text1"/>
       </w:rPr>
     </w:tblStylePr>
@@ -13708,9 +15071,10 @@
     <w:uiPriority w:val="71"/>
     <w:rsid w:val="00CB0664"/>
     <w:pPr>
-      <w:spacing w:after="0" w:line="240" w:lineRule="auto"/>
+      <w:spacing w:after="0" w:line="480" w:lineRule="auto"/>
     </w:pPr>
     <w:rPr>
+      <w:rFonts w:ascii="Arial" w:hAnsi="Arial" w:cs="Arial" w:eastAsia="Arial"/>
       <w:color w:val="000000" w:themeColor="text1"/>
     </w:rPr>
     <w:tblPr>
@@ -13737,6 +15101,7 @@
     </w:tcPr>
     <w:tblStylePr w:type="firstRow">
       <w:rPr>
+        <w:rFonts w:ascii="Arial" w:hAnsi="Arial" w:cs="Arial" w:eastAsia="Arial"/>
         <w:b/>
         <w:bCs/>
       </w:rPr>
@@ -13755,6 +15120,7 @@
     </w:tblStylePr>
     <w:tblStylePr w:type="lastRow">
       <w:rPr>
+        <w:rFonts w:ascii="Arial" w:hAnsi="Arial" w:cs="Arial" w:eastAsia="Arial"/>
         <w:b/>
         <w:bCs/>
         <w:color w:val="FFFFFF" w:themeColor="background1"/>
@@ -13769,6 +15135,7 @@
     </w:tblStylePr>
     <w:tblStylePr w:type="firstCol">
       <w:rPr>
+        <w:rFonts w:ascii="Arial" w:hAnsi="Arial" w:cs="Arial" w:eastAsia="Arial"/>
         <w:color w:val="FFFFFF" w:themeColor="background1"/>
       </w:rPr>
       <w:tblPr/>
@@ -13786,6 +15153,7 @@
     </w:tblStylePr>
     <w:tblStylePr w:type="lastCol">
       <w:rPr>
+        <w:rFonts w:ascii="Arial" w:hAnsi="Arial" w:cs="Arial" w:eastAsia="Arial"/>
         <w:color w:val="FFFFFF" w:themeColor="background1"/>
       </w:rPr>
       <w:tblPr/>
@@ -13815,11 +15183,13 @@
     </w:tblStylePr>
     <w:tblStylePr w:type="neCell">
       <w:rPr>
+        <w:rFonts w:ascii="Arial" w:hAnsi="Arial" w:cs="Arial" w:eastAsia="Arial"/>
         <w:color w:val="000000" w:themeColor="text1"/>
       </w:rPr>
     </w:tblStylePr>
     <w:tblStylePr w:type="nwCell">
       <w:rPr>
+        <w:rFonts w:ascii="Arial" w:hAnsi="Arial" w:cs="Arial" w:eastAsia="Arial"/>
         <w:color w:val="000000" w:themeColor="text1"/>
       </w:rPr>
     </w:tblStylePr>
@@ -13830,9 +15200,10 @@
     <w:uiPriority w:val="72"/>
     <w:rsid w:val="00CB0664"/>
     <w:pPr>
-      <w:spacing w:after="0" w:line="240" w:lineRule="auto"/>
+      <w:spacing w:after="0" w:line="480" w:lineRule="auto"/>
     </w:pPr>
     <w:rPr>
+      <w:rFonts w:ascii="Arial" w:hAnsi="Arial" w:cs="Arial" w:eastAsia="Arial"/>
       <w:color w:val="000000" w:themeColor="text1"/>
     </w:rPr>
     <w:tblPr>
@@ -13851,6 +15222,7 @@
     </w:tcPr>
     <w:tblStylePr w:type="firstRow">
       <w:rPr>
+        <w:rFonts w:ascii="Arial" w:hAnsi="Arial" w:cs="Arial" w:eastAsia="Arial"/>
         <w:b/>
         <w:bCs/>
         <w:color w:val="FFFFFF" w:themeColor="background1"/>
@@ -13865,6 +15237,7 @@
     </w:tblStylePr>
     <w:tblStylePr w:type="lastRow">
       <w:rPr>
+        <w:rFonts w:ascii="Arial" w:hAnsi="Arial" w:cs="Arial" w:eastAsia="Arial"/>
         <w:b/>
         <w:bCs/>
         <w:color w:val="9E3A38" w:themeColor="accent2" w:themeShade="CC"/>
@@ -13879,12 +15252,14 @@
     </w:tblStylePr>
     <w:tblStylePr w:type="firstCol">
       <w:rPr>
+        <w:rFonts w:ascii="Arial" w:hAnsi="Arial" w:cs="Arial" w:eastAsia="Arial"/>
         <w:b/>
         <w:bCs/>
       </w:rPr>
     </w:tblStylePr>
     <w:tblStylePr w:type="lastCol">
       <w:rPr>
+        <w:rFonts w:ascii="Arial" w:hAnsi="Arial" w:cs="Arial" w:eastAsia="Arial"/>
         <w:b/>
         <w:bCs/>
       </w:rPr>
@@ -13916,9 +15291,10 @@
     <w:uiPriority w:val="72"/>
     <w:rsid w:val="00CB0664"/>
     <w:pPr>
-      <w:spacing w:after="0" w:line="240" w:lineRule="auto"/>
+      <w:spacing w:after="0" w:line="480" w:lineRule="auto"/>
     </w:pPr>
     <w:rPr>
+      <w:rFonts w:ascii="Arial" w:hAnsi="Arial" w:cs="Arial" w:eastAsia="Arial"/>
       <w:color w:val="000000" w:themeColor="text1"/>
     </w:rPr>
     <w:tblPr>
@@ -13937,6 +15313,7 @@
     </w:tcPr>
     <w:tblStylePr w:type="firstRow">
       <w:rPr>
+        <w:rFonts w:ascii="Arial" w:hAnsi="Arial" w:cs="Arial" w:eastAsia="Arial"/>
         <w:b/>
         <w:bCs/>
         <w:color w:val="FFFFFF" w:themeColor="background1"/>
@@ -13951,6 +15328,7 @@
     </w:tblStylePr>
     <w:tblStylePr w:type="lastRow">
       <w:rPr>
+        <w:rFonts w:ascii="Arial" w:hAnsi="Arial" w:cs="Arial" w:eastAsia="Arial"/>
         <w:b/>
         <w:bCs/>
         <w:color w:val="9E3A38" w:themeColor="accent2" w:themeShade="CC"/>
@@ -13965,12 +15343,14 @@
     </w:tblStylePr>
     <w:tblStylePr w:type="firstCol">
       <w:rPr>
+        <w:rFonts w:ascii="Arial" w:hAnsi="Arial" w:cs="Arial" w:eastAsia="Arial"/>
         <w:b/>
         <w:bCs/>
       </w:rPr>
     </w:tblStylePr>
     <w:tblStylePr w:type="lastCol">
       <w:rPr>
+        <w:rFonts w:ascii="Arial" w:hAnsi="Arial" w:cs="Arial" w:eastAsia="Arial"/>
         <w:b/>
         <w:bCs/>
       </w:rPr>
@@ -14002,9 +15382,10 @@
     <w:uiPriority w:val="72"/>
     <w:rsid w:val="00CB0664"/>
     <w:pPr>
-      <w:spacing w:after="0" w:line="240" w:lineRule="auto"/>
+      <w:spacing w:after="0" w:line="480" w:lineRule="auto"/>
     </w:pPr>
     <w:rPr>
+      <w:rFonts w:ascii="Arial" w:hAnsi="Arial" w:cs="Arial" w:eastAsia="Arial"/>
       <w:color w:val="000000" w:themeColor="text1"/>
     </w:rPr>
     <w:tblPr>
@@ -14023,6 +15404,7 @@
     </w:tcPr>
     <w:tblStylePr w:type="firstRow">
       <w:rPr>
+        <w:rFonts w:ascii="Arial" w:hAnsi="Arial" w:cs="Arial" w:eastAsia="Arial"/>
         <w:b/>
         <w:bCs/>
         <w:color w:val="FFFFFF" w:themeColor="background1"/>
@@ -14037,6 +15419,7 @@
     </w:tblStylePr>
     <w:tblStylePr w:type="lastRow">
       <w:rPr>
+        <w:rFonts w:ascii="Arial" w:hAnsi="Arial" w:cs="Arial" w:eastAsia="Arial"/>
         <w:b/>
         <w:bCs/>
         <w:color w:val="9E3A38" w:themeColor="accent2" w:themeShade="CC"/>
@@ -14051,12 +15434,14 @@
     </w:tblStylePr>
     <w:tblStylePr w:type="firstCol">
       <w:rPr>
+        <w:rFonts w:ascii="Arial" w:hAnsi="Arial" w:cs="Arial" w:eastAsia="Arial"/>
         <w:b/>
         <w:bCs/>
       </w:rPr>
     </w:tblStylePr>
     <w:tblStylePr w:type="lastCol">
       <w:rPr>
+        <w:rFonts w:ascii="Arial" w:hAnsi="Arial" w:cs="Arial" w:eastAsia="Arial"/>
         <w:b/>
         <w:bCs/>
       </w:rPr>
@@ -14088,9 +15473,10 @@
     <w:uiPriority w:val="72"/>
     <w:rsid w:val="00CB0664"/>
     <w:pPr>
-      <w:spacing w:after="0" w:line="240" w:lineRule="auto"/>
+      <w:spacing w:after="0" w:line="480" w:lineRule="auto"/>
     </w:pPr>
     <w:rPr>
+      <w:rFonts w:ascii="Arial" w:hAnsi="Arial" w:cs="Arial" w:eastAsia="Arial"/>
       <w:color w:val="000000" w:themeColor="text1"/>
     </w:rPr>
     <w:tblPr>
@@ -14109,6 +15495,7 @@
     </w:tcPr>
     <w:tblStylePr w:type="firstRow">
       <w:rPr>
+        <w:rFonts w:ascii="Arial" w:hAnsi="Arial" w:cs="Arial" w:eastAsia="Arial"/>
         <w:b/>
         <w:bCs/>
         <w:color w:val="FFFFFF" w:themeColor="background1"/>
@@ -14123,6 +15510,7 @@
     </w:tblStylePr>
     <w:tblStylePr w:type="lastRow">
       <w:rPr>
+        <w:rFonts w:ascii="Arial" w:hAnsi="Arial" w:cs="Arial" w:eastAsia="Arial"/>
         <w:b/>
         <w:bCs/>
         <w:color w:val="664E82" w:themeColor="accent4" w:themeShade="CC"/>
@@ -14137,12 +15525,14 @@
     </w:tblStylePr>
     <w:tblStylePr w:type="firstCol">
       <w:rPr>
+        <w:rFonts w:ascii="Arial" w:hAnsi="Arial" w:cs="Arial" w:eastAsia="Arial"/>
         <w:b/>
         <w:bCs/>
       </w:rPr>
     </w:tblStylePr>
     <w:tblStylePr w:type="lastCol">
       <w:rPr>
+        <w:rFonts w:ascii="Arial" w:hAnsi="Arial" w:cs="Arial" w:eastAsia="Arial"/>
         <w:b/>
         <w:bCs/>
       </w:rPr>
@@ -14174,9 +15564,10 @@
     <w:uiPriority w:val="72"/>
     <w:rsid w:val="00CB0664"/>
     <w:pPr>
-      <w:spacing w:after="0" w:line="240" w:lineRule="auto"/>
+      <w:spacing w:after="0" w:line="480" w:lineRule="auto"/>
     </w:pPr>
     <w:rPr>
+      <w:rFonts w:ascii="Arial" w:hAnsi="Arial" w:cs="Arial" w:eastAsia="Arial"/>
       <w:color w:val="000000" w:themeColor="text1"/>
     </w:rPr>
     <w:tblPr>
@@ -14195,6 +15586,7 @@
     </w:tcPr>
     <w:tblStylePr w:type="firstRow">
       <w:rPr>
+        <w:rFonts w:ascii="Arial" w:hAnsi="Arial" w:cs="Arial" w:eastAsia="Arial"/>
         <w:b/>
         <w:bCs/>
         <w:color w:val="FFFFFF" w:themeColor="background1"/>
@@ -14209,6 +15601,7 @@
     </w:tblStylePr>
     <w:tblStylePr w:type="lastRow">
       <w:rPr>
+        <w:rFonts w:ascii="Arial" w:hAnsi="Arial" w:cs="Arial" w:eastAsia="Arial"/>
         <w:b/>
         <w:bCs/>
         <w:color w:val="7E9C40" w:themeColor="accent3" w:themeShade="CC"/>
@@ -14223,12 +15616,14 @@
     </w:tblStylePr>
     <w:tblStylePr w:type="firstCol">
       <w:rPr>
+        <w:rFonts w:ascii="Arial" w:hAnsi="Arial" w:cs="Arial" w:eastAsia="Arial"/>
         <w:b/>
         <w:bCs/>
       </w:rPr>
     </w:tblStylePr>
     <w:tblStylePr w:type="lastCol">
       <w:rPr>
+        <w:rFonts w:ascii="Arial" w:hAnsi="Arial" w:cs="Arial" w:eastAsia="Arial"/>
         <w:b/>
         <w:bCs/>
       </w:rPr>
@@ -14260,9 +15655,10 @@
     <w:uiPriority w:val="72"/>
     <w:rsid w:val="00CB0664"/>
     <w:pPr>
-      <w:spacing w:after="0" w:line="240" w:lineRule="auto"/>
+      <w:spacing w:after="0" w:line="480" w:lineRule="auto"/>
     </w:pPr>
     <w:rPr>
+      <w:rFonts w:ascii="Arial" w:hAnsi="Arial" w:cs="Arial" w:eastAsia="Arial"/>
       <w:color w:val="000000" w:themeColor="text1"/>
     </w:rPr>
     <w:tblPr>
@@ -14281,6 +15677,7 @@
     </w:tcPr>
     <w:tblStylePr w:type="firstRow">
       <w:rPr>
+        <w:rFonts w:ascii="Arial" w:hAnsi="Arial" w:cs="Arial" w:eastAsia="Arial"/>
         <w:b/>
         <w:bCs/>
         <w:color w:val="FFFFFF" w:themeColor="background1"/>
@@ -14295,6 +15692,7 @@
     </w:tblStylePr>
     <w:tblStylePr w:type="lastRow">
       <w:rPr>
+        <w:rFonts w:ascii="Arial" w:hAnsi="Arial" w:cs="Arial" w:eastAsia="Arial"/>
         <w:b/>
         <w:bCs/>
         <w:color w:val="F2730A" w:themeColor="accent6" w:themeShade="CC"/>
@@ -14309,12 +15707,14 @@
     </w:tblStylePr>
     <w:tblStylePr w:type="firstCol">
       <w:rPr>
+        <w:rFonts w:ascii="Arial" w:hAnsi="Arial" w:cs="Arial" w:eastAsia="Arial"/>
         <w:b/>
         <w:bCs/>
       </w:rPr>
     </w:tblStylePr>
     <w:tblStylePr w:type="lastCol">
       <w:rPr>
+        <w:rFonts w:ascii="Arial" w:hAnsi="Arial" w:cs="Arial" w:eastAsia="Arial"/>
         <w:b/>
         <w:bCs/>
       </w:rPr>
@@ -14346,9 +15746,10 @@
     <w:uiPriority w:val="72"/>
     <w:rsid w:val="00CB0664"/>
     <w:pPr>
-      <w:spacing w:after="0" w:line="240" w:lineRule="auto"/>
+      <w:spacing w:after="0" w:line="480" w:lineRule="auto"/>
     </w:pPr>
     <w:rPr>
+      <w:rFonts w:ascii="Arial" w:hAnsi="Arial" w:cs="Arial" w:eastAsia="Arial"/>
       <w:color w:val="000000" w:themeColor="text1"/>
     </w:rPr>
     <w:tblPr>
@@ -14367,6 +15768,7 @@
     </w:tcPr>
     <w:tblStylePr w:type="firstRow">
       <w:rPr>
+        <w:rFonts w:ascii="Arial" w:hAnsi="Arial" w:cs="Arial" w:eastAsia="Arial"/>
         <w:b/>
         <w:bCs/>
         <w:color w:val="FFFFFF" w:themeColor="background1"/>
@@ -14381,6 +15783,7 @@
     </w:tblStylePr>
     <w:tblStylePr w:type="lastRow">
       <w:rPr>
+        <w:rFonts w:ascii="Arial" w:hAnsi="Arial" w:cs="Arial" w:eastAsia="Arial"/>
         <w:b/>
         <w:bCs/>
         <w:color w:val="348DA5" w:themeColor="accent5" w:themeShade="CC"/>
@@ -14395,12 +15798,14 @@
     </w:tblStylePr>
     <w:tblStylePr w:type="firstCol">
       <w:rPr>
+        <w:rFonts w:ascii="Arial" w:hAnsi="Arial" w:cs="Arial" w:eastAsia="Arial"/>
         <w:b/>
         <w:bCs/>
       </w:rPr>
     </w:tblStylePr>
     <w:tblStylePr w:type="lastCol">
       <w:rPr>
+        <w:rFonts w:ascii="Arial" w:hAnsi="Arial" w:cs="Arial" w:eastAsia="Arial"/>
         <w:b/>
         <w:bCs/>
       </w:rPr>
@@ -14432,9 +15837,10 @@
     <w:uiPriority w:val="73"/>
     <w:rsid w:val="00CB0664"/>
     <w:pPr>
-      <w:spacing w:after="0" w:line="240" w:lineRule="auto"/>
+      <w:spacing w:after="0" w:line="480" w:lineRule="auto"/>
     </w:pPr>
     <w:rPr>
+      <w:rFonts w:ascii="Arial" w:hAnsi="Arial" w:cs="Arial" w:eastAsia="Arial"/>
       <w:color w:val="000000" w:themeColor="text1"/>
     </w:rPr>
     <w:tblPr>
@@ -14456,6 +15862,7 @@
     </w:tcPr>
     <w:tblStylePr w:type="firstRow">
       <w:rPr>
+        <w:rFonts w:ascii="Arial" w:hAnsi="Arial" w:cs="Arial" w:eastAsia="Arial"/>
         <w:b/>
         <w:bCs/>
       </w:rPr>
@@ -14466,6 +15873,7 @@
     </w:tblStylePr>
     <w:tblStylePr w:type="lastRow">
       <w:rPr>
+        <w:rFonts w:ascii="Arial" w:hAnsi="Arial" w:cs="Arial" w:eastAsia="Arial"/>
         <w:b/>
         <w:bCs/>
         <w:color w:val="000000" w:themeColor="text1"/>
@@ -14477,6 +15885,7 @@
     </w:tblStylePr>
     <w:tblStylePr w:type="firstCol">
       <w:rPr>
+        <w:rFonts w:ascii="Arial" w:hAnsi="Arial" w:cs="Arial" w:eastAsia="Arial"/>
         <w:color w:val="FFFFFF" w:themeColor="background1"/>
       </w:rPr>
       <w:tblPr/>
@@ -14486,6 +15895,7 @@
     </w:tblStylePr>
     <w:tblStylePr w:type="lastCol">
       <w:rPr>
+        <w:rFonts w:ascii="Arial" w:hAnsi="Arial" w:cs="Arial" w:eastAsia="Arial"/>
         <w:color w:val="FFFFFF" w:themeColor="background1"/>
       </w:rPr>
       <w:tblPr/>
@@ -14512,9 +15922,10 @@
     <w:uiPriority w:val="73"/>
     <w:rsid w:val="00CB0664"/>
     <w:pPr>
-      <w:spacing w:after="0" w:line="240" w:lineRule="auto"/>
+      <w:spacing w:after="0" w:line="480" w:lineRule="auto"/>
     </w:pPr>
     <w:rPr>
+      <w:rFonts w:ascii="Arial" w:hAnsi="Arial" w:cs="Arial" w:eastAsia="Arial"/>
       <w:color w:val="000000" w:themeColor="text1"/>
     </w:rPr>
     <w:tblPr>
@@ -14536,6 +15947,7 @@
     </w:tcPr>
     <w:tblStylePr w:type="firstRow">
       <w:rPr>
+        <w:rFonts w:ascii="Arial" w:hAnsi="Arial" w:cs="Arial" w:eastAsia="Arial"/>
         <w:b/>
         <w:bCs/>
       </w:rPr>
@@ -14546,6 +15958,7 @@
     </w:tblStylePr>
     <w:tblStylePr w:type="lastRow">
       <w:rPr>
+        <w:rFonts w:ascii="Arial" w:hAnsi="Arial" w:cs="Arial" w:eastAsia="Arial"/>
         <w:b/>
         <w:bCs/>
         <w:color w:val="000000" w:themeColor="text1"/>
@@ -14557,6 +15970,7 @@
     </w:tblStylePr>
     <w:tblStylePr w:type="firstCol">
       <w:rPr>
+        <w:rFonts w:ascii="Arial" w:hAnsi="Arial" w:cs="Arial" w:eastAsia="Arial"/>
         <w:color w:val="FFFFFF" w:themeColor="background1"/>
       </w:rPr>
       <w:tblPr/>
@@ -14566,6 +15980,7 @@
     </w:tblStylePr>
     <w:tblStylePr w:type="lastCol">
       <w:rPr>
+        <w:rFonts w:ascii="Arial" w:hAnsi="Arial" w:cs="Arial" w:eastAsia="Arial"/>
         <w:color w:val="FFFFFF" w:themeColor="background1"/>
       </w:rPr>
       <w:tblPr/>
@@ -14592,9 +16007,10 @@
     <w:uiPriority w:val="73"/>
     <w:rsid w:val="00CB0664"/>
     <w:pPr>
-      <w:spacing w:after="0" w:line="240" w:lineRule="auto"/>
+      <w:spacing w:after="0" w:line="480" w:lineRule="auto"/>
     </w:pPr>
     <w:rPr>
+      <w:rFonts w:ascii="Arial" w:hAnsi="Arial" w:cs="Arial" w:eastAsia="Arial"/>
       <w:color w:val="000000" w:themeColor="text1"/>
     </w:rPr>
     <w:tblPr>
@@ -14616,6 +16032,7 @@
     </w:tcPr>
     <w:tblStylePr w:type="firstRow">
       <w:rPr>
+        <w:rFonts w:ascii="Arial" w:hAnsi="Arial" w:cs="Arial" w:eastAsia="Arial"/>
         <w:b/>
         <w:bCs/>
       </w:rPr>
@@ -14626,6 +16043,7 @@
     </w:tblStylePr>
     <w:tblStylePr w:type="lastRow">
       <w:rPr>
+        <w:rFonts w:ascii="Arial" w:hAnsi="Arial" w:cs="Arial" w:eastAsia="Arial"/>
         <w:b/>
         <w:bCs/>
         <w:color w:val="000000" w:themeColor="text1"/>
@@ -14637,6 +16055,7 @@
     </w:tblStylePr>
     <w:tblStylePr w:type="firstCol">
       <w:rPr>
+        <w:rFonts w:ascii="Arial" w:hAnsi="Arial" w:cs="Arial" w:eastAsia="Arial"/>
         <w:color w:val="FFFFFF" w:themeColor="background1"/>
       </w:rPr>
       <w:tblPr/>
@@ -14646,6 +16065,7 @@
     </w:tblStylePr>
     <w:tblStylePr w:type="lastCol">
       <w:rPr>
+        <w:rFonts w:ascii="Arial" w:hAnsi="Arial" w:cs="Arial" w:eastAsia="Arial"/>
         <w:color w:val="FFFFFF" w:themeColor="background1"/>
       </w:rPr>
       <w:tblPr/>
@@ -14672,9 +16092,10 @@
     <w:uiPriority w:val="73"/>
     <w:rsid w:val="00CB0664"/>
     <w:pPr>
-      <w:spacing w:after="0" w:line="240" w:lineRule="auto"/>
+      <w:spacing w:after="0" w:line="480" w:lineRule="auto"/>
     </w:pPr>
     <w:rPr>
+      <w:rFonts w:ascii="Arial" w:hAnsi="Arial" w:cs="Arial" w:eastAsia="Arial"/>
       <w:color w:val="000000" w:themeColor="text1"/>
     </w:rPr>
     <w:tblPr>
@@ -14696,6 +16117,7 @@
     </w:tcPr>
     <w:tblStylePr w:type="firstRow">
       <w:rPr>
+        <w:rFonts w:ascii="Arial" w:hAnsi="Arial" w:cs="Arial" w:eastAsia="Arial"/>
         <w:b/>
         <w:bCs/>
       </w:rPr>
@@ -14706,6 +16128,7 @@
     </w:tblStylePr>
     <w:tblStylePr w:type="lastRow">
       <w:rPr>
+        <w:rFonts w:ascii="Arial" w:hAnsi="Arial" w:cs="Arial" w:eastAsia="Arial"/>
         <w:b/>
         <w:bCs/>
         <w:color w:val="000000" w:themeColor="text1"/>
@@ -14717,6 +16140,7 @@
     </w:tblStylePr>
     <w:tblStylePr w:type="firstCol">
       <w:rPr>
+        <w:rFonts w:ascii="Arial" w:hAnsi="Arial" w:cs="Arial" w:eastAsia="Arial"/>
         <w:color w:val="FFFFFF" w:themeColor="background1"/>
       </w:rPr>
       <w:tblPr/>
@@ -14726,6 +16150,7 @@
     </w:tblStylePr>
     <w:tblStylePr w:type="lastCol">
       <w:rPr>
+        <w:rFonts w:ascii="Arial" w:hAnsi="Arial" w:cs="Arial" w:eastAsia="Arial"/>
         <w:color w:val="FFFFFF" w:themeColor="background1"/>
       </w:rPr>
       <w:tblPr/>
@@ -14752,9 +16177,10 @@
     <w:uiPriority w:val="73"/>
     <w:rsid w:val="00CB0664"/>
     <w:pPr>
-      <w:spacing w:after="0" w:line="240" w:lineRule="auto"/>
+      <w:spacing w:after="0" w:line="480" w:lineRule="auto"/>
     </w:pPr>
     <w:rPr>
+      <w:rFonts w:ascii="Arial" w:hAnsi="Arial" w:cs="Arial" w:eastAsia="Arial"/>
       <w:color w:val="000000" w:themeColor="text1"/>
     </w:rPr>
     <w:tblPr>
@@ -14776,6 +16202,7 @@
     </w:tcPr>
     <w:tblStylePr w:type="firstRow">
       <w:rPr>
+        <w:rFonts w:ascii="Arial" w:hAnsi="Arial" w:cs="Arial" w:eastAsia="Arial"/>
         <w:b/>
         <w:bCs/>
       </w:rPr>
@@ -14786,6 +16213,7 @@
     </w:tblStylePr>
     <w:tblStylePr w:type="lastRow">
       <w:rPr>
+        <w:rFonts w:ascii="Arial" w:hAnsi="Arial" w:cs="Arial" w:eastAsia="Arial"/>
         <w:b/>
         <w:bCs/>
         <w:color w:val="000000" w:themeColor="text1"/>
@@ -14797,6 +16225,7 @@
     </w:tblStylePr>
     <w:tblStylePr w:type="firstCol">
       <w:rPr>
+        <w:rFonts w:ascii="Arial" w:hAnsi="Arial" w:cs="Arial" w:eastAsia="Arial"/>
         <w:color w:val="FFFFFF" w:themeColor="background1"/>
       </w:rPr>
       <w:tblPr/>
@@ -14806,6 +16235,7 @@
     </w:tblStylePr>
     <w:tblStylePr w:type="lastCol">
       <w:rPr>
+        <w:rFonts w:ascii="Arial" w:hAnsi="Arial" w:cs="Arial" w:eastAsia="Arial"/>
         <w:color w:val="FFFFFF" w:themeColor="background1"/>
       </w:rPr>
       <w:tblPr/>
@@ -14832,9 +16262,10 @@
     <w:uiPriority w:val="73"/>
     <w:rsid w:val="00CB0664"/>
     <w:pPr>
-      <w:spacing w:after="0" w:line="240" w:lineRule="auto"/>
+      <w:spacing w:after="0" w:line="480" w:lineRule="auto"/>
     </w:pPr>
     <w:rPr>
+      <w:rFonts w:ascii="Arial" w:hAnsi="Arial" w:cs="Arial" w:eastAsia="Arial"/>
       <w:color w:val="000000" w:themeColor="text1"/>
     </w:rPr>
     <w:tblPr>
@@ -14856,6 +16287,7 @@
     </w:tcPr>
     <w:tblStylePr w:type="firstRow">
       <w:rPr>
+        <w:rFonts w:ascii="Arial" w:hAnsi="Arial" w:cs="Arial" w:eastAsia="Arial"/>
         <w:b/>
         <w:bCs/>
       </w:rPr>
@@ -14866,6 +16298,7 @@
     </w:tblStylePr>
     <w:tblStylePr w:type="lastRow">
       <w:rPr>
+        <w:rFonts w:ascii="Arial" w:hAnsi="Arial" w:cs="Arial" w:eastAsia="Arial"/>
         <w:b/>
         <w:bCs/>
         <w:color w:val="000000" w:themeColor="text1"/>
@@ -14877,6 +16310,7 @@
     </w:tblStylePr>
     <w:tblStylePr w:type="firstCol">
       <w:rPr>
+        <w:rFonts w:ascii="Arial" w:hAnsi="Arial" w:cs="Arial" w:eastAsia="Arial"/>
         <w:color w:val="FFFFFF" w:themeColor="background1"/>
       </w:rPr>
       <w:tblPr/>
@@ -14886,6 +16320,7 @@
     </w:tblStylePr>
     <w:tblStylePr w:type="lastCol">
       <w:rPr>
+        <w:rFonts w:ascii="Arial" w:hAnsi="Arial" w:cs="Arial" w:eastAsia="Arial"/>
         <w:color w:val="FFFFFF" w:themeColor="background1"/>
       </w:rPr>
       <w:tblPr/>
@@ -14912,9 +16347,10 @@
     <w:uiPriority w:val="73"/>
     <w:rsid w:val="00CB0664"/>
     <w:pPr>
-      <w:spacing w:after="0" w:line="240" w:lineRule="auto"/>
+      <w:spacing w:after="0" w:line="480" w:lineRule="auto"/>
     </w:pPr>
     <w:rPr>
+      <w:rFonts w:ascii="Arial" w:hAnsi="Arial" w:cs="Arial" w:eastAsia="Arial"/>
       <w:color w:val="000000" w:themeColor="text1"/>
     </w:rPr>
     <w:tblPr>
@@ -14936,6 +16372,7 @@
     </w:tcPr>
     <w:tblStylePr w:type="firstRow">
       <w:rPr>
+        <w:rFonts w:ascii="Arial" w:hAnsi="Arial" w:cs="Arial" w:eastAsia="Arial"/>
         <w:b/>
         <w:bCs/>
       </w:rPr>
@@ -14946,6 +16383,7 @@
     </w:tblStylePr>
     <w:tblStylePr w:type="lastRow">
       <w:rPr>
+        <w:rFonts w:ascii="Arial" w:hAnsi="Arial" w:cs="Arial" w:eastAsia="Arial"/>
         <w:b/>
         <w:bCs/>
         <w:color w:val="000000" w:themeColor="text1"/>
@@ -14957,6 +16395,7 @@
     </w:tblStylePr>
     <w:tblStylePr w:type="firstCol">
       <w:rPr>
+        <w:rFonts w:ascii="Arial" w:hAnsi="Arial" w:cs="Arial" w:eastAsia="Arial"/>
         <w:color w:val="FFFFFF" w:themeColor="background1"/>
       </w:rPr>
       <w:tblPr/>
@@ -14966,6 +16405,7 @@
     </w:tblStylePr>
     <w:tblStylePr w:type="lastCol">
       <w:rPr>
+        <w:rFonts w:ascii="Arial" w:hAnsi="Arial" w:cs="Arial" w:eastAsia="Arial"/>
         <w:color w:val="FFFFFF" w:themeColor="background1"/>
       </w:rPr>
       <w:tblPr/>

--- a/SubPages/Security_Risk/docs/Unit11_Reflection.docx
+++ b/SubPages/Security_Risk/docs/Unit11_Reflection.docx
@@ -3393,13 +3393,13 @@
           <w:rFonts w:ascii="Arial" w:hAnsi="Arial" w:cs="Arial" w:eastAsia="Arial"/>
           <w:i/>
         </w:rPr>
-        <w:t>A risk assessment report for Pampered Pets based on ISO/IEC 27005:2022 and ISO 31000:2018</w:t>
+        <w:t>A risk assessment report for Pampered Pets based on IEC27005:2022 / ISO/IEC31000:2018</w:t>
       </w:r>
       <w:r>
         <w:rPr>
           <w:rFonts w:ascii="Arial" w:hAnsi="Arial" w:cs="Arial" w:eastAsia="Arial"/>
         </w:rPr>
-        <w:t>. Unpublished team report, Security and Risk Management module. University of Essex Online.</w:t>
+        <w:t xml:space="preserve"> [sic]. Unpublished team report, Security and Risk Management module. University of Essex Online.</w:t>
       </w:r>
     </w:p>
     <w:p>
